--- a/Отчет_2_семестр.docx
+++ b/Отчет_2_семестр.docx
@@ -380,57 +380,54 @@
     <w:p>
       <w:pPr>
         <w:ind w:firstLine="0"/>
-        <w:rPr>
-          <w:u w:val="single"/>
-        </w:rPr>
       </w:pPr>
       <w:r>
         <w:rPr>
           <w:b/>
           <w:bCs/>
         </w:rPr>
-        <w:t xml:space="preserve">Сроки прохождения практики: </w:t>
-      </w:r>
-      <w:r>
+        <w:t>Сроки прохождения практики: с 09.02.2026 г. по 30.05.2026 г.</w:t>
+      </w:r>
+    </w:p>
+    <w:p>
+      <w:pPr>
+        <w:ind w:firstLine="0"/>
         <w:rPr>
           <w:b/>
           <w:bCs/>
-          <w:u w:val="single"/>
-        </w:rPr>
-        <w:t>с 09.02.2026 г. по 30.05.2026 г.</w:t>
-      </w:r>
+        </w:rPr>
+      </w:pPr>
     </w:p>
     <w:p>
       <w:pPr>
         <w:ind w:firstLine="0"/>
+        <w:jc w:val="left"/>
         <w:rPr>
           <w:b/>
           <w:bCs/>
-        </w:rPr>
-      </w:pPr>
-    </w:p>
-    <w:p>
-      <w:pPr>
-        <w:ind w:firstLine="0"/>
+          <w:lang w:val="ru-RU"/>
+        </w:rPr>
+      </w:pPr>
+      <w:r>
         <w:rPr>
           <w:b/>
           <w:bCs/>
         </w:rPr>
-      </w:pPr>
+        <w:t xml:space="preserve">Руководитель практики </w:t>
+      </w:r>
       <w:r>
         <w:rPr>
           <w:b/>
           <w:bCs/>
         </w:rPr>
-        <w:t xml:space="preserve">Руководитель практики </w:t>
+        <w:tab/>
       </w:r>
       <w:r>
         <w:rPr>
           <w:b/>
           <w:bCs/>
         </w:rPr>
-        <w:br/>
-        <w:t xml:space="preserve">от профильной организации   </w:t>
+        <w:tab/>
       </w:r>
       <w:r>
         <w:rPr>
@@ -440,11 +437,58 @@
         <w:t>Сидорова Елена Анатольевна, доцент</w:t>
       </w:r>
       <w:r>
+        <w:rPr>
+          <w:lang w:val="ru-RU"/>
+        </w:rPr>
+        <w:t xml:space="preserve">      _</w:t>
+      </w:r>
+      <w:r>
+        <w:t>______</w:t>
+      </w:r>
+    </w:p>
+    <w:p>
+      <w:pPr>
+        <w:ind w:firstLine="0"/>
+        <w:jc w:val="left"/>
+        <w:rPr>
+          <w:b/>
+          <w:bCs/>
+        </w:rPr>
+      </w:pPr>
+      <w:r>
+        <w:rPr>
+          <w:b/>
+          <w:bCs/>
+        </w:rPr>
+        <w:t xml:space="preserve">от профильной организации   </w:t>
+      </w:r>
+      <w:r>
         <w:t xml:space="preserve"> </w:t>
       </w:r>
       <w:r>
         <w:tab/>
-        <w:t xml:space="preserve">____________ </w:t>
+      </w:r>
+      <w:r>
+        <w:tab/>
+      </w:r>
+      <w:r>
+        <w:rPr>
+          <w:vertAlign w:val="superscript"/>
+        </w:rPr>
+        <w:t>(Ф.И.О. полностью, должность)</w:t>
+      </w:r>
+      <w:r>
+        <w:tab/>
+        <w:t xml:space="preserve"> </w:t>
+      </w:r>
+      <w:r>
+        <w:tab/>
+      </w:r>
+      <w:r>
+        <w:rPr>
+          <w:vertAlign w:val="superscript"/>
+        </w:rPr>
+        <w:t>(подпись)</w:t>
       </w:r>
     </w:p>
     <w:p>
@@ -463,40 +507,19 @@
       </w:r>
       <w:r>
         <w:tab/>
-        <w:t xml:space="preserve"> </w:t>
       </w:r>
       <w:r>
         <w:rPr>
           <w:vertAlign w:val="superscript"/>
         </w:rPr>
-        <w:t xml:space="preserve">(Ф.И.О. полностью, должность) </w:t>
+        <w:tab/>
       </w:r>
       <w:r>
         <w:rPr>
           <w:vertAlign w:val="superscript"/>
         </w:rPr>
         <w:tab/>
-      </w:r>
-      <w:r>
-        <w:rPr>
-          <w:vertAlign w:val="superscript"/>
-        </w:rPr>
-        <w:tab/>
-        <w:t xml:space="preserve">      </w:t>
-      </w:r>
-      <w:proofErr w:type="gramStart"/>
-      <w:r>
-        <w:rPr>
-          <w:vertAlign w:val="superscript"/>
-        </w:rPr>
-        <w:t xml:space="preserve">   (</w:t>
-      </w:r>
-      <w:proofErr w:type="gramEnd"/>
-      <w:r>
-        <w:rPr>
-          <w:vertAlign w:val="superscript"/>
-        </w:rPr>
-        <w:t>подпись)</w:t>
+        <w:t xml:space="preserve">         </w:t>
       </w:r>
     </w:p>
     <w:p>
@@ -531,7 +554,6 @@
         <w:t xml:space="preserve"> Марина Анатольевна, </w:t>
       </w:r>
       <w:proofErr w:type="spellStart"/>
-      <w:proofErr w:type="gramStart"/>
       <w:r>
         <w:rPr>
           <w:color w:val="000000"/>
@@ -540,7 +562,6 @@
         <w:t>ст.преп</w:t>
       </w:r>
       <w:proofErr w:type="spellEnd"/>
-      <w:proofErr w:type="gramEnd"/>
       <w:r>
         <w:t xml:space="preserve">     _________ </w:t>
       </w:r>
@@ -580,21 +601,7 @@
           <w:vertAlign w:val="superscript"/>
         </w:rPr>
         <w:tab/>
-        <w:t xml:space="preserve">         </w:t>
-      </w:r>
-      <w:proofErr w:type="gramStart"/>
-      <w:r>
-        <w:rPr>
-          <w:vertAlign w:val="superscript"/>
-        </w:rPr>
-        <w:t xml:space="preserve">   (</w:t>
-      </w:r>
-      <w:proofErr w:type="gramEnd"/>
-      <w:r>
-        <w:rPr>
-          <w:vertAlign w:val="superscript"/>
-        </w:rPr>
-        <w:t>подпись)</w:t>
+        <w:t xml:space="preserve">            (подпись)</w:t>
       </w:r>
     </w:p>
     <w:p>
@@ -681,21 +688,7 @@
           <w:vertAlign w:val="superscript"/>
         </w:rPr>
         <w:tab/>
-        <w:t xml:space="preserve">   </w:t>
-      </w:r>
-      <w:proofErr w:type="gramStart"/>
-      <w:r>
-        <w:rPr>
-          <w:vertAlign w:val="superscript"/>
-        </w:rPr>
-        <w:t xml:space="preserve">   (</w:t>
-      </w:r>
-      <w:proofErr w:type="gramEnd"/>
-      <w:r>
-        <w:rPr>
-          <w:vertAlign w:val="superscript"/>
-        </w:rPr>
-        <w:t>должность)</w:t>
+        <w:t xml:space="preserve">      (должность)</w:t>
       </w:r>
     </w:p>
     <w:p>
@@ -923,9 +916,6 @@
     <w:p>
       <w:pPr>
         <w:pStyle w:val="11"/>
-        <w:tabs>
-          <w:tab w:val="right" w:leader="dot" w:pos="9344"/>
-        </w:tabs>
         <w:rPr>
           <w:rFonts w:asciiTheme="minorHAnsi" w:eastAsiaTheme="minorEastAsia" w:hAnsiTheme="minorHAnsi" w:cstheme="minorBidi"/>
           <w:noProof/>
@@ -943,7 +933,7 @@
       <w:r>
         <w:fldChar w:fldCharType="separate"/>
       </w:r>
-      <w:hyperlink w:anchor="_Toc231515018" w:history="1">
+      <w:hyperlink w:anchor="_Toc231570521" w:history="1">
         <w:r>
           <w:rPr>
             <w:rStyle w:val="a7"/>
@@ -970,7 +960,7 @@
             <w:noProof/>
             <w:webHidden/>
           </w:rPr>
-          <w:instrText xml:space="preserve"> PAGEREF _Toc231515018 \h </w:instrText>
+          <w:instrText xml:space="preserve"> PAGEREF _Toc231570521 \h </w:instrText>
         </w:r>
         <w:r>
           <w:rPr>
@@ -1004,9 +994,6 @@
     <w:p>
       <w:pPr>
         <w:pStyle w:val="11"/>
-        <w:tabs>
-          <w:tab w:val="right" w:leader="dot" w:pos="9344"/>
-        </w:tabs>
         <w:rPr>
           <w:rFonts w:asciiTheme="minorHAnsi" w:eastAsiaTheme="minorEastAsia" w:hAnsiTheme="minorHAnsi" w:cstheme="minorBidi"/>
           <w:noProof/>
@@ -1015,27 +1002,13 @@
           <w:lang w:val="ru-RU"/>
         </w:rPr>
       </w:pPr>
-      <w:hyperlink w:anchor="_Toc231515019" w:history="1">
+      <w:hyperlink w:anchor="_Toc231570522" w:history="1">
         <w:r>
           <w:rPr>
             <w:rStyle w:val="a7"/>
             <w:noProof/>
           </w:rPr>
-          <w:t>1. Методо</w:t>
-        </w:r>
-        <w:r>
-          <w:rPr>
-            <w:rStyle w:val="a7"/>
-            <w:noProof/>
-          </w:rPr>
-          <w:t>л</w:t>
-        </w:r>
-        <w:r>
-          <w:rPr>
-            <w:rStyle w:val="a7"/>
-            <w:noProof/>
-          </w:rPr>
-          <w:t>огия экспериментов</w:t>
+          <w:t>1. Мультиагентная архитектура извлечения отношений</w:t>
         </w:r>
         <w:r>
           <w:rPr>
@@ -1056,7 +1029,7 @@
             <w:noProof/>
             <w:webHidden/>
           </w:rPr>
-          <w:instrText xml:space="preserve"> PAGEREF _Toc231515019 \h </w:instrText>
+          <w:instrText xml:space="preserve"> PAGEREF _Toc231570522 \h </w:instrText>
         </w:r>
         <w:r>
           <w:rPr>
@@ -1090,9 +1063,6 @@
     <w:p>
       <w:pPr>
         <w:pStyle w:val="11"/>
-        <w:tabs>
-          <w:tab w:val="right" w:leader="dot" w:pos="9344"/>
-        </w:tabs>
         <w:rPr>
           <w:rFonts w:asciiTheme="minorHAnsi" w:eastAsiaTheme="minorEastAsia" w:hAnsiTheme="minorHAnsi" w:cstheme="minorBidi"/>
           <w:noProof/>
@@ -1101,13 +1071,13 @@
           <w:lang w:val="ru-RU"/>
         </w:rPr>
       </w:pPr>
-      <w:hyperlink w:anchor="_Toc231515020" w:history="1">
+      <w:hyperlink w:anchor="_Toc231570523" w:history="1">
         <w:r>
           <w:rPr>
             <w:rStyle w:val="a7"/>
             <w:noProof/>
           </w:rPr>
-          <w:t>2. Мультиагентная архитектура извлечения отношений</w:t>
+          <w:t>2. Методология экспериментов</w:t>
         </w:r>
         <w:r>
           <w:rPr>
@@ -1128,7 +1098,7 @@
             <w:noProof/>
             <w:webHidden/>
           </w:rPr>
-          <w:instrText xml:space="preserve"> PAGEREF _Toc231515020 \h </w:instrText>
+          <w:instrText xml:space="preserve"> PAGEREF _Toc231570523 \h </w:instrText>
         </w:r>
         <w:r>
           <w:rPr>
@@ -1148,7 +1118,7 @@
             <w:noProof/>
             <w:webHidden/>
           </w:rPr>
-          <w:t>4</w:t>
+          <w:t>6</w:t>
         </w:r>
         <w:r>
           <w:rPr>
@@ -1162,9 +1132,6 @@
     <w:p>
       <w:pPr>
         <w:pStyle w:val="11"/>
-        <w:tabs>
-          <w:tab w:val="right" w:leader="dot" w:pos="9344"/>
-        </w:tabs>
         <w:rPr>
           <w:rFonts w:asciiTheme="minorHAnsi" w:eastAsiaTheme="minorEastAsia" w:hAnsiTheme="minorHAnsi" w:cstheme="minorBidi"/>
           <w:noProof/>
@@ -1173,7 +1140,7 @@
           <w:lang w:val="ru-RU"/>
         </w:rPr>
       </w:pPr>
-      <w:hyperlink w:anchor="_Toc231515021" w:history="1">
+      <w:hyperlink w:anchor="_Toc231570524" w:history="1">
         <w:r>
           <w:rPr>
             <w:rStyle w:val="a7"/>
@@ -1200,7 +1167,7 @@
             <w:noProof/>
             <w:webHidden/>
           </w:rPr>
-          <w:instrText xml:space="preserve"> PAGEREF _Toc231515021 \h </w:instrText>
+          <w:instrText xml:space="preserve"> PAGEREF _Toc231570524 \h </w:instrText>
         </w:r>
         <w:r>
           <w:rPr>
@@ -1234,9 +1201,6 @@
     <w:p>
       <w:pPr>
         <w:pStyle w:val="11"/>
-        <w:tabs>
-          <w:tab w:val="right" w:leader="dot" w:pos="9344"/>
-        </w:tabs>
         <w:rPr>
           <w:rFonts w:asciiTheme="minorHAnsi" w:eastAsiaTheme="minorEastAsia" w:hAnsiTheme="minorHAnsi" w:cstheme="minorBidi"/>
           <w:noProof/>
@@ -1245,7 +1209,7 @@
           <w:lang w:val="ru-RU"/>
         </w:rPr>
       </w:pPr>
-      <w:hyperlink w:anchor="_Toc231515022" w:history="1">
+      <w:hyperlink w:anchor="_Toc231570525" w:history="1">
         <w:r>
           <w:rPr>
             <w:rStyle w:val="a7"/>
@@ -1272,7 +1236,7 @@
             <w:noProof/>
             <w:webHidden/>
           </w:rPr>
-          <w:instrText xml:space="preserve"> PAGEREF _Toc231515022 \h </w:instrText>
+          <w:instrText xml:space="preserve"> PAGEREF _Toc231570525 \h </w:instrText>
         </w:r>
         <w:r>
           <w:rPr>
@@ -1306,9 +1270,6 @@
     <w:p>
       <w:pPr>
         <w:pStyle w:val="11"/>
-        <w:tabs>
-          <w:tab w:val="right" w:leader="dot" w:pos="9344"/>
-        </w:tabs>
         <w:rPr>
           <w:rFonts w:asciiTheme="minorHAnsi" w:eastAsiaTheme="minorEastAsia" w:hAnsiTheme="minorHAnsi" w:cstheme="minorBidi"/>
           <w:noProof/>
@@ -1317,7 +1278,7 @@
           <w:lang w:val="ru-RU"/>
         </w:rPr>
       </w:pPr>
-      <w:hyperlink w:anchor="_Toc231515023" w:history="1">
+      <w:hyperlink w:anchor="_Toc231570526" w:history="1">
         <w:r>
           <w:rPr>
             <w:rStyle w:val="a7"/>
@@ -1344,7 +1305,7 @@
             <w:noProof/>
             <w:webHidden/>
           </w:rPr>
-          <w:instrText xml:space="preserve"> PAGEREF _Toc231515023 \h </w:instrText>
+          <w:instrText xml:space="preserve"> PAGEREF _Toc231570526 \h </w:instrText>
         </w:r>
         <w:r>
           <w:rPr>
@@ -1364,7 +1325,7 @@
             <w:noProof/>
             <w:webHidden/>
           </w:rPr>
-          <w:t>8</w:t>
+          <w:t>9</w:t>
         </w:r>
         <w:r>
           <w:rPr>
@@ -1378,9 +1339,6 @@
     <w:p>
       <w:pPr>
         <w:pStyle w:val="11"/>
-        <w:tabs>
-          <w:tab w:val="right" w:leader="dot" w:pos="9344"/>
-        </w:tabs>
         <w:rPr>
           <w:rFonts w:asciiTheme="minorHAnsi" w:eastAsiaTheme="minorEastAsia" w:hAnsiTheme="minorHAnsi" w:cstheme="minorBidi"/>
           <w:noProof/>
@@ -1389,7 +1347,7 @@
           <w:lang w:val="ru-RU"/>
         </w:rPr>
       </w:pPr>
-      <w:hyperlink w:anchor="_Toc231515024" w:history="1">
+      <w:hyperlink w:anchor="_Toc231570527" w:history="1">
         <w:r>
           <w:rPr>
             <w:rStyle w:val="a7"/>
@@ -1416,7 +1374,7 @@
             <w:noProof/>
             <w:webHidden/>
           </w:rPr>
-          <w:instrText xml:space="preserve"> PAGEREF _Toc231515024 \h </w:instrText>
+          <w:instrText xml:space="preserve"> PAGEREF _Toc231570527 \h </w:instrText>
         </w:r>
         <w:r>
           <w:rPr>
@@ -1436,7 +1394,7 @@
             <w:noProof/>
             <w:webHidden/>
           </w:rPr>
-          <w:t>8</w:t>
+          <w:t>10</w:t>
         </w:r>
         <w:r>
           <w:rPr>
@@ -1464,7 +1422,7 @@
       <w:pPr>
         <w:pStyle w:val="1"/>
       </w:pPr>
-      <w:bookmarkStart w:id="2" w:name="_Toc231515018"/>
+      <w:bookmarkStart w:id="2" w:name="_Toc231570521"/>
       <w:r>
         <w:rPr>
           <w:sz w:val="32"/>
@@ -1482,7 +1440,20 @@
         <w:rPr>
           <w:sz w:val="28"/>
         </w:rPr>
-        <w:t xml:space="preserve">В ходе практики работа ведётся в рамках темы построения графов знаний из русскоязычных IT-текстов по компьютерной лингвистике. На начальном этапе был воспроизведён конвейерный </w:t>
+        <w:t>В ходе практики работа ведётся в рамках темы построения графов знаний из русскоязычных</w:t>
+      </w:r>
+      <w:r>
+        <w:rPr>
+          <w:sz w:val="28"/>
+          <w:lang w:val="ru-RU"/>
+        </w:rPr>
+        <w:t xml:space="preserve"> </w:t>
+      </w:r>
+      <w:r>
+        <w:rPr>
+          <w:sz w:val="28"/>
+        </w:rPr>
+        <w:t xml:space="preserve">текстов по компьютерной лингвистике. На начальном этапе был воспроизведён конвейерный </w:t>
       </w:r>
       <w:proofErr w:type="spellStart"/>
       <w:r>
@@ -1521,7 +1492,7 @@
         <w:rPr>
           <w:sz w:val="28"/>
         </w:rPr>
-        <w:t xml:space="preserve">В настоящем отчёте описаны методика экспериментов, </w:t>
+        <w:t xml:space="preserve">В настоящем отчёте описаны </w:t>
       </w:r>
       <w:proofErr w:type="spellStart"/>
       <w:r>
@@ -1549,21 +1520,40 @@
         <w:rPr>
           <w:sz w:val="28"/>
         </w:rPr>
-        <w:t xml:space="preserve"> — и разрешение конфликтов между кандидатами на связь), а также результаты оценки и анализ типовых ошибок на </w:t>
-      </w:r>
-      <w:proofErr w:type="spellStart"/>
-      <w:r>
-        <w:rPr>
-          <w:sz w:val="28"/>
-        </w:rPr>
-        <w:t>подвыборке</w:t>
-      </w:r>
-      <w:proofErr w:type="spellEnd"/>
-      <w:r>
-        <w:rPr>
-          <w:sz w:val="28"/>
-        </w:rPr>
-        <w:t xml:space="preserve"> размеченного корпуса.</w:t>
+        <w:t xml:space="preserve"> — и разрешение конфликтов между кандидатами на связь), </w:t>
+      </w:r>
+      <w:r>
+        <w:rPr>
+          <w:sz w:val="28"/>
+        </w:rPr>
+        <w:t>методика экспериментов</w:t>
+      </w:r>
+      <w:r>
+        <w:rPr>
+          <w:sz w:val="28"/>
+          <w:lang w:val="ru-RU"/>
+        </w:rPr>
+        <w:t xml:space="preserve">, </w:t>
+      </w:r>
+      <w:r>
+        <w:rPr>
+          <w:sz w:val="28"/>
+          <w:lang w:val="ru-RU"/>
+        </w:rPr>
+        <w:t>их результаты</w:t>
+      </w:r>
+      <w:r>
+        <w:rPr>
+          <w:sz w:val="28"/>
+        </w:rPr>
+        <w:t xml:space="preserve"> и анализ типовых ошибок</w:t>
+      </w:r>
+      <w:r>
+        <w:rPr>
+          <w:sz w:val="28"/>
+          <w:lang w:val="ru-RU"/>
+        </w:rPr>
+        <w:t>.</w:t>
       </w:r>
     </w:p>
     <w:p>
@@ -1581,7 +1571,20 @@
         <w:rPr>
           <w:sz w:val="28"/>
         </w:rPr>
-        <w:t>исследования связана с задачей автоматического построения графов знаний из русскоязычных текстов: после извлечения терминов ключевую трудность представляет поиск и согласование семантических отношений с помощью LLM, когда модель пропускает связи или предлагает несколько несовместимых предикатов на одну пару сущностей.</w:t>
+        <w:t>исследования связана с задачей автоматического построения графов знаний из русскоязычных</w:t>
+      </w:r>
+      <w:r>
+        <w:rPr>
+          <w:sz w:val="28"/>
+          <w:lang w:val="ru-RU"/>
+        </w:rPr>
+        <w:t xml:space="preserve"> </w:t>
+      </w:r>
+      <w:r>
+        <w:rPr>
+          <w:sz w:val="28"/>
+        </w:rPr>
+        <w:t>текстов: после извлечения терминов ключевую трудность представляет поиск и согласование семантических отношений с помощью LLM, когда модель пропускает связи или предлагает несколько несовместимых предикатов на одну пару сущностей.</w:t>
       </w:r>
     </w:p>
     <w:p>
@@ -1627,7 +1630,20 @@
         <w:rPr>
           <w:sz w:val="28"/>
         </w:rPr>
-        <w:t xml:space="preserve"> извлечения семантических отношений в конвейере построения графов знаний из русскоязычных IT-текстов.</w:t>
+        <w:t xml:space="preserve"> извлечения семантических отношений в конвейере построения графов знаний из русскоязычных текстов</w:t>
+      </w:r>
+      <w:r>
+        <w:rPr>
+          <w:sz w:val="28"/>
+          <w:lang w:val="ru-RU"/>
+        </w:rPr>
+        <w:t xml:space="preserve"> по компьютерной лингвистике</w:t>
+      </w:r>
+      <w:r>
+        <w:rPr>
+          <w:sz w:val="28"/>
+        </w:rPr>
+        <w:t>.</w:t>
       </w:r>
     </w:p>
     <w:p>
@@ -1648,7 +1664,7 @@
           <w:ilvl w:val="0"/>
           <w:numId w:val="3"/>
         </w:numPr>
-        <w:ind w:left="709" w:firstLine="0"/>
+        <w:ind w:left="0" w:firstLine="0"/>
       </w:pPr>
       <w:r>
         <w:rPr>
@@ -1694,7 +1710,7 @@
           <w:ilvl w:val="0"/>
           <w:numId w:val="3"/>
         </w:numPr>
-        <w:ind w:left="709" w:firstLine="0"/>
+        <w:ind w:left="0" w:firstLine="0"/>
       </w:pPr>
       <w:r>
         <w:rPr>
@@ -1740,7 +1756,7 @@
           <w:ilvl w:val="0"/>
           <w:numId w:val="3"/>
         </w:numPr>
-        <w:ind w:left="709" w:firstLine="0"/>
+        <w:ind w:left="0" w:firstLine="0"/>
       </w:pPr>
       <w:r>
         <w:rPr>
@@ -1778,7 +1794,7 @@
           <w:ilvl w:val="0"/>
           <w:numId w:val="3"/>
         </w:numPr>
-        <w:ind w:left="709" w:firstLine="0"/>
+        <w:ind w:left="0" w:firstLine="0"/>
       </w:pPr>
       <w:r>
         <w:rPr>
@@ -1799,12 +1815,26 @@
       <w:pPr>
         <w:pStyle w:val="1"/>
       </w:pPr>
-      <w:bookmarkStart w:id="3" w:name="_Toc231515019"/>
+      <w:bookmarkStart w:id="3" w:name="_Toc231570522"/>
       <w:r>
         <w:rPr>
           <w:sz w:val="32"/>
         </w:rPr>
-        <w:t>1. Методология экспериментов</w:t>
+        <w:t xml:space="preserve">1. </w:t>
+      </w:r>
+      <w:proofErr w:type="spellStart"/>
+      <w:r>
+        <w:rPr>
+          <w:sz w:val="32"/>
+        </w:rPr>
+        <w:t>Мультиагентная</w:t>
+      </w:r>
+      <w:proofErr w:type="spellEnd"/>
+      <w:r>
+        <w:rPr>
+          <w:sz w:val="32"/>
+        </w:rPr>
+        <w:t xml:space="preserve"> архитектура извлечения отношений</w:t>
       </w:r>
       <w:bookmarkEnd w:id="3"/>
     </w:p>
@@ -1816,32 +1846,142 @@
         <w:rPr>
           <w:sz w:val="28"/>
         </w:rPr>
-        <w:t xml:space="preserve">Оценка выполнена на </w:t>
-      </w:r>
-      <w:proofErr w:type="spellStart"/>
-      <w:r>
-        <w:rPr>
-          <w:sz w:val="28"/>
-        </w:rPr>
-        <w:t>подвыборке</w:t>
-      </w:r>
-      <w:proofErr w:type="spellEnd"/>
-      <w:r>
-        <w:rPr>
-          <w:sz w:val="28"/>
-        </w:rPr>
-        <w:t xml:space="preserve"> размеченного корпуса русскоязычных IT-текстов: 200 предложений, около 3920 слов, 607 терминов в разметке, 192 эталонных отношения между терминами. Тексты относятся к области компьютерной лингвистики и машинного обучения.</w:t>
+        <w:t xml:space="preserve">В базовом режиме для каждой допустимой по онтологии пары терминов LLM получает </w:t>
+      </w:r>
+      <w:proofErr w:type="spellStart"/>
+      <w:r>
+        <w:rPr>
+          <w:sz w:val="28"/>
+        </w:rPr>
+        <w:t>промпт</w:t>
+      </w:r>
+      <w:proofErr w:type="spellEnd"/>
+      <w:r>
+        <w:rPr>
+          <w:sz w:val="28"/>
+        </w:rPr>
+        <w:t xml:space="preserve"> с </w:t>
+      </w:r>
+      <w:r>
+        <w:rPr>
+          <w:sz w:val="28"/>
+          <w:lang w:val="ru-RU"/>
+        </w:rPr>
+        <w:t>несколькими</w:t>
+      </w:r>
+      <w:r>
+        <w:rPr>
+          <w:sz w:val="28"/>
+        </w:rPr>
+        <w:t xml:space="preserve"> примерами</w:t>
+      </w:r>
+      <w:r>
+        <w:rPr>
+          <w:sz w:val="28"/>
+          <w:lang w:val="ru-RU"/>
+        </w:rPr>
+        <w:t xml:space="preserve"> </w:t>
+      </w:r>
+      <w:r>
+        <w:rPr>
+          <w:sz w:val="28"/>
+        </w:rPr>
+        <w:t xml:space="preserve">и отвечает в свободной форме, перечисляя подходящие предикаты или отказываясь. На практике модель часто отвечает «нет», хотя на тот же фрагмент текста бинарный вопрос «есть ли конкретно связь?» даёт «да». Кроме того, </w:t>
+      </w:r>
+      <w:r>
+        <w:rPr>
+          <w:sz w:val="28"/>
+        </w:rPr>
+        <w:t>стандартно</w:t>
+      </w:r>
+      <w:r>
+        <w:rPr>
+          <w:sz w:val="28"/>
+          <w:lang w:val="ru-RU"/>
+        </w:rPr>
+        <w:t>е</w:t>
+      </w:r>
+      <w:r>
+        <w:rPr>
+          <w:sz w:val="28"/>
+          <w:lang w:val="ru-RU"/>
+        </w:rPr>
+        <w:t xml:space="preserve"> обнаружение связей </w:t>
+      </w:r>
+      <w:r>
+        <w:rPr>
+          <w:sz w:val="28"/>
+        </w:rPr>
+        <w:t>может вернуть несколько различных предикатов на одну пару — тогда требуется выбрать одну связь или отклонить все.</w:t>
       </w:r>
     </w:p>
     <w:p>
       <w:pPr>
         <w:ind w:firstLine="709"/>
       </w:pPr>
-      <w:r>
-        <w:rPr>
-          <w:sz w:val="28"/>
-        </w:rPr>
-        <w:t xml:space="preserve">Конвейер обработки сохраняет структуру </w:t>
+      <w:proofErr w:type="spellStart"/>
+      <w:r>
+        <w:rPr>
+          <w:sz w:val="28"/>
+        </w:rPr>
+        <w:t>Мультиагентный</w:t>
+      </w:r>
+      <w:proofErr w:type="spellEnd"/>
+      <w:r>
+        <w:rPr>
+          <w:sz w:val="28"/>
+        </w:rPr>
+        <w:t xml:space="preserve"> режим (</w:t>
+      </w:r>
+      <w:r>
+        <w:rPr>
+          <w:sz w:val="28"/>
+          <w:lang w:val="ru-RU"/>
+        </w:rPr>
+        <w:t xml:space="preserve">включается с помощью переменной </w:t>
+      </w:r>
+      <w:r>
+        <w:rPr>
+          <w:sz w:val="28"/>
+          <w:lang w:val="ru-RU"/>
+        </w:rPr>
+        <w:t>в конфигурации</w:t>
+      </w:r>
+      <w:r>
+        <w:rPr>
+          <w:sz w:val="28"/>
+          <w:lang w:val="ru-RU"/>
+        </w:rPr>
+        <w:t xml:space="preserve"> </w:t>
+      </w:r>
+      <w:proofErr w:type="spellStart"/>
+      <w:r>
+        <w:rPr>
+          <w:sz w:val="28"/>
+        </w:rPr>
+        <w:t>use-multi-agent</w:t>
+      </w:r>
+      <w:proofErr w:type="spellEnd"/>
+      <w:r>
+        <w:rPr>
+          <w:sz w:val="28"/>
+          <w:lang w:val="ru-RU"/>
+        </w:rPr>
+        <w:t xml:space="preserve"> = </w:t>
+      </w:r>
+      <w:proofErr w:type="spellStart"/>
+      <w:r>
+        <w:rPr>
+          <w:sz w:val="28"/>
+        </w:rPr>
+        <w:t>true</w:t>
+      </w:r>
+      <w:proofErr w:type="spellEnd"/>
+      <w:r>
+        <w:rPr>
+          <w:sz w:val="28"/>
+        </w:rPr>
+        <w:t xml:space="preserve">) добавляет к </w:t>
       </w:r>
       <w:proofErr w:type="spellStart"/>
       <w:r>
@@ -1855,49 +1995,35 @@
         <w:rPr>
           <w:sz w:val="28"/>
         </w:rPr>
-        <w:t>: извлечение упоминаний терминов (</w:t>
-      </w:r>
-      <w:proofErr w:type="spellStart"/>
-      <w:r>
-        <w:rPr>
-          <w:sz w:val="28"/>
-        </w:rPr>
-        <w:t>RuRoBERTa</w:t>
-      </w:r>
-      <w:proofErr w:type="spellEnd"/>
-      <w:r>
-        <w:rPr>
-          <w:sz w:val="28"/>
-        </w:rPr>
-        <w:t xml:space="preserve"> и словарь), LLM-верификация и нормализация, разрешение </w:t>
-      </w:r>
-      <w:proofErr w:type="spellStart"/>
-      <w:r>
-        <w:rPr>
-          <w:sz w:val="28"/>
-        </w:rPr>
-        <w:t>кореференции</w:t>
-      </w:r>
-      <w:proofErr w:type="spellEnd"/>
-      <w:r>
-        <w:rPr>
-          <w:sz w:val="28"/>
-        </w:rPr>
-        <w:t xml:space="preserve">, извлечение отношений. Для LLM-этапов использована модель qwen2.5:7b. Параметр </w:t>
-      </w:r>
-      <w:proofErr w:type="spellStart"/>
-      <w:r>
-        <w:rPr>
-          <w:sz w:val="28"/>
-        </w:rPr>
-        <w:t>temperature</w:t>
-      </w:r>
-      <w:proofErr w:type="spellEnd"/>
-      <w:r>
-        <w:rPr>
-          <w:sz w:val="28"/>
-        </w:rPr>
-        <w:t>=0 обеспечивает воспроизводимость прогонов.</w:t>
+        <w:t xml:space="preserve"> два этапа: </w:t>
+      </w:r>
+      <w:proofErr w:type="spellStart"/>
+      <w:r>
+        <w:rPr>
+          <w:sz w:val="28"/>
+        </w:rPr>
+        <w:t>multi-probe</w:t>
+      </w:r>
+      <w:proofErr w:type="spellEnd"/>
+      <w:r>
+        <w:rPr>
+          <w:sz w:val="28"/>
+        </w:rPr>
+        <w:t xml:space="preserve"> как резервное извлечение и </w:t>
+      </w:r>
+      <w:proofErr w:type="spellStart"/>
+      <w:r>
+        <w:rPr>
+          <w:sz w:val="28"/>
+        </w:rPr>
+        <w:t>RelationConflictResolver</w:t>
+      </w:r>
+      <w:proofErr w:type="spellEnd"/>
+      <w:r>
+        <w:rPr>
+          <w:sz w:val="28"/>
+        </w:rPr>
+        <w:t xml:space="preserve"> для разрешения конфликтов. Каждый кандидат на связь в обоих случаях проходит отдельную верификацию.</w:t>
       </w:r>
     </w:p>
     <w:p>
@@ -1906,32 +2032,28 @@
       </w:pPr>
       <w:r>
         <w:rPr>
-          <w:sz w:val="28"/>
-        </w:rPr>
-        <w:t xml:space="preserve">Сравнение проводится с зафиксированным эталоном </w:t>
-      </w:r>
-      <w:proofErr w:type="spellStart"/>
-      <w:r>
-        <w:rPr>
-          <w:sz w:val="28"/>
-        </w:rPr>
-        <w:t>baseline</w:t>
-      </w:r>
-      <w:proofErr w:type="spellEnd"/>
-      <w:r>
-        <w:rPr>
-          <w:sz w:val="28"/>
-        </w:rPr>
-        <w:t xml:space="preserve"> (</w:t>
-      </w:r>
-      <w:proofErr w:type="spellStart"/>
-      <w:r>
-        <w:rPr>
-          <w:sz w:val="28"/>
-        </w:rPr>
-        <w:t>frozen</w:t>
-      </w:r>
-      <w:proofErr w:type="spellEnd"/>
+          <w:b/>
+          <w:sz w:val="28"/>
+        </w:rPr>
+        <w:t>1.1. Стандартное извлечение отношений</w:t>
+      </w:r>
+    </w:p>
+    <w:p>
+      <w:pPr>
+        <w:ind w:firstLine="709"/>
+        <w:rPr>
+          <w:sz w:val="28"/>
+          <w:lang w:val="ru-RU"/>
+        </w:rPr>
+      </w:pPr>
+      <w:r>
+        <w:rPr>
+          <w:sz w:val="28"/>
+          <w:lang w:val="ru-RU"/>
+        </w:rPr>
+        <w:lastRenderedPageBreak/>
+        <w:t>Метод</w:t>
+      </w:r>
       <w:r>
         <w:rPr>
           <w:sz w:val="28"/>
@@ -1943,57 +2065,62 @@
         <w:rPr>
           <w:sz w:val="28"/>
         </w:rPr>
-        <w:t>baseline</w:t>
-      </w:r>
-      <w:proofErr w:type="spellEnd"/>
-      <w:r>
-        <w:rPr>
-          <w:sz w:val="28"/>
-        </w:rPr>
-        <w:t xml:space="preserve">). </w:t>
-      </w:r>
-      <w:proofErr w:type="spellStart"/>
-      <w:r>
-        <w:rPr>
-          <w:sz w:val="28"/>
-        </w:rPr>
-        <w:t>Мультиагентный</w:t>
-      </w:r>
-      <w:proofErr w:type="spellEnd"/>
-      <w:r>
-        <w:rPr>
-          <w:sz w:val="28"/>
-        </w:rPr>
-        <w:t xml:space="preserve"> режим включается конфигурацией </w:t>
-      </w:r>
-      <w:proofErr w:type="spellStart"/>
-      <w:r>
-        <w:rPr>
-          <w:sz w:val="28"/>
-        </w:rPr>
-        <w:t>use-multi-agent</w:t>
-      </w:r>
-      <w:proofErr w:type="spellEnd"/>
-      <w:r>
-        <w:rPr>
-          <w:sz w:val="28"/>
-        </w:rPr>
-        <w:t xml:space="preserve">: </w:t>
-      </w:r>
-      <w:proofErr w:type="spellStart"/>
-      <w:r>
-        <w:rPr>
-          <w:sz w:val="28"/>
-        </w:rPr>
-        <w:t>true</w:t>
-      </w:r>
-      <w:proofErr w:type="spellEnd"/>
-      <w:r>
-        <w:rPr>
-          <w:sz w:val="28"/>
+        <w:t>detect_predicates</w:t>
+      </w:r>
+      <w:proofErr w:type="spellEnd"/>
+      <w:r>
+        <w:rPr>
+          <w:sz w:val="28"/>
+        </w:rPr>
+        <w:t xml:space="preserve"> формирует </w:t>
+      </w:r>
+      <w:proofErr w:type="spellStart"/>
+      <w:r>
+        <w:rPr>
+          <w:sz w:val="28"/>
+        </w:rPr>
+        <w:t>промпт</w:t>
+      </w:r>
+      <w:proofErr w:type="spellEnd"/>
+      <w:r>
+        <w:rPr>
+          <w:sz w:val="28"/>
+        </w:rPr>
+        <w:t xml:space="preserve"> с примерами</w:t>
+      </w:r>
+      <w:r>
+        <w:rPr>
+          <w:sz w:val="28"/>
+          <w:lang w:val="ru-RU"/>
         </w:rPr>
         <w:t>.</w:t>
       </w:r>
+      <w:r>
+        <w:rPr>
+          <w:sz w:val="28"/>
+        </w:rPr>
+        <w:t xml:space="preserve"> Модель перечисляет имена предикатов в свободном ответе</w:t>
+      </w:r>
+      <w:r>
+        <w:rPr>
+          <w:sz w:val="28"/>
+          <w:lang w:val="ru-RU"/>
+        </w:rPr>
+        <w:t>.</w:t>
+      </w:r>
+      <w:r>
+        <w:rPr>
+          <w:sz w:val="28"/>
+        </w:rPr>
+        <w:t xml:space="preserve"> </w:t>
+      </w:r>
+      <w:r>
+        <w:rPr>
+          <w:sz w:val="28"/>
+          <w:lang w:val="ru-RU"/>
+        </w:rPr>
+        <w:t>Если модель отказывается от связи (ответ начинается с «нет» или содержит «Ответ: нет»), парсер считает, что подходящих отношений нет, и возвращает пустой список. Слово «нет» в середине ответа (например, «нет, не X, но Y») отказом не считается — извлекаются перечисленные предикаты. Для пары терминов одного класса направление связи определяется по порядку упоминания терминов в ответе.</w:t>
+      </w:r>
     </w:p>
     <w:p>
       <w:pPr>
@@ -2001,72 +2128,79 @@
       </w:pPr>
       <w:r>
         <w:rPr>
-          <w:sz w:val="28"/>
-        </w:rPr>
-        <w:t xml:space="preserve">Основная метрика качества отношений — </w:t>
-      </w:r>
-      <w:proofErr w:type="spellStart"/>
-      <w:r>
-        <w:rPr>
-          <w:sz w:val="28"/>
-        </w:rPr>
-        <w:t>macro</w:t>
-      </w:r>
-      <w:proofErr w:type="spellEnd"/>
-      <w:r>
-        <w:rPr>
-          <w:sz w:val="28"/>
-        </w:rPr>
-        <w:t xml:space="preserve"> F1: для каждого типа предиката из онтологии считаются </w:t>
-      </w:r>
-      <w:proofErr w:type="spellStart"/>
-      <w:r>
-        <w:rPr>
-          <w:sz w:val="28"/>
-        </w:rPr>
-        <w:t>precision</w:t>
-      </w:r>
-      <w:proofErr w:type="spellEnd"/>
-      <w:r>
-        <w:rPr>
-          <w:sz w:val="28"/>
-        </w:rPr>
-        <w:t xml:space="preserve">, </w:t>
-      </w:r>
-      <w:proofErr w:type="spellStart"/>
-      <w:r>
-        <w:rPr>
-          <w:sz w:val="28"/>
-        </w:rPr>
-        <w:t>recall</w:t>
-      </w:r>
-      <w:proofErr w:type="spellEnd"/>
-      <w:r>
-        <w:rPr>
-          <w:sz w:val="28"/>
-        </w:rPr>
-        <w:t xml:space="preserve"> и F1, затем усредняются по </w:t>
-      </w:r>
-      <w:r>
-        <w:rPr>
-          <w:sz w:val="28"/>
-        </w:rPr>
-        <w:lastRenderedPageBreak/>
-        <w:t xml:space="preserve">типам. Численные результаты сравнения </w:t>
-      </w:r>
-      <w:proofErr w:type="spellStart"/>
-      <w:r>
-        <w:rPr>
-          <w:sz w:val="28"/>
-        </w:rPr>
-        <w:t>baseline</w:t>
-      </w:r>
-      <w:proofErr w:type="spellEnd"/>
-      <w:r>
-        <w:rPr>
-          <w:sz w:val="28"/>
-        </w:rPr>
-        <w:t xml:space="preserve"> и </w:t>
+          <w:b/>
+          <w:sz w:val="28"/>
+        </w:rPr>
+        <w:t>1.2. Multi-</w:t>
+      </w:r>
+      <w:proofErr w:type="spellStart"/>
+      <w:r>
+        <w:rPr>
+          <w:b/>
+          <w:sz w:val="28"/>
+        </w:rPr>
+        <w:t>probe</w:t>
+      </w:r>
+      <w:proofErr w:type="spellEnd"/>
+      <w:r>
+        <w:rPr>
+          <w:b/>
+          <w:sz w:val="28"/>
+        </w:rPr>
+        <w:t xml:space="preserve"> (резервный этап)</w:t>
+      </w:r>
+    </w:p>
+    <w:p>
+      <w:pPr>
+        <w:ind w:firstLine="709"/>
+      </w:pPr>
+      <w:r>
+        <w:rPr>
+          <w:sz w:val="28"/>
+        </w:rPr>
+        <w:t>Multi-</w:t>
+      </w:r>
+      <w:proofErr w:type="spellStart"/>
+      <w:r>
+        <w:rPr>
+          <w:sz w:val="28"/>
+        </w:rPr>
+        <w:t>probe</w:t>
+      </w:r>
+      <w:proofErr w:type="spellEnd"/>
+      <w:r>
+        <w:rPr>
+          <w:sz w:val="28"/>
+        </w:rPr>
+        <w:t xml:space="preserve"> запускается только если </w:t>
+      </w:r>
+      <w:proofErr w:type="spellStart"/>
+      <w:r>
+        <w:rPr>
+          <w:sz w:val="28"/>
+        </w:rPr>
+        <w:t>detect_predicates</w:t>
+      </w:r>
+      <w:proofErr w:type="spellEnd"/>
+      <w:r>
+        <w:rPr>
+          <w:sz w:val="28"/>
+        </w:rPr>
+        <w:t xml:space="preserve"> вернул пустой список и в конфиге включён </w:t>
+      </w:r>
+      <w:proofErr w:type="spellStart"/>
+      <w:r>
+        <w:rPr>
+          <w:sz w:val="28"/>
+        </w:rPr>
+        <w:t>use_multi_probe</w:t>
+      </w:r>
+      <w:proofErr w:type="spellEnd"/>
+      <w:r>
+        <w:rPr>
+          <w:sz w:val="28"/>
+        </w:rPr>
+        <w:t xml:space="preserve"> (часть </w:t>
       </w:r>
       <w:proofErr w:type="spellStart"/>
       <w:r>
@@ -2080,35 +2214,57 @@
         <w:rPr>
           <w:sz w:val="28"/>
         </w:rPr>
-        <w:t xml:space="preserve"> режима приведены в разделе 3.</w:t>
-      </w:r>
-    </w:p>
-    <w:p>
-      <w:pPr>
-        <w:pStyle w:val="1"/>
-      </w:pPr>
-      <w:bookmarkStart w:id="4" w:name="_Toc231515020"/>
-      <w:r>
-        <w:rPr>
-          <w:sz w:val="32"/>
-        </w:rPr>
-        <w:t xml:space="preserve">2. </w:t>
-      </w:r>
-      <w:proofErr w:type="spellStart"/>
-      <w:r>
-        <w:rPr>
-          <w:sz w:val="32"/>
-        </w:rPr>
-        <w:t>Мультиагентная</w:t>
-      </w:r>
-      <w:proofErr w:type="spellEnd"/>
-      <w:r>
-        <w:rPr>
-          <w:sz w:val="32"/>
-        </w:rPr>
-        <w:t xml:space="preserve"> архитектура извлечения отношений</w:t>
-      </w:r>
-      <w:bookmarkEnd w:id="4"/>
+        <w:t xml:space="preserve"> режима). Это не замена стандартного </w:t>
+      </w:r>
+      <w:proofErr w:type="spellStart"/>
+      <w:r>
+        <w:rPr>
+          <w:sz w:val="28"/>
+        </w:rPr>
+        <w:t>detect</w:t>
+      </w:r>
+      <w:proofErr w:type="spellEnd"/>
+      <w:r>
+        <w:rPr>
+          <w:sz w:val="28"/>
+        </w:rPr>
+        <w:t>, а дополнение: на большинстве пар точнее остаётся свободный ответ</w:t>
+      </w:r>
+      <w:r>
+        <w:rPr>
+          <w:sz w:val="28"/>
+          <w:lang w:val="ru-RU"/>
+        </w:rPr>
+        <w:t xml:space="preserve">. </w:t>
+      </w:r>
+      <w:r>
+        <w:rPr>
+          <w:sz w:val="28"/>
+          <w:lang w:val="en-US"/>
+        </w:rPr>
+        <w:t>Multi</w:t>
+      </w:r>
+      <w:r>
+        <w:rPr>
+          <w:sz w:val="28"/>
+          <w:lang w:val="ru-RU"/>
+        </w:rPr>
+        <w:t>-</w:t>
+      </w:r>
+      <w:proofErr w:type="spellStart"/>
+      <w:r>
+        <w:rPr>
+          <w:sz w:val="28"/>
+        </w:rPr>
+        <w:t>probe</w:t>
+      </w:r>
+      <w:proofErr w:type="spellEnd"/>
+      <w:r>
+        <w:rPr>
+          <w:sz w:val="28"/>
+        </w:rPr>
+        <w:t xml:space="preserve"> повышает полноту там, где стандартный шаг ничего не нашёл.</w:t>
+      </w:r>
     </w:p>
     <w:p>
       <w:pPr>
@@ -2118,7 +2274,53 @@
         <w:rPr>
           <w:sz w:val="28"/>
         </w:rPr>
-        <w:t xml:space="preserve">В базовом режиме для каждой допустимой по онтологии пары терминов LLM получает </w:t>
+        <w:t>В</w:t>
+      </w:r>
+      <w:r>
+        <w:rPr>
+          <w:sz w:val="28"/>
+          <w:lang w:val="en-US"/>
+        </w:rPr>
+        <w:t xml:space="preserve"> </w:t>
+      </w:r>
+      <w:r>
+        <w:rPr>
+          <w:sz w:val="28"/>
+        </w:rPr>
+        <w:t>один</w:t>
+      </w:r>
+      <w:r>
+        <w:rPr>
+          <w:sz w:val="28"/>
+          <w:lang w:val="en-US"/>
+        </w:rPr>
+        <w:t xml:space="preserve"> </w:t>
+      </w:r>
+      <w:r>
+        <w:rPr>
+          <w:sz w:val="28"/>
+        </w:rPr>
+        <w:t>вызов</w:t>
+      </w:r>
+      <w:r>
+        <w:rPr>
+          <w:sz w:val="28"/>
+          <w:lang w:val="en-US"/>
+        </w:rPr>
+        <w:t xml:space="preserve"> LLM </w:t>
+      </w:r>
+      <w:r>
+        <w:rPr>
+          <w:sz w:val="28"/>
+        </w:rPr>
+        <w:t>передаётся</w:t>
+      </w:r>
+      <w:r>
+        <w:rPr>
+          <w:sz w:val="28"/>
+          <w:lang w:val="en-US"/>
+        </w:rPr>
+        <w:t xml:space="preserve"> </w:t>
       </w:r>
       <w:proofErr w:type="spellStart"/>
       <w:r>
@@ -2131,181 +2333,7 @@
       <w:r>
         <w:rPr>
           <w:sz w:val="28"/>
-        </w:rPr>
-        <w:t xml:space="preserve"> с </w:t>
-      </w:r>
-      <w:proofErr w:type="spellStart"/>
-      <w:r>
-        <w:rPr>
-          <w:sz w:val="28"/>
-        </w:rPr>
-        <w:t>few-shot</w:t>
-      </w:r>
-      <w:proofErr w:type="spellEnd"/>
-      <w:r>
-        <w:rPr>
-          <w:sz w:val="28"/>
-        </w:rPr>
-        <w:t xml:space="preserve"> примерами и отвечает в свободной форме, перечисляя подходящие предикаты или отказываясь. На практике модель часто отвечает «нет», хотя на тот же фрагмент текста бинарный вопрос «есть ли конкретно связь </w:t>
-      </w:r>
-      <w:proofErr w:type="spellStart"/>
-      <w:r>
-        <w:rPr>
-          <w:sz w:val="28"/>
-        </w:rPr>
-        <w:t>solves</w:t>
-      </w:r>
-      <w:proofErr w:type="spellEnd"/>
-      <w:r>
-        <w:rPr>
-          <w:sz w:val="28"/>
-        </w:rPr>
-        <w:t xml:space="preserve">?» даёт «да». Кроме того, стандартный </w:t>
-      </w:r>
-      <w:proofErr w:type="spellStart"/>
-      <w:r>
-        <w:rPr>
-          <w:sz w:val="28"/>
-        </w:rPr>
-        <w:t>detect</w:t>
-      </w:r>
-      <w:proofErr w:type="spellEnd"/>
-      <w:r>
-        <w:rPr>
-          <w:sz w:val="28"/>
-        </w:rPr>
-        <w:t xml:space="preserve"> может вернуть несколько различных предикатов на одну пару — тогда требуется выбрать одну связь или отклонить все.</w:t>
-      </w:r>
-    </w:p>
-    <w:p>
-      <w:pPr>
-        <w:ind w:firstLine="709"/>
-      </w:pPr>
-      <w:proofErr w:type="spellStart"/>
-      <w:r>
-        <w:rPr>
-          <w:sz w:val="28"/>
-        </w:rPr>
-        <w:t>Мультиагентный</w:t>
-      </w:r>
-      <w:proofErr w:type="spellEnd"/>
-      <w:r>
-        <w:rPr>
-          <w:sz w:val="28"/>
-        </w:rPr>
-        <w:t xml:space="preserve"> режим (</w:t>
-      </w:r>
-      <w:proofErr w:type="spellStart"/>
-      <w:r>
-        <w:rPr>
-          <w:sz w:val="28"/>
-        </w:rPr>
-        <w:t>use-multi-agent</w:t>
-      </w:r>
-      <w:proofErr w:type="spellEnd"/>
-      <w:r>
-        <w:rPr>
-          <w:sz w:val="28"/>
-        </w:rPr>
-        <w:t xml:space="preserve">: </w:t>
-      </w:r>
-      <w:proofErr w:type="spellStart"/>
-      <w:r>
-        <w:rPr>
-          <w:sz w:val="28"/>
-        </w:rPr>
-        <w:t>true</w:t>
-      </w:r>
-      <w:proofErr w:type="spellEnd"/>
-      <w:r>
-        <w:rPr>
-          <w:sz w:val="28"/>
-        </w:rPr>
-        <w:t xml:space="preserve">) добавляет к </w:t>
-      </w:r>
-      <w:proofErr w:type="spellStart"/>
-      <w:r>
-        <w:rPr>
-          <w:sz w:val="28"/>
-        </w:rPr>
-        <w:t>baseline</w:t>
-      </w:r>
-      <w:proofErr w:type="spellEnd"/>
-      <w:r>
-        <w:rPr>
-          <w:sz w:val="28"/>
-        </w:rPr>
-        <w:t xml:space="preserve"> два этапа: </w:t>
-      </w:r>
-      <w:proofErr w:type="spellStart"/>
-      <w:r>
-        <w:rPr>
-          <w:sz w:val="28"/>
-        </w:rPr>
-        <w:t>multi-probe</w:t>
-      </w:r>
-      <w:proofErr w:type="spellEnd"/>
-      <w:r>
-        <w:rPr>
-          <w:sz w:val="28"/>
-        </w:rPr>
-        <w:t xml:space="preserve"> как резервное извлечение и </w:t>
-      </w:r>
-      <w:proofErr w:type="spellStart"/>
-      <w:r>
-        <w:rPr>
-          <w:sz w:val="28"/>
-        </w:rPr>
-        <w:t>RelationConflictResolver</w:t>
-      </w:r>
-      <w:proofErr w:type="spellEnd"/>
-      <w:r>
-        <w:rPr>
-          <w:sz w:val="28"/>
-        </w:rPr>
-        <w:t xml:space="preserve"> для разрешения конфликтов. Каждый кандидат на связь в обоих случаях проходит отдельную верификацию (</w:t>
-      </w:r>
-      <w:proofErr w:type="spellStart"/>
-      <w:r>
-        <w:rPr>
-          <w:sz w:val="28"/>
-        </w:rPr>
-        <w:t>verify_relation</w:t>
-      </w:r>
-      <w:proofErr w:type="spellEnd"/>
-      <w:r>
-        <w:rPr>
-          <w:sz w:val="28"/>
-        </w:rPr>
-        <w:t>).</w:t>
-      </w:r>
-    </w:p>
-    <w:p>
-      <w:pPr>
-        <w:ind w:firstLine="709"/>
-      </w:pPr>
-      <w:r>
-        <w:rPr>
-          <w:b/>
-          <w:sz w:val="28"/>
-        </w:rPr>
-        <w:t>2.1. Стандартное извлечение отношений</w:t>
-      </w:r>
-    </w:p>
-    <w:p>
-      <w:pPr>
-        <w:ind w:firstLine="709"/>
-      </w:pPr>
-      <w:r>
-        <w:rPr>
-          <w:sz w:val="28"/>
-          <w:lang w:val="ru-RU"/>
-        </w:rPr>
-        <w:t>Метод</w:t>
-      </w:r>
-      <w:r>
-        <w:rPr>
-          <w:sz w:val="28"/>
+          <w:lang w:val="en-US"/>
         </w:rPr>
         <w:t xml:space="preserve"> </w:t>
       </w:r>
@@ -2313,289 +2341,69 @@
       <w:r>
         <w:rPr>
           <w:sz w:val="28"/>
-        </w:rPr>
-        <w:t>detect_predicates</w:t>
-      </w:r>
-      <w:proofErr w:type="spellEnd"/>
-      <w:r>
-        <w:rPr>
-          <w:sz w:val="28"/>
-        </w:rPr>
-        <w:t xml:space="preserve"> формирует </w:t>
-      </w:r>
-      <w:proofErr w:type="spellStart"/>
-      <w:r>
-        <w:rPr>
-          <w:sz w:val="28"/>
-        </w:rPr>
-        <w:t>промпт</w:t>
-      </w:r>
-      <w:proofErr w:type="spellEnd"/>
-      <w:r>
-        <w:rPr>
-          <w:sz w:val="28"/>
-        </w:rPr>
-        <w:t xml:space="preserve"> с примерами. Модель перечисляет имена предикатов в свободном ответе; парсер отбрасывает отказ, если он стоит в начале ответа или в форме «Ответ: нет». Для пары терминов одного класса учитывается порядок упоминаний в тексте (флаг </w:t>
-      </w:r>
-      <w:proofErr w:type="spellStart"/>
-      <w:r>
-        <w:rPr>
-          <w:sz w:val="28"/>
-        </w:rPr>
-        <w:t>should_reverse</w:t>
-      </w:r>
-      <w:proofErr w:type="spellEnd"/>
-      <w:r>
-        <w:rPr>
-          <w:sz w:val="28"/>
-        </w:rPr>
-        <w:t>).</w:t>
-      </w:r>
-    </w:p>
-    <w:p>
-      <w:pPr>
-        <w:ind w:firstLine="709"/>
-      </w:pPr>
-      <w:r>
-        <w:rPr>
-          <w:b/>
-          <w:sz w:val="28"/>
-        </w:rPr>
-        <w:t>2.2. Multi-</w:t>
-      </w:r>
-      <w:proofErr w:type="spellStart"/>
-      <w:r>
-        <w:rPr>
-          <w:b/>
-          <w:sz w:val="28"/>
-        </w:rPr>
-        <w:t>probe</w:t>
-      </w:r>
-      <w:proofErr w:type="spellEnd"/>
-      <w:r>
-        <w:rPr>
-          <w:b/>
-          <w:sz w:val="28"/>
-        </w:rPr>
-        <w:t xml:space="preserve"> (резервный этап)</w:t>
-      </w:r>
-    </w:p>
-    <w:p>
-      <w:pPr>
-        <w:ind w:firstLine="709"/>
-      </w:pPr>
-      <w:r>
-        <w:rPr>
-          <w:sz w:val="28"/>
-        </w:rPr>
-        <w:t>Multi-</w:t>
-      </w:r>
-      <w:proofErr w:type="spellStart"/>
-      <w:r>
-        <w:rPr>
-          <w:sz w:val="28"/>
-        </w:rPr>
-        <w:t>probe</w:t>
-      </w:r>
-      <w:proofErr w:type="spellEnd"/>
-      <w:r>
-        <w:rPr>
-          <w:sz w:val="28"/>
-        </w:rPr>
-        <w:t xml:space="preserve"> запускается только если </w:t>
-      </w:r>
-      <w:proofErr w:type="spellStart"/>
-      <w:r>
-        <w:rPr>
-          <w:sz w:val="28"/>
-        </w:rPr>
-        <w:t>detect_predicates</w:t>
-      </w:r>
-      <w:proofErr w:type="spellEnd"/>
-      <w:r>
-        <w:rPr>
-          <w:sz w:val="28"/>
-        </w:rPr>
-        <w:t xml:space="preserve"> вернул пустой список и в конфиге включён </w:t>
-      </w:r>
-      <w:proofErr w:type="spellStart"/>
-      <w:r>
-        <w:rPr>
-          <w:sz w:val="28"/>
-        </w:rPr>
-        <w:t>use_multi_probe</w:t>
-      </w:r>
-      <w:proofErr w:type="spellEnd"/>
-      <w:r>
-        <w:rPr>
-          <w:sz w:val="28"/>
-        </w:rPr>
-        <w:t xml:space="preserve"> (часть </w:t>
-      </w:r>
-      <w:proofErr w:type="spellStart"/>
-      <w:r>
-        <w:rPr>
-          <w:sz w:val="28"/>
-        </w:rPr>
-        <w:t>мультиагентного</w:t>
-      </w:r>
-      <w:proofErr w:type="spellEnd"/>
-      <w:r>
-        <w:rPr>
-          <w:sz w:val="28"/>
-        </w:rPr>
-        <w:t xml:space="preserve"> режима). Это не замена стандартного </w:t>
-      </w:r>
-      <w:proofErr w:type="spellStart"/>
-      <w:r>
-        <w:rPr>
-          <w:sz w:val="28"/>
-        </w:rPr>
-        <w:t>detect</w:t>
-      </w:r>
-      <w:proofErr w:type="spellEnd"/>
-      <w:r>
-        <w:rPr>
-          <w:sz w:val="28"/>
-        </w:rPr>
-        <w:t xml:space="preserve">, а дополнение: на большинстве пар точнее остаётся свободный ответ; </w:t>
-      </w:r>
-      <w:proofErr w:type="spellStart"/>
-      <w:r>
-        <w:rPr>
-          <w:sz w:val="28"/>
-        </w:rPr>
-        <w:t>probe</w:t>
-      </w:r>
-      <w:proofErr w:type="spellEnd"/>
-      <w:r>
-        <w:rPr>
-          <w:sz w:val="28"/>
-        </w:rPr>
-        <w:t xml:space="preserve"> повышает полноту там, где стандартный шаг ничего не нашёл.</w:t>
-      </w:r>
-    </w:p>
-    <w:p>
-      <w:pPr>
-        <w:ind w:firstLine="709"/>
-      </w:pPr>
-      <w:r>
-        <w:rPr>
-          <w:sz w:val="28"/>
-        </w:rPr>
-        <w:t xml:space="preserve">В один вызов LLM (до 256 токенов) передаётся </w:t>
-      </w:r>
-      <w:proofErr w:type="spellStart"/>
-      <w:r>
-        <w:rPr>
-          <w:sz w:val="28"/>
-        </w:rPr>
-        <w:t>промпт</w:t>
-      </w:r>
-      <w:proofErr w:type="spellEnd"/>
-      <w:r>
-        <w:rPr>
-          <w:sz w:val="28"/>
+          <w:lang w:val="en-US"/>
+        </w:rPr>
+        <w:t>relation_extraction_multi_probe</w:t>
+      </w:r>
+      <w:proofErr w:type="spellEnd"/>
+      <w:r>
+        <w:rPr>
+          <w:sz w:val="28"/>
+          <w:lang w:val="en-US"/>
+        </w:rPr>
+        <w:t xml:space="preserve">. </w:t>
+      </w:r>
+      <w:r>
+        <w:rPr>
+          <w:sz w:val="28"/>
+        </w:rPr>
+        <w:t>Контекст — не весь документ, а предложения вокруг упоминаний пары. В шаблон подставляются: список допустимых отношений с описаниями, до трёх контрольных вопросов из онтологии,</w:t>
+      </w:r>
+      <w:r>
+        <w:rPr>
+          <w:sz w:val="28"/>
+          <w:lang w:val="ru-RU"/>
         </w:rPr>
         <w:t xml:space="preserve"> </w:t>
       </w:r>
-      <w:proofErr w:type="spellStart"/>
-      <w:r>
-        <w:rPr>
-          <w:sz w:val="28"/>
-        </w:rPr>
-        <w:t>relation_extraction_multi_probe</w:t>
-      </w:r>
-      <w:proofErr w:type="spellEnd"/>
-      <w:r>
-        <w:rPr>
-          <w:sz w:val="28"/>
-        </w:rPr>
-        <w:t>. Контекст — не весь документ, а предложения вокруг упоминаний пары (разбиение NLTK). В шаблон подставляются: список допустимых отношений с описаниями (</w:t>
-      </w:r>
-      <w:proofErr w:type="spellStart"/>
-      <w:r>
-        <w:rPr>
-          <w:sz w:val="28"/>
-        </w:rPr>
-        <w:t>relations_list</w:t>
-      </w:r>
-      <w:proofErr w:type="spellEnd"/>
-      <w:r>
-        <w:rPr>
-          <w:sz w:val="28"/>
-        </w:rPr>
-        <w:t>), до трёх контрольных вопросов из онтологии (</w:t>
-      </w:r>
-      <w:proofErr w:type="spellStart"/>
-      <w:r>
-        <w:rPr>
-          <w:sz w:val="28"/>
-        </w:rPr>
-        <w:t>questions_list</w:t>
-      </w:r>
-      <w:proofErr w:type="spellEnd"/>
-      <w:r>
-        <w:rPr>
-          <w:sz w:val="28"/>
-        </w:rPr>
-        <w:t xml:space="preserve">), </w:t>
-      </w:r>
-      <w:proofErr w:type="spellStart"/>
-      <w:r>
-        <w:rPr>
-          <w:sz w:val="28"/>
-        </w:rPr>
-        <w:t>few-shot</w:t>
-      </w:r>
-      <w:proofErr w:type="spellEnd"/>
-      <w:r>
-        <w:rPr>
-          <w:sz w:val="28"/>
-        </w:rPr>
-        <w:t xml:space="preserve"> примеры (</w:t>
-      </w:r>
-      <w:proofErr w:type="spellStart"/>
-      <w:r>
-        <w:rPr>
-          <w:sz w:val="28"/>
-        </w:rPr>
-        <w:t>examples_list</w:t>
-      </w:r>
-      <w:proofErr w:type="spellEnd"/>
-      <w:r>
-        <w:rPr>
-          <w:sz w:val="28"/>
-        </w:rPr>
-        <w:t>), нумерованный список проверок по каждому предикату (</w:t>
-      </w:r>
-      <w:proofErr w:type="spellStart"/>
-      <w:r>
-        <w:rPr>
-          <w:sz w:val="28"/>
-        </w:rPr>
-        <w:t>probe_list</w:t>
-      </w:r>
-      <w:proofErr w:type="spellEnd"/>
-      <w:r>
-        <w:rPr>
-          <w:sz w:val="28"/>
-        </w:rPr>
-        <w:t>) и требуемый формат ответа (</w:t>
-      </w:r>
-      <w:proofErr w:type="spellStart"/>
-      <w:r>
-        <w:rPr>
-          <w:sz w:val="28"/>
-        </w:rPr>
-        <w:t>answer_format</w:t>
-      </w:r>
-      <w:proofErr w:type="spellEnd"/>
-      <w:r>
-        <w:rPr>
-          <w:sz w:val="28"/>
-        </w:rPr>
-        <w:t>). Модель для каждого предиката отвечает строго «да» или «нет»; в результат попадают только строки с «да», после чего каждая связь верифицируется отдельно.</w:t>
+      <w:r>
+        <w:rPr>
+          <w:sz w:val="28"/>
+          <w:lang w:val="ru-RU"/>
+        </w:rPr>
+        <w:t>несколько</w:t>
+      </w:r>
+      <w:r>
+        <w:rPr>
+          <w:sz w:val="28"/>
+        </w:rPr>
+        <w:t xml:space="preserve"> приме</w:t>
+      </w:r>
+      <w:r>
+        <w:rPr>
+          <w:sz w:val="28"/>
+          <w:lang w:val="ru-RU"/>
+        </w:rPr>
+        <w:t>ров</w:t>
+      </w:r>
+      <w:r>
+        <w:rPr>
+          <w:sz w:val="28"/>
+        </w:rPr>
+        <w:t>, нумерованный список проверок по каждому предикату</w:t>
+      </w:r>
+      <w:r>
+        <w:rPr>
+          <w:sz w:val="28"/>
+          <w:lang w:val="ru-RU"/>
+        </w:rPr>
+        <w:t xml:space="preserve"> </w:t>
+      </w:r>
+      <w:r>
+        <w:rPr>
+          <w:sz w:val="28"/>
+        </w:rPr>
+        <w:t>и требуемый формат ответа. Модель для каждого предиката отвечает строго «да» или «нет»; в результат попадают только строки с «да», после чего каждая связь верифицируется отдельно.</w:t>
       </w:r>
     </w:p>
     <w:p>
@@ -2642,28 +2450,402 @@
       <w:pPr>
         <w:ind w:left="425" w:firstLine="0"/>
         <w:jc w:val="left"/>
+        <w:rPr>
+          <w:sz w:val="36"/>
+          <w:szCs w:val="36"/>
+        </w:rPr>
+      </w:pPr>
+      <w:r>
+        <w:rPr>
+          <w:sz w:val="28"/>
+          <w:szCs w:val="36"/>
+        </w:rPr>
+        <w:t>Твоя задача — для пары терминов в тексте независимо проверить каждое допустимое отношение: выражено ли оно явно в данном тексте.</w:t>
+      </w:r>
+      <w:r>
+        <w:rPr>
+          <w:sz w:val="28"/>
+          <w:szCs w:val="36"/>
+        </w:rPr>
+        <w:br/>
+        <w:t>Правила: отвечай только по указанному тексту; для каждого отношения — строго «да» или «нет»; не путай похожие предикаты — оценивай каждое по своему описанию.</w:t>
+      </w:r>
+      <w:r>
+        <w:rPr>
+          <w:sz w:val="28"/>
+          <w:szCs w:val="36"/>
+        </w:rPr>
+        <w:br/>
+      </w:r>
+      <w:r>
+        <w:rPr>
+          <w:sz w:val="28"/>
+          <w:szCs w:val="36"/>
+        </w:rPr>
+        <w:br/>
+        <w:t>Входные данные:</w:t>
+      </w:r>
+      <w:r>
+        <w:rPr>
+          <w:sz w:val="28"/>
+          <w:szCs w:val="36"/>
+        </w:rPr>
+        <w:br/>
+        <w:t>Текст: …</w:t>
+      </w:r>
+      <w:r>
+        <w:rPr>
+          <w:sz w:val="28"/>
+          <w:szCs w:val="36"/>
+        </w:rPr>
+        <w:br/>
+        <w:t xml:space="preserve">Термин </w:t>
+      </w:r>
+      <w:proofErr w:type="spellStart"/>
+      <w:r>
+        <w:rPr>
+          <w:sz w:val="28"/>
+          <w:szCs w:val="36"/>
+        </w:rPr>
+        <w:t>Method</w:t>
+      </w:r>
+      <w:proofErr w:type="spellEnd"/>
+      <w:r>
+        <w:rPr>
+          <w:sz w:val="28"/>
+          <w:szCs w:val="36"/>
+        </w:rPr>
+        <w:t>: BERT</w:t>
+      </w:r>
+      <w:r>
+        <w:rPr>
+          <w:sz w:val="28"/>
+          <w:szCs w:val="36"/>
+        </w:rPr>
+        <w:br/>
+        <w:t>Термин Task: распознавание имён</w:t>
+      </w:r>
+      <w:r>
+        <w:rPr>
+          <w:sz w:val="28"/>
+          <w:szCs w:val="36"/>
+        </w:rPr>
+        <w:br/>
+      </w:r>
+      <w:r>
+        <w:rPr>
+          <w:sz w:val="28"/>
+          <w:szCs w:val="36"/>
+        </w:rPr>
+        <w:br/>
+        <w:t>Для каждого отношения ниже ответь, явно ли оно выражено для этой пары в этом тексте:</w:t>
+      </w:r>
+      <w:r>
+        <w:rPr>
+          <w:sz w:val="28"/>
+          <w:szCs w:val="36"/>
+        </w:rPr>
+        <w:br/>
+        <w:t xml:space="preserve">1. </w:t>
+      </w:r>
+      <w:proofErr w:type="spellStart"/>
+      <w:r>
+        <w:rPr>
+          <w:sz w:val="28"/>
+          <w:szCs w:val="36"/>
+        </w:rPr>
+        <w:t>solves</w:t>
+      </w:r>
+      <w:proofErr w:type="spellEnd"/>
+      <w:r>
+        <w:rPr>
+          <w:sz w:val="28"/>
+          <w:szCs w:val="36"/>
+        </w:rPr>
+        <w:t xml:space="preserve"> — Метод решает задачу</w:t>
+      </w:r>
+      <w:r>
+        <w:rPr>
+          <w:sz w:val="28"/>
+          <w:szCs w:val="36"/>
+        </w:rPr>
+        <w:br/>
+        <w:t xml:space="preserve">2. </w:t>
+      </w:r>
+      <w:proofErr w:type="spellStart"/>
+      <w:r>
+        <w:rPr>
+          <w:sz w:val="28"/>
+          <w:szCs w:val="36"/>
+        </w:rPr>
+        <w:t>isUsedForSolving</w:t>
+      </w:r>
+      <w:proofErr w:type="spellEnd"/>
+      <w:r>
+        <w:rPr>
+          <w:sz w:val="28"/>
+          <w:szCs w:val="36"/>
+        </w:rPr>
+        <w:t xml:space="preserve"> — Метод используется для решения задачи</w:t>
+      </w:r>
+      <w:r>
+        <w:rPr>
+          <w:sz w:val="28"/>
+          <w:szCs w:val="36"/>
+        </w:rPr>
+        <w:br/>
+        <w:t>…</w:t>
+      </w:r>
+      <w:r>
+        <w:rPr>
+          <w:sz w:val="28"/>
+          <w:szCs w:val="36"/>
+        </w:rPr>
+        <w:br/>
+      </w:r>
+      <w:r>
+        <w:rPr>
+          <w:sz w:val="28"/>
+          <w:szCs w:val="36"/>
+        </w:rPr>
+        <w:br/>
+        <w:t>Ответь только в формате (одна строка на отношение):</w:t>
+      </w:r>
+      <w:r>
+        <w:rPr>
+          <w:sz w:val="28"/>
+          <w:szCs w:val="36"/>
+        </w:rPr>
+        <w:br/>
+        <w:t xml:space="preserve">1. </w:t>
+      </w:r>
+      <w:proofErr w:type="spellStart"/>
+      <w:r>
+        <w:rPr>
+          <w:sz w:val="28"/>
+          <w:szCs w:val="36"/>
+        </w:rPr>
+        <w:t>solves</w:t>
+      </w:r>
+      <w:proofErr w:type="spellEnd"/>
+      <w:r>
+        <w:rPr>
+          <w:sz w:val="28"/>
+          <w:szCs w:val="36"/>
+        </w:rPr>
+        <w:t>: нет</w:t>
+      </w:r>
+      <w:r>
+        <w:rPr>
+          <w:sz w:val="28"/>
+          <w:szCs w:val="36"/>
+        </w:rPr>
+        <w:br/>
+        <w:t xml:space="preserve">2. </w:t>
+      </w:r>
+      <w:proofErr w:type="spellStart"/>
+      <w:r>
+        <w:rPr>
+          <w:sz w:val="28"/>
+          <w:szCs w:val="36"/>
+        </w:rPr>
+        <w:t>isUsedForSolving</w:t>
+      </w:r>
+      <w:proofErr w:type="spellEnd"/>
+      <w:r>
+        <w:rPr>
+          <w:sz w:val="28"/>
+          <w:szCs w:val="36"/>
+        </w:rPr>
+        <w:t>: да</w:t>
+      </w:r>
+    </w:p>
+    <w:p>
+      <w:pPr>
+        <w:ind w:firstLine="709"/>
+      </w:pPr>
+      <w:r>
+        <w:rPr>
+          <w:sz w:val="28"/>
+        </w:rPr>
+        <w:t xml:space="preserve">Пример ожидаемого ответа модели после подстановки конкретной пары терминов: «1. </w:t>
+      </w:r>
+      <w:proofErr w:type="spellStart"/>
+      <w:r>
+        <w:rPr>
+          <w:sz w:val="28"/>
+        </w:rPr>
+        <w:t>solves</w:t>
+      </w:r>
+      <w:proofErr w:type="spellEnd"/>
+      <w:r>
+        <w:rPr>
+          <w:sz w:val="28"/>
+        </w:rPr>
+        <w:t xml:space="preserve">: нет» и «2. </w:t>
+      </w:r>
+      <w:proofErr w:type="spellStart"/>
+      <w:r>
+        <w:rPr>
+          <w:sz w:val="28"/>
+        </w:rPr>
+        <w:t>isUsedForSolving</w:t>
+      </w:r>
+      <w:proofErr w:type="spellEnd"/>
+      <w:r>
+        <w:rPr>
+          <w:sz w:val="28"/>
+        </w:rPr>
+        <w:t xml:space="preserve">: да» — в граф попадёт только второй предикат после успешной </w:t>
+      </w:r>
+      <w:proofErr w:type="spellStart"/>
+      <w:r>
+        <w:rPr>
+          <w:sz w:val="28"/>
+        </w:rPr>
+        <w:t>verify_relation</w:t>
+      </w:r>
+      <w:proofErr w:type="spellEnd"/>
+      <w:r>
+        <w:rPr>
+          <w:sz w:val="28"/>
+        </w:rPr>
+        <w:t>.</w:t>
+      </w:r>
+    </w:p>
+    <w:p>
+      <w:pPr>
+        <w:ind w:firstLine="709"/>
+      </w:pPr>
+      <w:r>
+        <w:rPr>
+          <w:b/>
+          <w:sz w:val="28"/>
+        </w:rPr>
+        <w:t>1.3. Верификация связей</w:t>
+      </w:r>
+    </w:p>
+    <w:p>
+      <w:pPr>
+        <w:ind w:firstLine="709"/>
+      </w:pPr>
+      <w:r>
+        <w:rPr>
+          <w:sz w:val="28"/>
+        </w:rPr>
+        <w:lastRenderedPageBreak/>
+        <w:t xml:space="preserve">Каждый кандидат (из </w:t>
+      </w:r>
+      <w:proofErr w:type="spellStart"/>
+      <w:r>
+        <w:rPr>
+          <w:sz w:val="28"/>
+        </w:rPr>
+        <w:t>detect</w:t>
+      </w:r>
+      <w:proofErr w:type="spellEnd"/>
+      <w:r>
+        <w:rPr>
+          <w:sz w:val="28"/>
+        </w:rPr>
+        <w:t xml:space="preserve"> или </w:t>
+      </w:r>
+      <w:proofErr w:type="spellStart"/>
+      <w:r>
+        <w:rPr>
+          <w:sz w:val="28"/>
+        </w:rPr>
+        <w:t>multi-probe</w:t>
+      </w:r>
+      <w:proofErr w:type="spellEnd"/>
+      <w:r>
+        <w:rPr>
+          <w:sz w:val="28"/>
+        </w:rPr>
+        <w:t xml:space="preserve">) проверяется </w:t>
+      </w:r>
+      <w:proofErr w:type="spellStart"/>
+      <w:r>
+        <w:rPr>
+          <w:sz w:val="28"/>
+        </w:rPr>
+        <w:t>промптом</w:t>
+      </w:r>
+      <w:proofErr w:type="spellEnd"/>
+      <w:r>
+        <w:rPr>
+          <w:sz w:val="28"/>
+        </w:rPr>
+        <w:t xml:space="preserve"> </w:t>
+      </w:r>
+      <w:proofErr w:type="spellStart"/>
+      <w:r>
+        <w:rPr>
+          <w:sz w:val="28"/>
+        </w:rPr>
+        <w:t>verify_relation</w:t>
+      </w:r>
+      <w:proofErr w:type="spellEnd"/>
+      <w:r>
+        <w:rPr>
+          <w:sz w:val="28"/>
+        </w:rPr>
+        <w:t xml:space="preserve">. В шаблон передаётся утверждение о связи, текст и параметр </w:t>
+      </w:r>
+      <w:proofErr w:type="spellStart"/>
+      <w:r>
+        <w:rPr>
+          <w:sz w:val="28"/>
+        </w:rPr>
+        <w:t>relation_description</w:t>
+      </w:r>
+      <w:proofErr w:type="spellEnd"/>
+      <w:r>
+        <w:rPr>
+          <w:sz w:val="28"/>
+        </w:rPr>
+        <w:t xml:space="preserve"> — семантика предиката из онтологии. Без подтверждения «да» связь не включается в результат.</w:t>
+      </w:r>
+    </w:p>
+    <w:p>
+      <w:pPr>
+        <w:ind w:firstLine="709"/>
+      </w:pPr>
+      <w:r>
+        <w:rPr>
+          <w:b/>
+          <w:sz w:val="28"/>
+        </w:rPr>
+        <w:t>Пример запроса верификации (verify_relation.txt):</w:t>
+      </w:r>
+    </w:p>
+    <w:p>
+      <w:pPr>
+        <w:ind w:left="425" w:firstLine="0"/>
+        <w:jc w:val="left"/>
       </w:pPr>
       <w:r>
         <w:rPr>
           <w:rFonts w:ascii="Courier New" w:hAnsi="Courier New"/>
           <w:sz w:val="20"/>
         </w:rPr>
-        <w:t>Твоя задача — для пары терминов в тексте независимо проверить каждое допустимое отношение: выражено ли оно явно в данном тексте.</w:t>
-      </w:r>
+        <w:t xml:space="preserve">Утверждение: BERT </w:t>
+      </w:r>
+      <w:proofErr w:type="spellStart"/>
       <w:r>
         <w:rPr>
           <w:rFonts w:ascii="Courier New" w:hAnsi="Courier New"/>
           <w:sz w:val="20"/>
         </w:rPr>
-        <w:br/>
-        <w:t>Правила: отвечай только по указанному тексту; для каждого отношения — строго «да» или «нет»; не путай похожие предикаты — оценивай каждое по своему описанию.</w:t>
-      </w:r>
+        <w:t>solves</w:t>
+      </w:r>
+      <w:proofErr w:type="spellEnd"/>
       <w:r>
         <w:rPr>
           <w:rFonts w:ascii="Courier New" w:hAnsi="Courier New"/>
           <w:sz w:val="20"/>
         </w:rPr>
-        <w:br/>
+        <w:t xml:space="preserve"> распознавание имён</w:t>
       </w:r>
       <w:r>
         <w:rPr>
@@ -2671,7 +2853,7 @@
           <w:sz w:val="20"/>
         </w:rPr>
         <w:br/>
-        <w:t>Входные данные:</w:t>
+        <w:t>Смысл отношения: метод решает задачу</w:t>
       </w:r>
       <w:r>
         <w:rPr>
@@ -2679,7 +2861,7 @@
           <w:sz w:val="20"/>
         </w:rPr>
         <w:br/>
-        <w:t>Текст: …</w:t>
+        <w:t>Текст: …фрагмент вокруг упоминаний BERT и задачи…</w:t>
       </w:r>
       <w:r>
         <w:rPr>
@@ -2687,52 +2869,261 @@
           <w:sz w:val="20"/>
         </w:rPr>
         <w:br/>
-        <w:t xml:space="preserve">Термин </w:t>
-      </w:r>
-      <w:proofErr w:type="spellStart"/>
-      <w:r>
-        <w:rPr>
-          <w:rFonts w:ascii="Courier New" w:hAnsi="Courier New"/>
-          <w:sz w:val="20"/>
+        <w:t>Истинно? Ответ:</w:t>
+      </w:r>
+    </w:p>
+    <w:p>
+      <w:pPr>
+        <w:ind w:firstLine="709"/>
+      </w:pPr>
+      <w:r>
+        <w:rPr>
+          <w:sz w:val="28"/>
+        </w:rPr>
+        <w:t xml:space="preserve">В </w:t>
+      </w:r>
+      <w:proofErr w:type="spellStart"/>
+      <w:r>
+        <w:rPr>
+          <w:sz w:val="28"/>
+        </w:rPr>
+        <w:t>промпте</w:t>
+      </w:r>
+      <w:proofErr w:type="spellEnd"/>
+      <w:r>
+        <w:rPr>
+          <w:sz w:val="28"/>
+        </w:rPr>
+        <w:t xml:space="preserve"> приведены пары «утверждение — смысл отношения — да/нет», что снижает ложные срабатывания после </w:t>
+      </w:r>
+      <w:proofErr w:type="spellStart"/>
+      <w:r>
+        <w:rPr>
+          <w:sz w:val="28"/>
+        </w:rPr>
+        <w:t>multi-probe</w:t>
+      </w:r>
+      <w:proofErr w:type="spellEnd"/>
+      <w:r>
+        <w:rPr>
+          <w:sz w:val="28"/>
+        </w:rPr>
+        <w:t>.</w:t>
+      </w:r>
+    </w:p>
+    <w:p>
+      <w:pPr>
+        <w:ind w:firstLine="709"/>
+      </w:pPr>
+      <w:r>
+        <w:rPr>
+          <w:b/>
+          <w:sz w:val="28"/>
+        </w:rPr>
+        <w:t>1.4. Разрешение конфликтов предикатов</w:t>
+      </w:r>
+    </w:p>
+    <w:p>
+      <w:pPr>
+        <w:ind w:firstLine="709"/>
+      </w:pPr>
+      <w:r>
+        <w:rPr>
+          <w:sz w:val="28"/>
+        </w:rPr>
+        <w:t xml:space="preserve">Если для одной пары терминов после верификации осталось несколько различных предикатов, шаг </w:t>
+      </w:r>
+      <w:proofErr w:type="spellStart"/>
+      <w:r>
+        <w:rPr>
+          <w:sz w:val="28"/>
+        </w:rPr>
+        <w:t>ResolveRelationConflicts</w:t>
+      </w:r>
+      <w:proofErr w:type="spellEnd"/>
+      <w:r>
+        <w:rPr>
+          <w:sz w:val="28"/>
+        </w:rPr>
+        <w:t xml:space="preserve"> вызывает </w:t>
+      </w:r>
+      <w:proofErr w:type="spellStart"/>
+      <w:r>
+        <w:rPr>
+          <w:sz w:val="28"/>
+        </w:rPr>
+        <w:t>RelationConflictResolver</w:t>
+      </w:r>
+      <w:proofErr w:type="spellEnd"/>
+      <w:r>
+        <w:rPr>
+          <w:sz w:val="28"/>
+        </w:rPr>
+        <w:t xml:space="preserve">. Сначала повторная верификация всех кандидатов группы; если подтверждён ровно один — он выбирается без LLM. Если подтверждённых нет или их несколько — LLM получает </w:t>
+      </w:r>
+      <w:proofErr w:type="spellStart"/>
+      <w:r>
+        <w:rPr>
+          <w:sz w:val="28"/>
+        </w:rPr>
+        <w:t>resolve_relation_conflict</w:t>
+      </w:r>
+      <w:proofErr w:type="spellEnd"/>
+      <w:r>
+        <w:rPr>
+          <w:sz w:val="28"/>
+        </w:rPr>
+        <w:t xml:space="preserve"> с перечнем вариантов и описаниями предикатов из онтологии</w:t>
+      </w:r>
+      <w:r>
+        <w:rPr>
+          <w:sz w:val="28"/>
+          <w:lang w:val="ru-RU"/>
+        </w:rPr>
+        <w:t>.</w:t>
+      </w:r>
+      <w:r>
+        <w:rPr>
+          <w:sz w:val="28"/>
+        </w:rPr>
+        <w:t xml:space="preserve"> </w:t>
+      </w:r>
+      <w:r>
+        <w:rPr>
+          <w:sz w:val="28"/>
+          <w:lang w:val="ru-RU"/>
+        </w:rPr>
+        <w:t>В</w:t>
+      </w:r>
+      <w:r>
+        <w:rPr>
+          <w:sz w:val="28"/>
+        </w:rPr>
+        <w:t xml:space="preserve"> контекст попадают предложения вокруг пары. Опционально включены </w:t>
+      </w:r>
+      <w:proofErr w:type="spellStart"/>
+      <w:r>
+        <w:rPr>
+          <w:sz w:val="28"/>
+        </w:rPr>
+        <w:t>двухшаговый</w:t>
+      </w:r>
+      <w:proofErr w:type="spellEnd"/>
+      <w:r>
+        <w:rPr>
+          <w:sz w:val="28"/>
+        </w:rPr>
+        <w:t xml:space="preserve"> диалог (сначала обоснование, затем выбор) и повторная проверка выбранной связи (</w:t>
+      </w:r>
+      <w:proofErr w:type="spellStart"/>
+      <w:r>
+        <w:rPr>
+          <w:sz w:val="28"/>
+        </w:rPr>
+        <w:t>use-reverify-after-resolve</w:t>
+      </w:r>
+      <w:proofErr w:type="spellEnd"/>
+      <w:r>
+        <w:rPr>
+          <w:sz w:val="28"/>
+        </w:rPr>
+        <w:t>).</w:t>
+      </w:r>
+    </w:p>
+    <w:p>
+      <w:pPr>
+        <w:ind w:firstLine="709"/>
+      </w:pPr>
+      <w:r>
+        <w:rPr>
+          <w:b/>
+          <w:sz w:val="28"/>
+        </w:rPr>
+        <w:t xml:space="preserve">Фрагмент </w:t>
+      </w:r>
+      <w:proofErr w:type="spellStart"/>
+      <w:r>
+        <w:rPr>
+          <w:b/>
+          <w:sz w:val="28"/>
+        </w:rPr>
+        <w:t>промпта</w:t>
+      </w:r>
+      <w:proofErr w:type="spellEnd"/>
+      <w:r>
+        <w:rPr>
+          <w:b/>
+          <w:sz w:val="28"/>
+        </w:rPr>
+        <w:t xml:space="preserve"> разрешения конфликта (resolve_relation_conflict.txt):</w:t>
+      </w:r>
+    </w:p>
+    <w:p>
+      <w:pPr>
+        <w:ind w:left="425" w:firstLine="0"/>
+        <w:jc w:val="left"/>
+        <w:rPr>
+          <w:sz w:val="36"/>
+          <w:szCs w:val="36"/>
+        </w:rPr>
+      </w:pPr>
+      <w:r>
+        <w:rPr>
+          <w:sz w:val="28"/>
+          <w:szCs w:val="36"/>
+        </w:rPr>
+        <w:t>Текст: …контекст вокруг пары…</w:t>
+      </w:r>
+      <w:r>
+        <w:rPr>
+          <w:sz w:val="28"/>
+          <w:szCs w:val="36"/>
+        </w:rPr>
+        <w:br/>
+      </w:r>
+      <w:r>
+        <w:rPr>
+          <w:sz w:val="28"/>
+          <w:szCs w:val="36"/>
+        </w:rPr>
+        <w:br/>
+        <w:t>Для пары «BERT» (</w:t>
+      </w:r>
+      <w:proofErr w:type="spellStart"/>
+      <w:r>
+        <w:rPr>
+          <w:sz w:val="28"/>
+          <w:szCs w:val="36"/>
         </w:rPr>
         <w:t>Method</w:t>
       </w:r>
       <w:proofErr w:type="spellEnd"/>
       <w:r>
         <w:rPr>
-          <w:rFonts w:ascii="Courier New" w:hAnsi="Courier New"/>
-          <w:sz w:val="20"/>
-        </w:rPr>
-        <w:t>: BERT</w:t>
-      </w:r>
-      <w:r>
-        <w:rPr>
-          <w:rFonts w:ascii="Courier New" w:hAnsi="Courier New"/>
-          <w:sz w:val="20"/>
+          <w:sz w:val="28"/>
+          <w:szCs w:val="36"/>
+        </w:rPr>
+        <w:t>) и «распознавание имён» (Task) возможны несколько отношений, но верно не больше одного.</w:t>
+      </w:r>
+      <w:r>
+        <w:rPr>
+          <w:sz w:val="28"/>
+          <w:szCs w:val="36"/>
         </w:rPr>
         <w:br/>
-        <w:t>Термин Task: распознавание имён</w:t>
-      </w:r>
-      <w:r>
-        <w:rPr>
-          <w:rFonts w:ascii="Courier New" w:hAnsi="Courier New"/>
-          <w:sz w:val="20"/>
+      </w:r>
+      <w:r>
+        <w:rPr>
+          <w:sz w:val="28"/>
+          <w:szCs w:val="36"/>
         </w:rPr>
         <w:br/>
-      </w:r>
-      <w:r>
-        <w:rPr>
-          <w:rFonts w:ascii="Courier New" w:hAnsi="Courier New"/>
-          <w:sz w:val="20"/>
-        </w:rPr>
-        <w:lastRenderedPageBreak/>
-        <w:br/>
-        <w:t>Для каждого отношения ниже ответь, явно ли оно выражено для этой пары в этом тексте:</w:t>
-      </w:r>
-      <w:r>
-        <w:rPr>
-          <w:rFonts w:ascii="Courier New" w:hAnsi="Courier New"/>
-          <w:sz w:val="20"/>
+        <w:t>Варианты:</w:t>
+      </w:r>
+      <w:r>
+        <w:rPr>
+          <w:sz w:val="28"/>
+          <w:szCs w:val="36"/>
         </w:rPr>
         <w:br/>
         <w:t xml:space="preserve">1. </w:t>
@@ -2740,23 +3131,23 @@
       <w:proofErr w:type="spellStart"/>
       <w:r>
         <w:rPr>
-          <w:rFonts w:ascii="Courier New" w:hAnsi="Courier New"/>
-          <w:sz w:val="20"/>
+          <w:sz w:val="28"/>
+          <w:szCs w:val="36"/>
         </w:rPr>
         <w:t>solves</w:t>
       </w:r>
       <w:proofErr w:type="spellEnd"/>
       <w:r>
         <w:rPr>
-          <w:rFonts w:ascii="Courier New" w:hAnsi="Courier New"/>
-          <w:sz w:val="20"/>
+          <w:sz w:val="28"/>
+          <w:szCs w:val="36"/>
         </w:rPr>
         <w:t xml:space="preserve"> — Метод решает задачу</w:t>
       </w:r>
       <w:r>
         <w:rPr>
-          <w:rFonts w:ascii="Courier New" w:hAnsi="Courier New"/>
-          <w:sz w:val="20"/>
+          <w:sz w:val="28"/>
+          <w:szCs w:val="36"/>
         </w:rPr>
         <w:br/>
         <w:t xml:space="preserve">2. </w:t>
@@ -2764,587 +3155,38 @@
       <w:proofErr w:type="spellStart"/>
       <w:r>
         <w:rPr>
-          <w:rFonts w:ascii="Courier New" w:hAnsi="Courier New"/>
-          <w:sz w:val="20"/>
+          <w:sz w:val="28"/>
+          <w:szCs w:val="36"/>
         </w:rPr>
         <w:t>isUsedForSolving</w:t>
       </w:r>
       <w:proofErr w:type="spellEnd"/>
       <w:r>
         <w:rPr>
-          <w:rFonts w:ascii="Courier New" w:hAnsi="Courier New"/>
-          <w:sz w:val="20"/>
+          <w:sz w:val="28"/>
+          <w:szCs w:val="36"/>
         </w:rPr>
         <w:t xml:space="preserve"> — Метод используется для решения задачи</w:t>
       </w:r>
       <w:r>
         <w:rPr>
-          <w:rFonts w:ascii="Courier New" w:hAnsi="Courier New"/>
-          <w:sz w:val="20"/>
+          <w:sz w:val="28"/>
+          <w:szCs w:val="36"/>
         </w:rPr>
         <w:br/>
-        <w:t>…</w:t>
-      </w:r>
-      <w:r>
-        <w:rPr>
-          <w:rFonts w:ascii="Courier New" w:hAnsi="Courier New"/>
-          <w:sz w:val="20"/>
-        </w:rPr>
-        <w:br/>
-      </w:r>
-      <w:r>
-        <w:rPr>
-          <w:rFonts w:ascii="Courier New" w:hAnsi="Courier New"/>
-          <w:sz w:val="20"/>
-        </w:rPr>
-        <w:br/>
-        <w:t>Ответь только в формате (одна строка на отношение):</w:t>
-      </w:r>
-      <w:r>
-        <w:rPr>
-          <w:rFonts w:ascii="Courier New" w:hAnsi="Courier New"/>
-          <w:sz w:val="20"/>
-        </w:rPr>
-        <w:br/>
-        <w:t xml:space="preserve">1. </w:t>
-      </w:r>
-      <w:proofErr w:type="spellStart"/>
-      <w:r>
-        <w:rPr>
-          <w:rFonts w:ascii="Courier New" w:hAnsi="Courier New"/>
-          <w:sz w:val="20"/>
-        </w:rPr>
-        <w:t>solves</w:t>
-      </w:r>
-      <w:proofErr w:type="spellEnd"/>
-      <w:r>
-        <w:rPr>
-          <w:rFonts w:ascii="Courier New" w:hAnsi="Courier New"/>
-          <w:sz w:val="20"/>
-        </w:rPr>
-        <w:t>: нет</w:t>
-      </w:r>
-      <w:r>
-        <w:rPr>
-          <w:rFonts w:ascii="Courier New" w:hAnsi="Courier New"/>
-          <w:sz w:val="20"/>
-        </w:rPr>
-        <w:br/>
-        <w:t xml:space="preserve">2. </w:t>
-      </w:r>
-      <w:proofErr w:type="spellStart"/>
-      <w:r>
-        <w:rPr>
-          <w:rFonts w:ascii="Courier New" w:hAnsi="Courier New"/>
-          <w:sz w:val="20"/>
-        </w:rPr>
-        <w:t>isUsedForSolving</w:t>
-      </w:r>
-      <w:proofErr w:type="spellEnd"/>
-      <w:r>
-        <w:rPr>
-          <w:rFonts w:ascii="Courier New" w:hAnsi="Courier New"/>
-          <w:sz w:val="20"/>
-        </w:rPr>
-        <w:t>: да</w:t>
-      </w:r>
-    </w:p>
-    <w:p>
-      <w:pPr>
-        <w:ind w:firstLine="709"/>
-      </w:pPr>
-      <w:r>
-        <w:rPr>
-          <w:sz w:val="28"/>
-        </w:rPr>
-        <w:t xml:space="preserve">Пример ожидаемого ответа модели после подстановки конкретной пары терминов: «1. </w:t>
-      </w:r>
-      <w:proofErr w:type="spellStart"/>
-      <w:r>
-        <w:rPr>
-          <w:sz w:val="28"/>
-        </w:rPr>
-        <w:t>solves</w:t>
-      </w:r>
-      <w:proofErr w:type="spellEnd"/>
-      <w:r>
-        <w:rPr>
-          <w:sz w:val="28"/>
-        </w:rPr>
-        <w:t xml:space="preserve">: нет» и «2. </w:t>
-      </w:r>
-      <w:proofErr w:type="spellStart"/>
-      <w:r>
-        <w:rPr>
-          <w:sz w:val="28"/>
-        </w:rPr>
-        <w:t>isUsedForSolving</w:t>
-      </w:r>
-      <w:proofErr w:type="spellEnd"/>
-      <w:r>
-        <w:rPr>
-          <w:sz w:val="28"/>
-        </w:rPr>
-        <w:t xml:space="preserve">: да» — в граф попадёт только второй предикат после успешной </w:t>
-      </w:r>
-      <w:proofErr w:type="spellStart"/>
-      <w:r>
-        <w:rPr>
-          <w:sz w:val="28"/>
-        </w:rPr>
-        <w:t>verify_relation</w:t>
-      </w:r>
-      <w:proofErr w:type="spellEnd"/>
-      <w:r>
-        <w:rPr>
-          <w:sz w:val="28"/>
-        </w:rPr>
-        <w:t>.</w:t>
-      </w:r>
-    </w:p>
-    <w:p>
-      <w:pPr>
-        <w:ind w:firstLine="709"/>
-      </w:pPr>
-      <w:r>
-        <w:rPr>
-          <w:b/>
-          <w:sz w:val="28"/>
-        </w:rPr>
-        <w:t>2.3. Верификация связей</w:t>
-      </w:r>
-    </w:p>
-    <w:p>
-      <w:pPr>
-        <w:ind w:firstLine="709"/>
-      </w:pPr>
-      <w:r>
-        <w:rPr>
-          <w:sz w:val="28"/>
-        </w:rPr>
-        <w:t xml:space="preserve">Каждый кандидат (из </w:t>
-      </w:r>
-      <w:proofErr w:type="spellStart"/>
-      <w:r>
-        <w:rPr>
-          <w:sz w:val="28"/>
-        </w:rPr>
-        <w:t>detect</w:t>
-      </w:r>
-      <w:proofErr w:type="spellEnd"/>
-      <w:r>
-        <w:rPr>
-          <w:sz w:val="28"/>
-        </w:rPr>
-        <w:t xml:space="preserve"> или </w:t>
-      </w:r>
-      <w:proofErr w:type="spellStart"/>
-      <w:r>
-        <w:rPr>
-          <w:sz w:val="28"/>
-        </w:rPr>
-        <w:t>multi-probe</w:t>
-      </w:r>
-      <w:proofErr w:type="spellEnd"/>
-      <w:r>
-        <w:rPr>
-          <w:sz w:val="28"/>
-        </w:rPr>
-        <w:t xml:space="preserve">) проверяется </w:t>
-      </w:r>
-      <w:proofErr w:type="spellStart"/>
-      <w:r>
-        <w:rPr>
-          <w:sz w:val="28"/>
-        </w:rPr>
-        <w:t>промптом</w:t>
-      </w:r>
-      <w:proofErr w:type="spellEnd"/>
-      <w:r>
-        <w:rPr>
-          <w:sz w:val="28"/>
-        </w:rPr>
-        <w:t xml:space="preserve"> </w:t>
-      </w:r>
-      <w:proofErr w:type="spellStart"/>
-      <w:r>
-        <w:rPr>
-          <w:sz w:val="28"/>
-        </w:rPr>
-        <w:t>verify_relation</w:t>
-      </w:r>
-      <w:proofErr w:type="spellEnd"/>
-      <w:r>
-        <w:rPr>
-          <w:sz w:val="28"/>
-        </w:rPr>
-        <w:t xml:space="preserve">. В шаблон передаётся утверждение о связи, текст и параметр </w:t>
-      </w:r>
-      <w:proofErr w:type="spellStart"/>
-      <w:r>
-        <w:rPr>
-          <w:sz w:val="28"/>
-        </w:rPr>
-        <w:t>relation_description</w:t>
-      </w:r>
-      <w:proofErr w:type="spellEnd"/>
-      <w:r>
-        <w:rPr>
-          <w:sz w:val="28"/>
-        </w:rPr>
-        <w:t xml:space="preserve"> — семантика предиката из онтологии. Без подтверждения «да» связь не включается в результат.</w:t>
-      </w:r>
-    </w:p>
-    <w:p>
-      <w:pPr>
-        <w:ind w:firstLine="709"/>
-      </w:pPr>
-      <w:r>
-        <w:rPr>
-          <w:b/>
-          <w:sz w:val="28"/>
-        </w:rPr>
-        <w:t>Пример запроса верификации (verify_relation.txt):</w:t>
-      </w:r>
-    </w:p>
-    <w:p>
-      <w:pPr>
-        <w:ind w:left="425" w:firstLine="0"/>
-        <w:jc w:val="left"/>
-      </w:pPr>
-      <w:r>
-        <w:rPr>
-          <w:rFonts w:ascii="Courier New" w:hAnsi="Courier New"/>
-          <w:sz w:val="20"/>
-        </w:rPr>
-        <w:t xml:space="preserve">Утверждение: BERT </w:t>
-      </w:r>
-      <w:proofErr w:type="spellStart"/>
-      <w:r>
-        <w:rPr>
-          <w:rFonts w:ascii="Courier New" w:hAnsi="Courier New"/>
-          <w:sz w:val="20"/>
-        </w:rPr>
-        <w:t>solves</w:t>
-      </w:r>
-      <w:proofErr w:type="spellEnd"/>
-      <w:r>
-        <w:rPr>
-          <w:rFonts w:ascii="Courier New" w:hAnsi="Courier New"/>
-          <w:sz w:val="20"/>
-        </w:rPr>
-        <w:t xml:space="preserve"> распознавание имён</w:t>
-      </w:r>
-      <w:r>
-        <w:rPr>
-          <w:rFonts w:ascii="Courier New" w:hAnsi="Courier New"/>
-          <w:sz w:val="20"/>
-        </w:rPr>
-        <w:br/>
-        <w:t>Смысл отношения: метод решает задачу</w:t>
-      </w:r>
-      <w:r>
-        <w:rPr>
-          <w:rFonts w:ascii="Courier New" w:hAnsi="Courier New"/>
-          <w:sz w:val="20"/>
-        </w:rPr>
-        <w:br/>
-        <w:t>Текст: …фрагмент вокруг упоминаний BERT и задачи…</w:t>
-      </w:r>
-      <w:r>
-        <w:rPr>
-          <w:rFonts w:ascii="Courier New" w:hAnsi="Courier New"/>
-          <w:sz w:val="20"/>
-        </w:rPr>
-        <w:br/>
-        <w:t>Истинно? Ответ:</w:t>
-      </w:r>
-    </w:p>
-    <w:p>
-      <w:pPr>
-        <w:ind w:firstLine="709"/>
-      </w:pPr>
-      <w:r>
-        <w:rPr>
-          <w:sz w:val="28"/>
-        </w:rPr>
-        <w:t xml:space="preserve">В </w:t>
-      </w:r>
-      <w:proofErr w:type="spellStart"/>
-      <w:r>
-        <w:rPr>
-          <w:sz w:val="28"/>
-        </w:rPr>
-        <w:t>промпте</w:t>
-      </w:r>
-      <w:proofErr w:type="spellEnd"/>
-      <w:r>
-        <w:rPr>
-          <w:sz w:val="28"/>
-        </w:rPr>
-        <w:t xml:space="preserve"> приведены </w:t>
-      </w:r>
-      <w:proofErr w:type="spellStart"/>
-      <w:r>
-        <w:rPr>
-          <w:sz w:val="28"/>
-        </w:rPr>
-        <w:t>few-shot</w:t>
-      </w:r>
-      <w:proofErr w:type="spellEnd"/>
-      <w:r>
-        <w:rPr>
-          <w:sz w:val="28"/>
-        </w:rPr>
-        <w:t xml:space="preserve"> пары «утверждение — смысл отношения — да/нет» (например, различение RAG и LLM, соревнования и инструмента), что снижает ложные срабатывания после </w:t>
-      </w:r>
-      <w:proofErr w:type="spellStart"/>
-      <w:r>
-        <w:rPr>
-          <w:sz w:val="28"/>
-        </w:rPr>
-        <w:t>multi-probe</w:t>
-      </w:r>
-      <w:proofErr w:type="spellEnd"/>
-      <w:r>
-        <w:rPr>
-          <w:sz w:val="28"/>
-        </w:rPr>
-        <w:t>.</w:t>
-      </w:r>
-    </w:p>
-    <w:p>
-      <w:pPr>
-        <w:ind w:firstLine="709"/>
-      </w:pPr>
-      <w:r>
-        <w:rPr>
-          <w:b/>
-          <w:sz w:val="28"/>
-        </w:rPr>
-        <w:t>2.4. Разрешение конфликтов предикатов</w:t>
-      </w:r>
-    </w:p>
-    <w:p>
-      <w:pPr>
-        <w:ind w:firstLine="709"/>
-      </w:pPr>
-      <w:r>
-        <w:rPr>
-          <w:sz w:val="28"/>
-        </w:rPr>
-        <w:t xml:space="preserve">Если для одной пары терминов после верификации осталось несколько различных предикатов, шаг </w:t>
-      </w:r>
-      <w:proofErr w:type="spellStart"/>
-      <w:r>
-        <w:rPr>
-          <w:sz w:val="28"/>
-        </w:rPr>
-        <w:t>ResolveRelationConflicts</w:t>
-      </w:r>
-      <w:proofErr w:type="spellEnd"/>
-      <w:r>
-        <w:rPr>
-          <w:sz w:val="28"/>
-        </w:rPr>
-        <w:t xml:space="preserve"> вызывает </w:t>
-      </w:r>
-      <w:proofErr w:type="spellStart"/>
-      <w:r>
-        <w:rPr>
-          <w:sz w:val="28"/>
-        </w:rPr>
-        <w:t>RelationConflictResolver</w:t>
-      </w:r>
-      <w:proofErr w:type="spellEnd"/>
-      <w:r>
-        <w:rPr>
-          <w:sz w:val="28"/>
-        </w:rPr>
-        <w:t xml:space="preserve">. Сначала повторная верификация всех кандидатов группы; если подтверждён ровно один — он выбирается без LLM. Если подтверждённых нет или их несколько — LLM получает resolve_relation_conflict.txt с перечнем вариантов и описаниями предикатов из онтологии; в контекст попадают предложения вокруг пары (±500 символов). Опционально включены </w:t>
-      </w:r>
-      <w:proofErr w:type="spellStart"/>
-      <w:r>
-        <w:rPr>
-          <w:sz w:val="28"/>
-        </w:rPr>
-        <w:t>двухшаговый</w:t>
-      </w:r>
-      <w:proofErr w:type="spellEnd"/>
-      <w:r>
-        <w:rPr>
-          <w:sz w:val="28"/>
-        </w:rPr>
-        <w:t xml:space="preserve"> диалог (сначала обоснование, затем выбор) и повторная проверка выбранной связи (</w:t>
-      </w:r>
-      <w:proofErr w:type="spellStart"/>
-      <w:r>
-        <w:rPr>
-          <w:sz w:val="28"/>
-        </w:rPr>
-        <w:t>use-reverify-after-resolve</w:t>
-      </w:r>
-      <w:proofErr w:type="spellEnd"/>
-      <w:r>
-        <w:rPr>
-          <w:sz w:val="28"/>
-        </w:rPr>
-        <w:t>).</w:t>
-      </w:r>
-    </w:p>
-    <w:p>
-      <w:pPr>
-        <w:ind w:firstLine="709"/>
-      </w:pPr>
-      <w:r>
-        <w:rPr>
-          <w:b/>
-          <w:sz w:val="28"/>
-        </w:rPr>
-        <w:t xml:space="preserve">Фрагмент </w:t>
-      </w:r>
-      <w:proofErr w:type="spellStart"/>
-      <w:r>
-        <w:rPr>
-          <w:b/>
-          <w:sz w:val="28"/>
-        </w:rPr>
-        <w:t>промпта</w:t>
-      </w:r>
-      <w:proofErr w:type="spellEnd"/>
-      <w:r>
-        <w:rPr>
-          <w:b/>
-          <w:sz w:val="28"/>
-        </w:rPr>
-        <w:t xml:space="preserve"> разрешения конфликта (resolve_relation_conflict.txt):</w:t>
-      </w:r>
-    </w:p>
-    <w:p>
-      <w:pPr>
-        <w:ind w:left="425" w:firstLine="0"/>
-        <w:jc w:val="left"/>
-      </w:pPr>
-      <w:r>
-        <w:rPr>
-          <w:rFonts w:ascii="Courier New" w:hAnsi="Courier New"/>
-          <w:sz w:val="20"/>
-        </w:rPr>
-        <w:t>Текст: …контекст вокруг пары…</w:t>
-      </w:r>
-      <w:r>
-        <w:rPr>
-          <w:rFonts w:ascii="Courier New" w:hAnsi="Courier New"/>
-          <w:sz w:val="20"/>
-        </w:rPr>
-        <w:br/>
-      </w:r>
-      <w:r>
-        <w:rPr>
-          <w:rFonts w:ascii="Courier New" w:hAnsi="Courier New"/>
-          <w:sz w:val="20"/>
-        </w:rPr>
-        <w:br/>
-        <w:t>Для пары «BERT» (</w:t>
-      </w:r>
-      <w:proofErr w:type="spellStart"/>
-      <w:r>
-        <w:rPr>
-          <w:rFonts w:ascii="Courier New" w:hAnsi="Courier New"/>
-          <w:sz w:val="20"/>
-        </w:rPr>
-        <w:t>Method</w:t>
-      </w:r>
-      <w:proofErr w:type="spellEnd"/>
-      <w:r>
-        <w:rPr>
-          <w:rFonts w:ascii="Courier New" w:hAnsi="Courier New"/>
-          <w:sz w:val="20"/>
-        </w:rPr>
-        <w:t>) и «распознавание имён» (Task) возможны несколько отношений, но верно не больше одного.</w:t>
-      </w:r>
-      <w:r>
-        <w:rPr>
-          <w:rFonts w:ascii="Courier New" w:hAnsi="Courier New"/>
-          <w:sz w:val="20"/>
-        </w:rPr>
-        <w:br/>
-      </w:r>
-      <w:r>
-        <w:rPr>
-          <w:rFonts w:ascii="Courier New" w:hAnsi="Courier New"/>
-          <w:sz w:val="20"/>
-        </w:rPr>
-        <w:br/>
-        <w:t>Варианты:</w:t>
-      </w:r>
-      <w:r>
-        <w:rPr>
-          <w:rFonts w:ascii="Courier New" w:hAnsi="Courier New"/>
-          <w:sz w:val="20"/>
-        </w:rPr>
-        <w:br/>
-        <w:t xml:space="preserve">1. </w:t>
-      </w:r>
-      <w:proofErr w:type="spellStart"/>
-      <w:r>
-        <w:rPr>
-          <w:rFonts w:ascii="Courier New" w:hAnsi="Courier New"/>
-          <w:sz w:val="20"/>
-        </w:rPr>
-        <w:t>solves</w:t>
-      </w:r>
-      <w:proofErr w:type="spellEnd"/>
-      <w:r>
-        <w:rPr>
-          <w:rFonts w:ascii="Courier New" w:hAnsi="Courier New"/>
-          <w:sz w:val="20"/>
-        </w:rPr>
-        <w:t xml:space="preserve"> — Метод решает задачу</w:t>
-      </w:r>
-      <w:r>
-        <w:rPr>
-          <w:rFonts w:ascii="Courier New" w:hAnsi="Courier New"/>
-          <w:sz w:val="20"/>
-        </w:rPr>
-        <w:br/>
-        <w:t xml:space="preserve">2. </w:t>
-      </w:r>
-      <w:proofErr w:type="spellStart"/>
-      <w:r>
-        <w:rPr>
-          <w:rFonts w:ascii="Courier New" w:hAnsi="Courier New"/>
-          <w:sz w:val="20"/>
-        </w:rPr>
-        <w:t>isUsedForSolving</w:t>
-      </w:r>
-      <w:proofErr w:type="spellEnd"/>
-      <w:r>
-        <w:rPr>
-          <w:rFonts w:ascii="Courier New" w:hAnsi="Courier New"/>
-          <w:sz w:val="20"/>
-        </w:rPr>
-        <w:t xml:space="preserve"> — Метод используется для решения задачи</w:t>
-      </w:r>
-      <w:r>
-        <w:rPr>
-          <w:rFonts w:ascii="Courier New" w:hAnsi="Courier New"/>
-          <w:sz w:val="20"/>
-        </w:rPr>
-        <w:br/>
-      </w:r>
-      <w:r>
-        <w:rPr>
-          <w:rFonts w:ascii="Courier New" w:hAnsi="Courier New"/>
-          <w:sz w:val="20"/>
+      </w:r>
+      <w:r>
+        <w:rPr>
+          <w:sz w:val="28"/>
+          <w:szCs w:val="36"/>
         </w:rPr>
         <w:br/>
         <w:t>Выбери ровно один вариант по тексту или ответь «нет».</w:t>
       </w:r>
       <w:r>
         <w:rPr>
-          <w:rFonts w:ascii="Courier New" w:hAnsi="Courier New"/>
-          <w:sz w:val="20"/>
+          <w:sz w:val="28"/>
+          <w:szCs w:val="36"/>
         </w:rPr>
         <w:br/>
         <w:t>Ответ (только номер варианта или «нет»):</w:t>
@@ -3360,7 +3202,7 @@
         </w:rPr>
         <w:lastRenderedPageBreak/>
         <w:drawing>
-          <wp:inline distT="0" distB="0" distL="0" distR="0" wp14:anchorId="45BA18D8" wp14:editId="0F57F734">
+          <wp:inline distT="0" distB="0" distL="0" distR="0" wp14:anchorId="0E33460A" wp14:editId="6012B6E9">
             <wp:extent cx="5303520" cy="6348205"/>
             <wp:effectExtent l="0" t="0" r="0" b="0"/>
             <wp:docPr id="1" name="Picture 1"/>
@@ -3424,30 +3266,372 @@
     <w:p/>
     <w:p>
       <w:pPr>
-        <w:rPr>
-          <w:b/>
-          <w:bCs/>
+        <w:pStyle w:val="1"/>
+      </w:pPr>
+      <w:bookmarkStart w:id="4" w:name="_Toc231570523"/>
+      <w:r>
+        <w:rPr>
           <w:sz w:val="32"/>
-          <w:szCs w:val="28"/>
-        </w:rPr>
-      </w:pPr>
+        </w:rPr>
+        <w:t>2. Методология экспериментов</w:t>
+      </w:r>
+      <w:bookmarkEnd w:id="4"/>
+    </w:p>
+    <w:p>
+      <w:pPr>
+        <w:ind w:firstLine="709"/>
+      </w:pPr>
+      <w:r>
+        <w:rPr>
+          <w:sz w:val="28"/>
+        </w:rPr>
+        <w:t xml:space="preserve">Оценка выполнена на </w:t>
+      </w:r>
+      <w:proofErr w:type="spellStart"/>
+      <w:r>
+        <w:rPr>
+          <w:sz w:val="28"/>
+        </w:rPr>
+        <w:t>подвыборке</w:t>
+      </w:r>
+      <w:proofErr w:type="spellEnd"/>
+      <w:r>
+        <w:rPr>
+          <w:sz w:val="28"/>
+        </w:rPr>
+        <w:t xml:space="preserve"> размеченного корпуса русскоязычных</w:t>
+      </w:r>
+      <w:r>
+        <w:rPr>
+          <w:sz w:val="28"/>
+          <w:lang w:val="ru-RU"/>
+        </w:rPr>
+        <w:t xml:space="preserve"> </w:t>
+      </w:r>
+      <w:r>
+        <w:rPr>
+          <w:sz w:val="28"/>
+        </w:rPr>
+        <w:t>текстов</w:t>
+      </w:r>
+      <w:r>
+        <w:rPr>
+          <w:sz w:val="28"/>
+          <w:lang w:val="ru-RU"/>
+        </w:rPr>
+        <w:t xml:space="preserve"> по компьютерной лингвистике</w:t>
+      </w:r>
+      <w:r>
+        <w:rPr>
+          <w:sz w:val="28"/>
+        </w:rPr>
+        <w:t>: 200 предложений, около 3920 слов, 192 эталонных отношения между терминами. Тексты относятся к области компьютерной лингвистики.</w:t>
+      </w:r>
+    </w:p>
+    <w:p>
+      <w:pPr>
+        <w:ind w:firstLine="709"/>
+      </w:pPr>
+      <w:r>
+        <w:rPr>
+          <w:sz w:val="28"/>
+        </w:rPr>
+        <w:t xml:space="preserve">Конвейер обработки сохраняет структуру </w:t>
+      </w:r>
+      <w:proofErr w:type="spellStart"/>
+      <w:r>
+        <w:rPr>
+          <w:sz w:val="28"/>
+        </w:rPr>
+        <w:t>baseline</w:t>
+      </w:r>
+      <w:proofErr w:type="spellEnd"/>
+      <w:r>
+        <w:rPr>
+          <w:sz w:val="28"/>
+        </w:rPr>
+        <w:t>: извлечение упоминаний терминов (</w:t>
+      </w:r>
+      <w:proofErr w:type="spellStart"/>
+      <w:r>
+        <w:rPr>
+          <w:sz w:val="28"/>
+        </w:rPr>
+        <w:t>RuRoBERTa</w:t>
+      </w:r>
+      <w:proofErr w:type="spellEnd"/>
+      <w:r>
+        <w:rPr>
+          <w:sz w:val="28"/>
+        </w:rPr>
+        <w:t xml:space="preserve"> и словарь), LLM-верификация и нормализация, разрешение </w:t>
+      </w:r>
+      <w:proofErr w:type="spellStart"/>
+      <w:r>
+        <w:rPr>
+          <w:sz w:val="28"/>
+        </w:rPr>
+        <w:t>кореференции</w:t>
+      </w:r>
+      <w:proofErr w:type="spellEnd"/>
+      <w:r>
+        <w:rPr>
+          <w:sz w:val="28"/>
+        </w:rPr>
+        <w:t xml:space="preserve">, извлечение отношений. </w:t>
+      </w:r>
+      <w:r>
+        <w:rPr>
+          <w:sz w:val="28"/>
+        </w:rPr>
+        <w:t xml:space="preserve">Граф знаний собирается из уже извлечённых терминов и подтверждённых связей: термины — узлы, связи — рёбра. Дубликаты связей объединяются, </w:t>
+      </w:r>
+      <w:r>
+        <w:rPr>
+          <w:sz w:val="28"/>
+        </w:rPr>
+        <w:lastRenderedPageBreak/>
+        <w:t>альтернативные имена и вспомогательные данные записываются в атрибуты узлов.</w:t>
+      </w:r>
+      <w:r>
+        <w:rPr>
+          <w:sz w:val="28"/>
+          <w:lang w:val="ru-RU"/>
+        </w:rPr>
+        <w:t xml:space="preserve"> </w:t>
+      </w:r>
+      <w:r>
+        <w:rPr>
+          <w:sz w:val="28"/>
+        </w:rPr>
+        <w:t xml:space="preserve">Для LLM-этапов использована модель qwen2.5:7b. Параметр </w:t>
+      </w:r>
+      <w:proofErr w:type="spellStart"/>
+      <w:r>
+        <w:rPr>
+          <w:sz w:val="28"/>
+        </w:rPr>
+        <w:t>temperature</w:t>
+      </w:r>
+      <w:proofErr w:type="spellEnd"/>
+      <w:r>
+        <w:rPr>
+          <w:sz w:val="28"/>
+          <w:lang w:val="ru-RU"/>
+        </w:rPr>
+        <w:t xml:space="preserve"> </w:t>
+      </w:r>
+      <w:r>
+        <w:rPr>
+          <w:sz w:val="28"/>
+        </w:rPr>
+        <w:t>=</w:t>
+      </w:r>
+      <w:r>
+        <w:rPr>
+          <w:sz w:val="28"/>
+          <w:lang w:val="ru-RU"/>
+        </w:rPr>
+        <w:t xml:space="preserve"> </w:t>
+      </w:r>
+      <w:r>
+        <w:rPr>
+          <w:sz w:val="28"/>
+        </w:rPr>
+        <w:t>0 обеспечивает воспроизводимость прогонов.</w:t>
+      </w:r>
+    </w:p>
+    <w:p>
+      <w:pPr>
+        <w:ind w:firstLine="709"/>
+      </w:pPr>
+      <w:r>
+        <w:rPr>
+          <w:sz w:val="28"/>
+        </w:rPr>
+        <w:t xml:space="preserve">Сравнение проводится с зафиксированным эталоном </w:t>
+      </w:r>
+      <w:proofErr w:type="spellStart"/>
+      <w:r>
+        <w:rPr>
+          <w:sz w:val="28"/>
+        </w:rPr>
+        <w:t>baseline</w:t>
+      </w:r>
+      <w:proofErr w:type="spellEnd"/>
+      <w:r>
+        <w:rPr>
+          <w:sz w:val="28"/>
+        </w:rPr>
+        <w:t xml:space="preserve">. </w:t>
+      </w:r>
+      <w:proofErr w:type="spellStart"/>
+      <w:r>
+        <w:rPr>
+          <w:sz w:val="28"/>
+        </w:rPr>
+        <w:t>Мультиагентный</w:t>
+      </w:r>
+      <w:proofErr w:type="spellEnd"/>
+      <w:r>
+        <w:rPr>
+          <w:sz w:val="28"/>
+        </w:rPr>
+        <w:t xml:space="preserve"> режим включается конфигурацией </w:t>
+      </w:r>
+      <w:proofErr w:type="spellStart"/>
+      <w:r>
+        <w:rPr>
+          <w:sz w:val="28"/>
+        </w:rPr>
+        <w:t>use-multi-agent</w:t>
+      </w:r>
+      <w:proofErr w:type="spellEnd"/>
+      <w:r>
+        <w:rPr>
+          <w:sz w:val="28"/>
+        </w:rPr>
+        <w:t xml:space="preserve">: </w:t>
+      </w:r>
+      <w:proofErr w:type="spellStart"/>
+      <w:r>
+        <w:rPr>
+          <w:sz w:val="28"/>
+        </w:rPr>
+        <w:t>true</w:t>
+      </w:r>
+      <w:proofErr w:type="spellEnd"/>
+      <w:r>
+        <w:rPr>
+          <w:sz w:val="28"/>
+        </w:rPr>
+        <w:t>.</w:t>
+      </w:r>
+    </w:p>
+    <w:p>
+      <w:pPr>
+        <w:ind w:firstLine="709"/>
+      </w:pPr>
+      <w:r>
+        <w:rPr>
+          <w:sz w:val="28"/>
+        </w:rPr>
+        <w:t xml:space="preserve">Качество оценивается на двух уровнях. (1) Отношения в предложениях: для каждого типа предиката из онтологии считаются </w:t>
+      </w:r>
+      <w:proofErr w:type="spellStart"/>
+      <w:r>
+        <w:rPr>
+          <w:sz w:val="28"/>
+        </w:rPr>
+        <w:t>precision</w:t>
+      </w:r>
+      <w:proofErr w:type="spellEnd"/>
+      <w:r>
+        <w:rPr>
+          <w:sz w:val="28"/>
+        </w:rPr>
+        <w:t xml:space="preserve">, </w:t>
+      </w:r>
+      <w:proofErr w:type="spellStart"/>
+      <w:r>
+        <w:rPr>
+          <w:sz w:val="28"/>
+        </w:rPr>
+        <w:t>recall</w:t>
+      </w:r>
+      <w:proofErr w:type="spellEnd"/>
+      <w:r>
+        <w:rPr>
+          <w:sz w:val="28"/>
+        </w:rPr>
+        <w:t xml:space="preserve"> и F1, затем усредняются по типам (</w:t>
+      </w:r>
+      <w:proofErr w:type="spellStart"/>
+      <w:r>
+        <w:rPr>
+          <w:sz w:val="28"/>
+        </w:rPr>
+        <w:t>macro</w:t>
+      </w:r>
+      <w:proofErr w:type="spellEnd"/>
+      <w:r>
+        <w:rPr>
+          <w:sz w:val="28"/>
+        </w:rPr>
+        <w:t xml:space="preserve"> F1). (2) Граф знаний: множество уникальных троек (term1, </w:t>
+      </w:r>
+      <w:proofErr w:type="spellStart"/>
+      <w:r>
+        <w:rPr>
+          <w:sz w:val="28"/>
+        </w:rPr>
+        <w:t>predicate</w:t>
+      </w:r>
+      <w:proofErr w:type="spellEnd"/>
+      <w:r>
+        <w:rPr>
+          <w:sz w:val="28"/>
+        </w:rPr>
+        <w:t>, term2) по всему корпусу</w:t>
+      </w:r>
+      <w:r>
+        <w:rPr>
+          <w:sz w:val="28"/>
+          <w:lang w:val="ru-RU"/>
+        </w:rPr>
+        <w:t>.</w:t>
+      </w:r>
+      <w:r>
+        <w:rPr>
+          <w:sz w:val="28"/>
+        </w:rPr>
+        <w:t xml:space="preserve"> </w:t>
+      </w:r>
+      <w:r>
+        <w:rPr>
+          <w:sz w:val="28"/>
+          <w:lang w:val="en-US"/>
+        </w:rPr>
+        <w:t>P</w:t>
+      </w:r>
+      <w:proofErr w:type="spellStart"/>
+      <w:r>
+        <w:rPr>
+          <w:sz w:val="28"/>
+        </w:rPr>
+        <w:t>recision</w:t>
+      </w:r>
+      <w:proofErr w:type="spellEnd"/>
+      <w:r>
+        <w:rPr>
+          <w:sz w:val="28"/>
+        </w:rPr>
+        <w:t xml:space="preserve">, </w:t>
+      </w:r>
+      <w:proofErr w:type="spellStart"/>
+      <w:r>
+        <w:rPr>
+          <w:sz w:val="28"/>
+        </w:rPr>
+        <w:t>recall</w:t>
+      </w:r>
+      <w:proofErr w:type="spellEnd"/>
+      <w:r>
+        <w:rPr>
+          <w:sz w:val="28"/>
+        </w:rPr>
+        <w:t xml:space="preserve"> и F1 по пересечению с эталонным графом. Численные результаты приведены в разделе 3 (табл. 1–3).</w:t>
+      </w:r>
+    </w:p>
+    <w:p>
+      <w:pPr>
+        <w:pStyle w:val="1"/>
+      </w:pPr>
+      <w:bookmarkStart w:id="5" w:name="_Toc231570524"/>
       <w:r>
         <w:rPr>
           <w:sz w:val="32"/>
         </w:rPr>
-        <w:br w:type="page"/>
-      </w:r>
-    </w:p>
-    <w:p>
-      <w:pPr>
-        <w:pStyle w:val="1"/>
-      </w:pPr>
-      <w:bookmarkStart w:id="5" w:name="_Toc231515021"/>
-      <w:r>
-        <w:rPr>
-          <w:sz w:val="32"/>
-        </w:rPr>
-        <w:lastRenderedPageBreak/>
         <w:t>3. Результаты экспериментов</w:t>
       </w:r>
       <w:bookmarkEnd w:id="5"/>
@@ -3481,7 +3665,21 @@
         <w:rPr>
           <w:sz w:val="28"/>
         </w:rPr>
-        <w:t>frozen</w:t>
+        <w:t>baseline</w:t>
+      </w:r>
+      <w:proofErr w:type="spellEnd"/>
+      <w:r>
+        <w:rPr>
+          <w:sz w:val="28"/>
+        </w:rPr>
+        <w:t xml:space="preserve"> и </w:t>
+      </w:r>
+      <w:proofErr w:type="spellStart"/>
+      <w:r>
+        <w:rPr>
+          <w:sz w:val="28"/>
+        </w:rPr>
+        <w:t>мультиагентный</w:t>
       </w:r>
       <w:proofErr w:type="spellEnd"/>
       <w:r>
@@ -3495,34 +3693,6 @@
         <w:rPr>
           <w:sz w:val="28"/>
         </w:rPr>
-        <w:t>baseline</w:t>
-      </w:r>
-      <w:proofErr w:type="spellEnd"/>
-      <w:r>
-        <w:rPr>
-          <w:sz w:val="28"/>
-        </w:rPr>
-        <w:t xml:space="preserve"> и </w:t>
-      </w:r>
-      <w:proofErr w:type="spellStart"/>
-      <w:r>
-        <w:rPr>
-          <w:sz w:val="28"/>
-        </w:rPr>
-        <w:t>мультиагентный</w:t>
-      </w:r>
-      <w:proofErr w:type="spellEnd"/>
-      <w:r>
-        <w:rPr>
-          <w:sz w:val="28"/>
-        </w:rPr>
-        <w:t xml:space="preserve"> </w:t>
-      </w:r>
-      <w:proofErr w:type="spellStart"/>
-      <w:r>
-        <w:rPr>
-          <w:sz w:val="28"/>
-        </w:rPr>
         <w:t>пайплайн</w:t>
       </w:r>
       <w:proofErr w:type="spellEnd"/>
@@ -3573,22 +3743,6 @@
           <w:sz w:val="28"/>
         </w:rPr>
         <w:t xml:space="preserve">-метрик: </w:t>
-      </w:r>
-      <w:proofErr w:type="spellStart"/>
-      <w:r>
-        <w:rPr>
-          <w:i/>
-          <w:sz w:val="28"/>
-        </w:rPr>
-        <w:t>frozen</w:t>
-      </w:r>
-      <w:proofErr w:type="spellEnd"/>
-      <w:r>
-        <w:rPr>
-          <w:i/>
-          <w:sz w:val="28"/>
-        </w:rPr>
-        <w:t xml:space="preserve"> </w:t>
       </w:r>
       <w:proofErr w:type="spellStart"/>
       <w:r>
@@ -3630,10 +3784,10 @@
         <w:tblLook w:val="04A0" w:firstRow="1" w:lastRow="0" w:firstColumn="1" w:lastColumn="0" w:noHBand="0" w:noVBand="1"/>
       </w:tblPr>
       <w:tblGrid>
-        <w:gridCol w:w="2336"/>
-        <w:gridCol w:w="2335"/>
-        <w:gridCol w:w="2337"/>
-        <w:gridCol w:w="2336"/>
+        <w:gridCol w:w="2232"/>
+        <w:gridCol w:w="2218"/>
+        <w:gridCol w:w="2683"/>
+        <w:gridCol w:w="2211"/>
       </w:tblGrid>
       <w:tr>
         <w:tc>
@@ -3651,20 +3805,15 @@
             <w:tcW w:w="2338" w:type="dxa"/>
           </w:tcPr>
           <w:p>
-            <w:pPr>
-              <w:ind w:firstLine="0"/>
-            </w:pPr>
-            <w:proofErr w:type="spellStart"/>
             <w:r>
-              <w:t>Frozen</w:t>
-            </w:r>
-            <w:proofErr w:type="spellEnd"/>
-            <w:r>
-              <w:t xml:space="preserve"> </w:t>
+              <w:rPr>
+                <w:lang w:val="en-US"/>
+              </w:rPr>
+              <w:t>B</w:t>
             </w:r>
             <w:proofErr w:type="spellStart"/>
             <w:r>
-              <w:t>baseline</w:t>
+              <w:t>aseline</w:t>
             </w:r>
             <w:proofErr w:type="spellEnd"/>
           </w:p>
@@ -3674,9 +3823,6 @@
             <w:tcW w:w="2338" w:type="dxa"/>
           </w:tcPr>
           <w:p>
-            <w:pPr>
-              <w:ind w:firstLine="0"/>
-            </w:pPr>
             <w:proofErr w:type="spellStart"/>
             <w:r>
               <w:t>Мультиагентный</w:t>
@@ -3701,17 +3847,6 @@
             <w:tcW w:w="2338" w:type="dxa"/>
           </w:tcPr>
           <w:p>
-            <w:proofErr w:type="spellStart"/>
-            <w:r>
-              <w:t>Macro</w:t>
-            </w:r>
-            <w:proofErr w:type="spellEnd"/>
-            <w:r>
-              <w:rPr>
-                <w:lang w:val="ru-RU"/>
-              </w:rPr>
-              <w:t xml:space="preserve"> </w:t>
-            </w:r>
             <w:r>
               <w:t>Precision</w:t>
             </w:r>
@@ -3723,7 +3858,7 @@
           </w:tcPr>
           <w:p>
             <w:r>
-              <w:t>0,719</w:t>
+              <w:t>0,7194</w:t>
             </w:r>
           </w:p>
         </w:tc>
@@ -3733,7 +3868,7 @@
           </w:tcPr>
           <w:p>
             <w:r>
-              <w:t>0,719</w:t>
+              <w:t>0,7185</w:t>
             </w:r>
           </w:p>
         </w:tc>
@@ -3743,7 +3878,7 @@
           </w:tcPr>
           <w:p>
             <w:r>
-              <w:t>≈0</w:t>
+              <w:t>−0,0009</w:t>
             </w:r>
           </w:p>
         </w:tc>
@@ -3754,14 +3889,6 @@
             <w:tcW w:w="2338" w:type="dxa"/>
           </w:tcPr>
           <w:p>
-            <w:proofErr w:type="spellStart"/>
-            <w:r>
-              <w:t>Macro</w:t>
-            </w:r>
-            <w:proofErr w:type="spellEnd"/>
-            <w:r>
-              <w:t xml:space="preserve"> </w:t>
-            </w:r>
             <w:proofErr w:type="spellStart"/>
             <w:r>
               <w:t>Recall</w:t>
@@ -3775,7 +3902,7 @@
           </w:tcPr>
           <w:p>
             <w:r>
-              <w:t>0,769</w:t>
+              <w:t>0,7686</w:t>
             </w:r>
           </w:p>
         </w:tc>
@@ -3785,7 +3912,7 @@
           </w:tcPr>
           <w:p>
             <w:r>
-              <w:t>0,888</w:t>
+              <w:t>0,8879</w:t>
             </w:r>
           </w:p>
         </w:tc>
@@ -3795,7 +3922,7 @@
           </w:tcPr>
           <w:p>
             <w:r>
-              <w:t>+0,119</w:t>
+              <w:t>+0,1193</w:t>
             </w:r>
           </w:p>
         </w:tc>
@@ -3806,13 +3933,8 @@
             <w:tcW w:w="2338" w:type="dxa"/>
           </w:tcPr>
           <w:p>
-            <w:proofErr w:type="spellStart"/>
             <w:r>
-              <w:t>Macro</w:t>
-            </w:r>
-            <w:proofErr w:type="spellEnd"/>
-            <w:r>
-              <w:t xml:space="preserve"> F1</w:t>
+              <w:t>F1</w:t>
             </w:r>
           </w:p>
         </w:tc>
@@ -3822,7 +3944,7 @@
           </w:tcPr>
           <w:p>
             <w:r>
-              <w:t>0,743</w:t>
+              <w:t>0,7432</w:t>
             </w:r>
           </w:p>
         </w:tc>
@@ -3832,7 +3954,7 @@
           </w:tcPr>
           <w:p>
             <w:r>
-              <w:t>0,794</w:t>
+              <w:t>0,7943</w:t>
             </w:r>
           </w:p>
         </w:tc>
@@ -3842,7 +3964,7 @@
           </w:tcPr>
           <w:p>
             <w:r>
-              <w:t>+0,051</w:t>
+              <w:t>+0,0511</w:t>
             </w:r>
           </w:p>
         </w:tc>
@@ -3865,105 +3987,161 @@
         <w:rPr>
           <w:sz w:val="28"/>
         </w:rPr>
-        <w:t xml:space="preserve"> режим дал </w:t>
-      </w:r>
-      <w:proofErr w:type="spellStart"/>
-      <w:r>
-        <w:rPr>
-          <w:sz w:val="28"/>
-        </w:rPr>
-        <w:t>macro</w:t>
-      </w:r>
-      <w:proofErr w:type="spellEnd"/>
-      <w:r>
-        <w:rPr>
-          <w:sz w:val="28"/>
-        </w:rPr>
-        <w:t xml:space="preserve"> F1 0,794 против 0,743 у </w:t>
-      </w:r>
-      <w:proofErr w:type="spellStart"/>
-      <w:r>
-        <w:rPr>
-          <w:sz w:val="28"/>
-        </w:rPr>
-        <w:t>frozen</w:t>
-      </w:r>
-      <w:proofErr w:type="spellEnd"/>
-      <w:r>
-        <w:rPr>
-          <w:sz w:val="28"/>
+        <w:t xml:space="preserve"> режим дал F1</w:t>
+      </w:r>
+      <w:r>
+        <w:rPr>
+          <w:sz w:val="28"/>
+          <w:lang w:val="ru-RU"/>
+        </w:rPr>
+        <w:t xml:space="preserve"> = </w:t>
+      </w:r>
+      <w:r>
+        <w:rPr>
+          <w:sz w:val="28"/>
+        </w:rPr>
+        <w:t xml:space="preserve">0,7943 против 0,7432 у </w:t>
+      </w:r>
+      <w:proofErr w:type="spellStart"/>
+      <w:r>
+        <w:rPr>
+          <w:sz w:val="28"/>
+        </w:rPr>
+        <w:t>baseline</w:t>
+      </w:r>
+      <w:proofErr w:type="spellEnd"/>
+      <w:r>
+        <w:rPr>
+          <w:sz w:val="28"/>
+        </w:rPr>
+        <w:t xml:space="preserve"> (+0,0511). </w:t>
+      </w:r>
+      <w:r>
+        <w:rPr>
+          <w:sz w:val="28"/>
+          <w:lang w:val="en-US"/>
+        </w:rPr>
+        <w:t>R</w:t>
+      </w:r>
+      <w:r>
+        <w:rPr>
+          <w:sz w:val="28"/>
+          <w:lang w:val="en-US"/>
+        </w:rPr>
+        <w:t>ecall</w:t>
+      </w:r>
+      <w:r>
+        <w:rPr>
+          <w:sz w:val="28"/>
+          <w:lang w:val="ru-RU"/>
         </w:rPr>
         <w:t xml:space="preserve"> </w:t>
       </w:r>
-      <w:proofErr w:type="spellStart"/>
-      <w:r>
-        <w:rPr>
-          <w:sz w:val="28"/>
+      <w:r>
+        <w:rPr>
+          <w:sz w:val="28"/>
+        </w:rPr>
+        <w:t>вырос</w:t>
+      </w:r>
+      <w:r>
+        <w:rPr>
+          <w:sz w:val="28"/>
+          <w:lang w:val="ru-RU"/>
+        </w:rPr>
+        <w:t xml:space="preserve"> </w:t>
+      </w:r>
+      <w:r>
+        <w:rPr>
+          <w:sz w:val="28"/>
+        </w:rPr>
+        <w:t>с</w:t>
+      </w:r>
+      <w:r>
+        <w:rPr>
+          <w:sz w:val="28"/>
+          <w:lang w:val="ru-RU"/>
+        </w:rPr>
+        <w:t xml:space="preserve"> 0,7686 </w:t>
+      </w:r>
+      <w:r>
+        <w:rPr>
+          <w:sz w:val="28"/>
+        </w:rPr>
+        <w:t>до</w:t>
+      </w:r>
+      <w:r>
+        <w:rPr>
+          <w:sz w:val="28"/>
+          <w:lang w:val="ru-RU"/>
+        </w:rPr>
+        <w:t xml:space="preserve"> 0,8879 (+0,1193), </w:t>
+      </w:r>
+      <w:r>
+        <w:rPr>
+          <w:sz w:val="28"/>
+          <w:lang w:val="en-US"/>
+        </w:rPr>
+        <w:t>pr</w:t>
+      </w:r>
+      <w:r>
+        <w:rPr>
+          <w:sz w:val="28"/>
+          <w:lang w:val="en-US"/>
+        </w:rPr>
+        <w:t>ecision</w:t>
+      </w:r>
+      <w:r>
+        <w:rPr>
+          <w:sz w:val="28"/>
+          <w:lang w:val="ru-RU"/>
+        </w:rPr>
+        <w:t xml:space="preserve"> 0,7185 </w:t>
+      </w:r>
+      <w:r>
+        <w:rPr>
+          <w:sz w:val="28"/>
+        </w:rPr>
+        <w:t>против</w:t>
+      </w:r>
+      <w:r>
+        <w:rPr>
+          <w:sz w:val="28"/>
+          <w:lang w:val="ru-RU"/>
+        </w:rPr>
+        <w:t xml:space="preserve"> 0,7194 </w:t>
+      </w:r>
+      <w:r>
+        <w:rPr>
+          <w:sz w:val="28"/>
+        </w:rPr>
+        <w:t>у</w:t>
+      </w:r>
+      <w:r>
+        <w:rPr>
+          <w:sz w:val="28"/>
+          <w:lang w:val="ru-RU"/>
+        </w:rPr>
+        <w:t xml:space="preserve"> </w:t>
+      </w:r>
+      <w:r>
+        <w:rPr>
+          <w:sz w:val="28"/>
+          <w:lang w:val="en-US"/>
         </w:rPr>
         <w:t>baseline</w:t>
       </w:r>
-      <w:proofErr w:type="spellEnd"/>
-      <w:r>
-        <w:rPr>
-          <w:sz w:val="28"/>
-        </w:rPr>
-        <w:t xml:space="preserve"> (+0,051). </w:t>
-      </w:r>
-      <w:proofErr w:type="spellStart"/>
-      <w:r>
-        <w:rPr>
-          <w:sz w:val="28"/>
-        </w:rPr>
-        <w:t>Macro</w:t>
-      </w:r>
-      <w:proofErr w:type="spellEnd"/>
-      <w:r>
-        <w:rPr>
-          <w:sz w:val="28"/>
-        </w:rPr>
-        <w:t xml:space="preserve"> </w:t>
-      </w:r>
-      <w:proofErr w:type="spellStart"/>
-      <w:r>
-        <w:rPr>
-          <w:sz w:val="28"/>
-        </w:rPr>
-        <w:t>recall</w:t>
-      </w:r>
-      <w:proofErr w:type="spellEnd"/>
-      <w:r>
-        <w:rPr>
-          <w:sz w:val="28"/>
-        </w:rPr>
-        <w:t xml:space="preserve"> вырос с 0,769 до 0,888 (+0,119), </w:t>
-      </w:r>
-      <w:proofErr w:type="spellStart"/>
-      <w:r>
-        <w:rPr>
-          <w:sz w:val="28"/>
-        </w:rPr>
-        <w:t>macro</w:t>
-      </w:r>
-      <w:proofErr w:type="spellEnd"/>
-      <w:r>
-        <w:rPr>
-          <w:sz w:val="28"/>
-        </w:rPr>
-        <w:t xml:space="preserve"> </w:t>
-      </w:r>
-      <w:proofErr w:type="spellStart"/>
-      <w:r>
-        <w:rPr>
-          <w:sz w:val="28"/>
-        </w:rPr>
-        <w:t>precision</w:t>
-      </w:r>
-      <w:proofErr w:type="spellEnd"/>
-      <w:r>
-        <w:rPr>
-          <w:sz w:val="28"/>
-        </w:rPr>
-        <w:t xml:space="preserve"> остался на уровне 0,719. Наибольший прирост F1 по отдельным типам отношений показан в табл. 2.</w:t>
+      <w:r>
+        <w:rPr>
+          <w:sz w:val="28"/>
+          <w:lang w:val="ru-RU"/>
+        </w:rPr>
+        <w:t xml:space="preserve"> (−0,0009). </w:t>
+      </w:r>
+      <w:r>
+        <w:rPr>
+          <w:sz w:val="28"/>
+        </w:rPr>
+        <w:t>Наибольший прирост F1 по отдельным типам отношений показан в табл. 2.</w:t>
       </w:r>
     </w:p>
     <w:p>
@@ -4230,82 +4408,20 @@
     <w:p/>
     <w:p>
       <w:pPr>
-        <w:rPr>
-          <w:b/>
-          <w:bCs/>
-          <w:sz w:val="32"/>
-          <w:szCs w:val="28"/>
-        </w:rPr>
-      </w:pPr>
-      <w:r>
-        <w:rPr>
-          <w:sz w:val="32"/>
-        </w:rPr>
-        <w:br w:type="page"/>
-      </w:r>
-    </w:p>
-    <w:p>
-      <w:pPr>
-        <w:pStyle w:val="1"/>
-      </w:pPr>
-      <w:bookmarkStart w:id="6" w:name="_Toc231515022"/>
-      <w:r>
-        <w:rPr>
-          <w:sz w:val="32"/>
-        </w:rPr>
-        <w:lastRenderedPageBreak/>
-        <w:t>4. Анализ типовых ошибок</w:t>
-      </w:r>
-      <w:bookmarkEnd w:id="6"/>
-    </w:p>
-    <w:p>
-      <w:pPr>
         <w:ind w:firstLine="709"/>
       </w:pPr>
       <w:r>
         <w:rPr>
           <w:sz w:val="28"/>
         </w:rPr>
-        <w:t xml:space="preserve">По результатам прогона на 200 предложениях выделены следующие типовые проблемы </w:t>
-      </w:r>
-      <w:proofErr w:type="spellStart"/>
-      <w:r>
-        <w:rPr>
-          <w:sz w:val="28"/>
-        </w:rPr>
-        <w:t>мультиагентного</w:t>
-      </w:r>
-      <w:proofErr w:type="spellEnd"/>
-      <w:r>
-        <w:rPr>
-          <w:sz w:val="28"/>
-        </w:rPr>
-        <w:t xml:space="preserve"> режима.</w:t>
-      </w:r>
-    </w:p>
-    <w:p>
-      <w:pPr>
-        <w:ind w:firstLine="709"/>
-      </w:pPr>
-      <w:r>
-        <w:rPr>
-          <w:b/>
-          <w:sz w:val="28"/>
-        </w:rPr>
-        <w:t xml:space="preserve">Избыточное извлечение. </w:t>
-      </w:r>
-      <w:r>
-        <w:rPr>
-          <w:sz w:val="28"/>
-        </w:rPr>
-        <w:t xml:space="preserve">Предсказывается заметно больше связей, чем в эталоне; </w:t>
-      </w:r>
-      <w:proofErr w:type="spellStart"/>
-      <w:r>
-        <w:rPr>
-          <w:sz w:val="28"/>
-        </w:rPr>
-        <w:t>macro</w:t>
+        <w:t xml:space="preserve">Дополнительно оценено качество построенного графа знаний: уникальные тройки (значение термина 1, предикат, значение термина 2) по всему корпусу без повторов. В эталоне 178 троек; </w:t>
+      </w:r>
+      <w:proofErr w:type="spellStart"/>
+      <w:r>
+        <w:rPr>
+          <w:sz w:val="28"/>
+        </w:rPr>
+        <w:t>frozen</w:t>
       </w:r>
       <w:proofErr w:type="spellEnd"/>
       <w:r>
@@ -4319,314 +4435,28 @@
         <w:rPr>
           <w:sz w:val="28"/>
         </w:rPr>
-        <w:t>precision</w:t>
-      </w:r>
-      <w:proofErr w:type="spellEnd"/>
-      <w:r>
-        <w:rPr>
-          <w:sz w:val="28"/>
-        </w:rPr>
-        <w:t xml:space="preserve"> почти не растёт, </w:t>
-      </w:r>
-      <w:proofErr w:type="spellStart"/>
-      <w:r>
-        <w:rPr>
-          <w:sz w:val="28"/>
-        </w:rPr>
-        <w:t>macro</w:t>
-      </w:r>
-      <w:proofErr w:type="spellEnd"/>
-      <w:r>
-        <w:rPr>
-          <w:sz w:val="28"/>
-        </w:rPr>
-        <w:t xml:space="preserve"> </w:t>
-      </w:r>
-      <w:proofErr w:type="spellStart"/>
-      <w:r>
-        <w:rPr>
-          <w:sz w:val="28"/>
-        </w:rPr>
-        <w:t>recall</w:t>
-      </w:r>
-      <w:proofErr w:type="spellEnd"/>
-      <w:r>
-        <w:rPr>
-          <w:sz w:val="28"/>
-        </w:rPr>
-        <w:t xml:space="preserve"> существенно увеличивается (</w:t>
-      </w:r>
-      <w:proofErr w:type="spellStart"/>
-      <w:r>
-        <w:rPr>
-          <w:sz w:val="28"/>
-        </w:rPr>
-        <w:t>Task_isSolvedIn_Science</w:t>
-      </w:r>
-      <w:proofErr w:type="spellEnd"/>
-      <w:r>
-        <w:rPr>
-          <w:sz w:val="28"/>
-        </w:rPr>
-        <w:t xml:space="preserve">: </w:t>
-      </w:r>
-      <w:proofErr w:type="spellStart"/>
-      <w:r>
-        <w:rPr>
-          <w:sz w:val="28"/>
-        </w:rPr>
-        <w:t>precision</w:t>
-      </w:r>
-      <w:proofErr w:type="spellEnd"/>
-      <w:r>
-        <w:rPr>
-          <w:sz w:val="28"/>
-        </w:rPr>
-        <w:t xml:space="preserve"> 0,50 при </w:t>
-      </w:r>
-      <w:proofErr w:type="spellStart"/>
-      <w:r>
-        <w:rPr>
-          <w:sz w:val="28"/>
-        </w:rPr>
-        <w:t>recall</w:t>
-      </w:r>
-      <w:proofErr w:type="spellEnd"/>
-      <w:r>
-        <w:rPr>
-          <w:sz w:val="28"/>
-        </w:rPr>
-        <w:t xml:space="preserve"> 1,00).</w:t>
-      </w:r>
-    </w:p>
-    <w:p>
-      <w:pPr>
-        <w:ind w:firstLine="709"/>
-        <w:rPr>
-          <w:lang w:val="en-US"/>
-        </w:rPr>
-      </w:pPr>
-      <w:r>
-        <w:rPr>
-          <w:b/>
-          <w:sz w:val="28"/>
-        </w:rPr>
-        <w:t>Путаница</w:t>
-      </w:r>
-      <w:r>
-        <w:rPr>
-          <w:b/>
-          <w:sz w:val="28"/>
-          <w:lang w:val="en-US"/>
-        </w:rPr>
-        <w:t xml:space="preserve"> </w:t>
-      </w:r>
-      <w:r>
-        <w:rPr>
-          <w:b/>
-          <w:sz w:val="28"/>
-        </w:rPr>
-        <w:t>синонимии</w:t>
-      </w:r>
-      <w:r>
-        <w:rPr>
-          <w:b/>
-          <w:sz w:val="28"/>
-          <w:lang w:val="en-US"/>
-        </w:rPr>
-        <w:t xml:space="preserve">. </w:t>
-      </w:r>
-      <w:proofErr w:type="spellStart"/>
-      <w:r>
-        <w:rPr>
-          <w:sz w:val="28"/>
-          <w:lang w:val="en-US"/>
-        </w:rPr>
-        <w:t>Application_isAlternativeNameFor_Application</w:t>
-      </w:r>
-      <w:proofErr w:type="spellEnd"/>
-      <w:r>
-        <w:rPr>
-          <w:sz w:val="28"/>
-          <w:lang w:val="en-US"/>
-        </w:rPr>
-        <w:t xml:space="preserve">: macro F1 </w:t>
-      </w:r>
-      <w:r>
-        <w:rPr>
-          <w:sz w:val="28"/>
-        </w:rPr>
-        <w:t>снизился</w:t>
-      </w:r>
-      <w:r>
-        <w:rPr>
-          <w:sz w:val="28"/>
-          <w:lang w:val="en-US"/>
-        </w:rPr>
-        <w:t xml:space="preserve"> </w:t>
-      </w:r>
-      <w:r>
-        <w:rPr>
-          <w:sz w:val="28"/>
-        </w:rPr>
-        <w:t>с</w:t>
-      </w:r>
-      <w:r>
-        <w:rPr>
-          <w:sz w:val="28"/>
-          <w:lang w:val="en-US"/>
-        </w:rPr>
-        <w:t xml:space="preserve"> 0,44 </w:t>
-      </w:r>
-      <w:r>
-        <w:rPr>
-          <w:sz w:val="28"/>
-        </w:rPr>
-        <w:t>до</w:t>
-      </w:r>
-      <w:r>
-        <w:rPr>
-          <w:sz w:val="28"/>
-          <w:lang w:val="en-US"/>
-        </w:rPr>
-        <w:t xml:space="preserve"> 0,31.</w:t>
-      </w:r>
-    </w:p>
-    <w:p>
-      <w:pPr>
-        <w:ind w:firstLine="709"/>
-        <w:rPr>
-          <w:lang w:val="en-US"/>
-        </w:rPr>
-      </w:pPr>
-      <w:r>
-        <w:rPr>
-          <w:b/>
-          <w:sz w:val="28"/>
-        </w:rPr>
-        <w:t>Ошибки</w:t>
-      </w:r>
-      <w:r>
-        <w:rPr>
-          <w:b/>
-          <w:sz w:val="28"/>
-          <w:lang w:val="en-US"/>
-        </w:rPr>
-        <w:t xml:space="preserve"> </w:t>
-      </w:r>
-      <w:r>
-        <w:rPr>
-          <w:b/>
-          <w:sz w:val="28"/>
-        </w:rPr>
-        <w:t>авторства</w:t>
-      </w:r>
-      <w:r>
-        <w:rPr>
-          <w:b/>
-          <w:sz w:val="28"/>
-          <w:lang w:val="en-US"/>
-        </w:rPr>
-        <w:t xml:space="preserve">. </w:t>
-      </w:r>
-      <w:proofErr w:type="spellStart"/>
-      <w:r>
-        <w:rPr>
-          <w:sz w:val="28"/>
-          <w:lang w:val="en-US"/>
-        </w:rPr>
-        <w:t>Method_hasAuthor_Organization</w:t>
-      </w:r>
-      <w:proofErr w:type="spellEnd"/>
-      <w:r>
-        <w:rPr>
-          <w:sz w:val="28"/>
-          <w:lang w:val="en-US"/>
-        </w:rPr>
-        <w:t xml:space="preserve"> — precision 0,40; </w:t>
-      </w:r>
-      <w:proofErr w:type="spellStart"/>
-      <w:r>
-        <w:rPr>
-          <w:sz w:val="28"/>
-          <w:lang w:val="en-US"/>
-        </w:rPr>
-        <w:t>Model_hasAuthor_Organization</w:t>
-      </w:r>
-      <w:proofErr w:type="spellEnd"/>
-      <w:r>
-        <w:rPr>
-          <w:sz w:val="28"/>
-          <w:lang w:val="en-US"/>
-        </w:rPr>
-        <w:t xml:space="preserve"> — precision 0,33 </w:t>
-      </w:r>
-      <w:r>
-        <w:rPr>
-          <w:sz w:val="28"/>
-        </w:rPr>
-        <w:t>при</w:t>
-      </w:r>
-      <w:r>
-        <w:rPr>
-          <w:sz w:val="28"/>
-          <w:lang w:val="en-US"/>
-        </w:rPr>
-        <w:t xml:space="preserve"> recall 1,00.</w:t>
-      </w:r>
-    </w:p>
-    <w:p>
-      <w:pPr>
-        <w:ind w:firstLine="709"/>
-      </w:pPr>
-      <w:r>
-        <w:rPr>
-          <w:b/>
-          <w:sz w:val="28"/>
-        </w:rPr>
-        <w:t xml:space="preserve">Метрики и задачи. </w:t>
-      </w:r>
-      <w:proofErr w:type="spellStart"/>
-      <w:r>
-        <w:rPr>
-          <w:sz w:val="28"/>
-        </w:rPr>
-        <w:t>Metric_isUsedIn_Task</w:t>
-      </w:r>
-      <w:proofErr w:type="spellEnd"/>
-      <w:r>
-        <w:rPr>
-          <w:sz w:val="28"/>
-        </w:rPr>
-        <w:t xml:space="preserve">: </w:t>
-      </w:r>
-      <w:proofErr w:type="spellStart"/>
-      <w:r>
-        <w:rPr>
-          <w:sz w:val="28"/>
-        </w:rPr>
-        <w:t>precision</w:t>
-      </w:r>
-      <w:proofErr w:type="spellEnd"/>
-      <w:r>
-        <w:rPr>
-          <w:sz w:val="28"/>
-        </w:rPr>
-        <w:t xml:space="preserve"> снизилась с 1,00 до 0,60 при полном </w:t>
-      </w:r>
-      <w:proofErr w:type="spellStart"/>
-      <w:r>
-        <w:rPr>
-          <w:sz w:val="28"/>
-        </w:rPr>
-        <w:t>recall</w:t>
-      </w:r>
-      <w:proofErr w:type="spellEnd"/>
-      <w:r>
-        <w:rPr>
-          <w:sz w:val="28"/>
-        </w:rPr>
-        <w:t>.</w:t>
+        <w:t>baseline</w:t>
+      </w:r>
+      <w:proofErr w:type="spellEnd"/>
+      <w:r>
+        <w:rPr>
+          <w:sz w:val="28"/>
+        </w:rPr>
+        <w:t xml:space="preserve"> предсказал 133, </w:t>
+      </w:r>
+      <w:proofErr w:type="spellStart"/>
+      <w:r>
+        <w:rPr>
+          <w:sz w:val="28"/>
+        </w:rPr>
+        <w:t>мультиагентный</w:t>
+      </w:r>
+      <w:proofErr w:type="spellEnd"/>
+      <w:r>
+        <w:rPr>
+          <w:sz w:val="28"/>
+        </w:rPr>
+        <w:t xml:space="preserve"> режим — 257. Сводные метрики по тройкам — в табл. 3.</w:t>
       </w:r>
     </w:p>
     <w:p>
@@ -4638,39 +4468,7 @@
           <w:i/>
           <w:sz w:val="28"/>
         </w:rPr>
-        <w:t xml:space="preserve">Таблица 4. Предикаты с низкой </w:t>
-      </w:r>
-      <w:proofErr w:type="spellStart"/>
-      <w:r>
-        <w:rPr>
-          <w:i/>
-          <w:sz w:val="28"/>
-        </w:rPr>
-        <w:t>precision</w:t>
-      </w:r>
-      <w:proofErr w:type="spellEnd"/>
-      <w:r>
-        <w:rPr>
-          <w:i/>
-          <w:sz w:val="28"/>
-        </w:rPr>
-        <w:t xml:space="preserve"> в </w:t>
-      </w:r>
-      <w:proofErr w:type="spellStart"/>
-      <w:r>
-        <w:rPr>
-          <w:i/>
-          <w:sz w:val="28"/>
-        </w:rPr>
-        <w:t>мультиагентном</w:t>
-      </w:r>
-      <w:proofErr w:type="spellEnd"/>
-      <w:r>
-        <w:rPr>
-          <w:i/>
-          <w:sz w:val="28"/>
-        </w:rPr>
-        <w:t xml:space="preserve"> режиме</w:t>
+        <w:t>Таблица 3. Метрики графа знаний (уникальные тройки по корпусу)</w:t>
       </w:r>
     </w:p>
     <w:tbl>
@@ -4680,10 +4478,10 @@
         <w:tblLook w:val="04A0" w:firstRow="1" w:lastRow="0" w:firstColumn="1" w:lastColumn="0" w:noHBand="0" w:noVBand="1"/>
       </w:tblPr>
       <w:tblGrid>
-        <w:gridCol w:w="4869"/>
-        <w:gridCol w:w="1363"/>
-        <w:gridCol w:w="1141"/>
-        <w:gridCol w:w="1971"/>
+        <w:gridCol w:w="2232"/>
+        <w:gridCol w:w="2218"/>
+        <w:gridCol w:w="2683"/>
+        <w:gridCol w:w="2211"/>
       </w:tblGrid>
       <w:tr>
         <w:tc>
@@ -4692,7 +4490,7 @@
           </w:tcPr>
           <w:p>
             <w:r>
-              <w:t>Предикат</w:t>
+              <w:t>Метрика</w:t>
             </w:r>
           </w:p>
         </w:tc>
@@ -4701,12 +4499,17 @@
             <w:tcW w:w="2338" w:type="dxa"/>
           </w:tcPr>
           <w:p>
-            <w:pPr>
-              <w:ind w:firstLine="0"/>
-            </w:pPr>
             <w:r>
-              <w:t xml:space="preserve">Precision </w:t>
+              <w:rPr>
+                <w:lang w:val="en-US"/>
+              </w:rPr>
+              <w:t>B</w:t>
             </w:r>
+            <w:proofErr w:type="spellStart"/>
+            <w:r>
+              <w:t>aseline</w:t>
+            </w:r>
+            <w:proofErr w:type="spellEnd"/>
           </w:p>
         </w:tc>
         <w:tc>
@@ -4714,17 +4517,11 @@
             <w:tcW w:w="2338" w:type="dxa"/>
           </w:tcPr>
           <w:p>
-            <w:pPr>
-              <w:ind w:firstLine="0"/>
-            </w:pPr>
             <w:proofErr w:type="spellStart"/>
             <w:r>
-              <w:t>Recall</w:t>
+              <w:t>Мультиагентный</w:t>
             </w:r>
             <w:proofErr w:type="spellEnd"/>
-            <w:r>
-              <w:t xml:space="preserve"> </w:t>
-            </w:r>
           </w:p>
         </w:tc>
         <w:tc>
@@ -4732,11 +4529,8 @@
             <w:tcW w:w="2338" w:type="dxa"/>
           </w:tcPr>
           <w:p>
-            <w:pPr>
-              <w:ind w:firstLine="0"/>
-            </w:pPr>
             <w:r>
-              <w:t>Характер ошибки</w:t>
+              <w:t>Δ</w:t>
             </w:r>
           </w:p>
         </w:tc>
@@ -4747,26 +4541,8 @@
             <w:tcW w:w="2338" w:type="dxa"/>
           </w:tcPr>
           <w:p>
-            <w:pPr>
-              <w:ind w:firstLine="0"/>
-            </w:pPr>
-            <w:proofErr w:type="spellStart"/>
             <w:r>
-              <w:t>Application_isAlternativeNameFor_Application</w:t>
-            </w:r>
-            <w:proofErr w:type="spellEnd"/>
-          </w:p>
-        </w:tc>
-        <w:tc>
-          <w:tcPr>
-            <w:tcW w:w="2338" w:type="dxa"/>
-          </w:tcPr>
-          <w:p>
-            <w:pPr>
-              <w:ind w:firstLine="0"/>
-            </w:pPr>
-            <w:r>
-              <w:t>0,20</w:t>
+              <w:t>Precision</w:t>
             </w:r>
           </w:p>
         </w:tc>
@@ -4775,11 +4551,8 @@
             <w:tcW w:w="2338" w:type="dxa"/>
           </w:tcPr>
           <w:p>
-            <w:pPr>
-              <w:ind w:firstLine="0"/>
-            </w:pPr>
             <w:r>
-              <w:t>0,67</w:t>
+              <w:t>0,5113</w:t>
             </w:r>
           </w:p>
         </w:tc>
@@ -4788,20 +4561,18 @@
             <w:tcW w:w="2338" w:type="dxa"/>
           </w:tcPr>
           <w:p>
-            <w:pPr>
-              <w:ind w:firstLine="0"/>
-            </w:pPr>
             <w:r>
-              <w:t>Путаница</w:t>
+              <w:t>0,4786</w:t>
             </w:r>
+          </w:p>
+        </w:tc>
+        <w:tc>
+          <w:tcPr>
+            <w:tcW w:w="2338" w:type="dxa"/>
+          </w:tcPr>
+          <w:p>
             <w:r>
-              <w:rPr>
-                <w:lang w:val="ru-RU"/>
-              </w:rPr>
-              <w:t xml:space="preserve"> </w:t>
-            </w:r>
-            <w:r>
-              <w:t>синонимов</w:t>
+              <w:t>−0,0327</w:t>
             </w:r>
           </w:p>
         </w:tc>
@@ -4812,12 +4583,9 @@
             <w:tcW w:w="2338" w:type="dxa"/>
           </w:tcPr>
           <w:p>
-            <w:pPr>
-              <w:ind w:firstLine="0"/>
-            </w:pPr>
             <w:proofErr w:type="spellStart"/>
             <w:r>
-              <w:t>Method_isUsedIn_Application</w:t>
+              <w:t>Recall</w:t>
             </w:r>
             <w:proofErr w:type="spellEnd"/>
           </w:p>
@@ -4827,11 +4595,8 @@
             <w:tcW w:w="2338" w:type="dxa"/>
           </w:tcPr>
           <w:p>
-            <w:pPr>
-              <w:ind w:firstLine="0"/>
-            </w:pPr>
             <w:r>
-              <w:t>0,25</w:t>
+              <w:t>0,6538</w:t>
             </w:r>
           </w:p>
         </w:tc>
@@ -4840,11 +4605,8 @@
             <w:tcW w:w="2338" w:type="dxa"/>
           </w:tcPr>
           <w:p>
-            <w:pPr>
-              <w:ind w:firstLine="0"/>
-            </w:pPr>
             <w:r>
-              <w:t>0,50</w:t>
+              <w:t>0,6910</w:t>
             </w:r>
           </w:p>
         </w:tc>
@@ -4853,11 +4615,8 @@
             <w:tcW w:w="2338" w:type="dxa"/>
           </w:tcPr>
           <w:p>
-            <w:pPr>
-              <w:ind w:firstLine="0"/>
-            </w:pPr>
             <w:r>
-              <w:t>Связь без явной опоры в тексте</w:t>
+              <w:t>+0,0372</w:t>
             </w:r>
           </w:p>
         </w:tc>
@@ -4868,26 +4627,9 @@
             <w:tcW w:w="2338" w:type="dxa"/>
           </w:tcPr>
           <w:p>
-            <w:pPr>
-              <w:ind w:firstLine="0"/>
-            </w:pPr>
-            <w:proofErr w:type="spellStart"/>
             <w:r>
-              <w:t>Metric_isUsedIn_Task</w:t>
-            </w:r>
-            <w:proofErr w:type="spellEnd"/>
-          </w:p>
-        </w:tc>
-        <w:tc>
-          <w:tcPr>
-            <w:tcW w:w="2338" w:type="dxa"/>
-          </w:tcPr>
-          <w:p>
-            <w:pPr>
-              <w:ind w:firstLine="0"/>
-            </w:pPr>
-            <w:r>
-              <w:t>0,60</w:t>
+              <w:lastRenderedPageBreak/>
+              <w:t>F1</w:t>
             </w:r>
           </w:p>
         </w:tc>
@@ -4896,11 +4638,8 @@
             <w:tcW w:w="2338" w:type="dxa"/>
           </w:tcPr>
           <w:p>
-            <w:pPr>
-              <w:ind w:firstLine="0"/>
-            </w:pPr>
             <w:r>
-              <w:t>1,00</w:t>
+              <w:t>0,5738</w:t>
             </w:r>
           </w:p>
         </w:tc>
@@ -4909,43 +4648,8 @@
             <w:tcW w:w="2338" w:type="dxa"/>
           </w:tcPr>
           <w:p>
-            <w:pPr>
-              <w:ind w:firstLine="0"/>
-            </w:pPr>
-            <w:proofErr w:type="spellStart"/>
             <w:r>
-              <w:t>Переизвлечение</w:t>
-            </w:r>
-            <w:proofErr w:type="spellEnd"/>
-          </w:p>
-        </w:tc>
-      </w:tr>
-      <w:tr>
-        <w:tc>
-          <w:tcPr>
-            <w:tcW w:w="2338" w:type="dxa"/>
-          </w:tcPr>
-          <w:p>
-            <w:pPr>
-              <w:ind w:firstLine="0"/>
-            </w:pPr>
-            <w:proofErr w:type="spellStart"/>
-            <w:r>
-              <w:t>Task_isSolvedIn_Science</w:t>
-            </w:r>
-            <w:proofErr w:type="spellEnd"/>
-          </w:p>
-        </w:tc>
-        <w:tc>
-          <w:tcPr>
-            <w:tcW w:w="2338" w:type="dxa"/>
-          </w:tcPr>
-          <w:p>
-            <w:pPr>
-              <w:ind w:firstLine="0"/>
-            </w:pPr>
-            <w:r>
-              <w:t>0,50</w:t>
+              <w:t>0,5655</w:t>
             </w:r>
           </w:p>
         </w:tc>
@@ -4954,24 +4658,8 @@
             <w:tcW w:w="2338" w:type="dxa"/>
           </w:tcPr>
           <w:p>
-            <w:pPr>
-              <w:ind w:firstLine="0"/>
-            </w:pPr>
             <w:r>
-              <w:t>1,00</w:t>
-            </w:r>
-          </w:p>
-        </w:tc>
-        <w:tc>
-          <w:tcPr>
-            <w:tcW w:w="2338" w:type="dxa"/>
-          </w:tcPr>
-          <w:p>
-            <w:pPr>
-              <w:ind w:firstLine="0"/>
-            </w:pPr>
-            <w:r>
-              <w:t>Слабый контекст</w:t>
+              <w:t>−0,0083</w:t>
             </w:r>
           </w:p>
         </w:tc>
@@ -4980,138 +4668,901 @@
     <w:p/>
     <w:p>
       <w:pPr>
+        <w:ind w:firstLine="709"/>
+      </w:pPr>
+      <w:r>
+        <w:rPr>
+          <w:sz w:val="28"/>
+        </w:rPr>
+        <w:t xml:space="preserve">По тройкам </w:t>
+      </w:r>
+      <w:proofErr w:type="spellStart"/>
+      <w:r>
+        <w:rPr>
+          <w:sz w:val="28"/>
+        </w:rPr>
+        <w:t>recall</w:t>
+      </w:r>
+      <w:proofErr w:type="spellEnd"/>
+      <w:r>
+        <w:rPr>
+          <w:sz w:val="28"/>
+        </w:rPr>
+        <w:t xml:space="preserve"> вырос (+0,0372), но </w:t>
+      </w:r>
+      <w:proofErr w:type="spellStart"/>
+      <w:r>
+        <w:rPr>
+          <w:sz w:val="28"/>
+        </w:rPr>
+        <w:t>precision</w:t>
+      </w:r>
+      <w:proofErr w:type="spellEnd"/>
+      <w:r>
+        <w:rPr>
+          <w:sz w:val="28"/>
+        </w:rPr>
+        <w:t xml:space="preserve"> снизился (−0,0327), итоговый F1 графа незначительно ниже </w:t>
+      </w:r>
+      <w:proofErr w:type="spellStart"/>
+      <w:r>
+        <w:rPr>
+          <w:sz w:val="28"/>
+        </w:rPr>
+        <w:t>baseline</w:t>
+      </w:r>
+      <w:proofErr w:type="spellEnd"/>
+      <w:r>
+        <w:rPr>
+          <w:sz w:val="28"/>
+        </w:rPr>
+        <w:t xml:space="preserve"> (−0,0083). Это согласуется с избыточным извлечением связей: больше уникальных рёбер в предсказанном графе при большем числе ложных троек.</w:t>
+      </w:r>
+    </w:p>
+    <w:p>
+      <w:pPr>
         <w:pStyle w:val="1"/>
       </w:pPr>
-      <w:bookmarkStart w:id="7" w:name="_Toc231515023"/>
+      <w:bookmarkStart w:id="6" w:name="_Toc231570525"/>
       <w:r>
         <w:rPr>
           <w:sz w:val="32"/>
         </w:rPr>
+        <w:t>4. Анализ типовых ошибок</w:t>
+      </w:r>
+      <w:bookmarkEnd w:id="6"/>
+    </w:p>
+    <w:p>
+      <w:pPr>
+        <w:ind w:firstLine="709"/>
+      </w:pPr>
+      <w:r>
+        <w:rPr>
+          <w:sz w:val="28"/>
+        </w:rPr>
+        <w:t xml:space="preserve">По результатам прогона на 200 предложениях выделены следующие типовые проблемы </w:t>
+      </w:r>
+      <w:proofErr w:type="spellStart"/>
+      <w:r>
+        <w:rPr>
+          <w:sz w:val="28"/>
+        </w:rPr>
+        <w:t>мультиагентного</w:t>
+      </w:r>
+      <w:proofErr w:type="spellEnd"/>
+      <w:r>
+        <w:rPr>
+          <w:sz w:val="28"/>
+        </w:rPr>
+        <w:t xml:space="preserve"> режима.</w:t>
+      </w:r>
+    </w:p>
+    <w:p>
+      <w:pPr>
+        <w:ind w:firstLine="709"/>
+      </w:pPr>
+      <w:r>
+        <w:rPr>
+          <w:b/>
+          <w:sz w:val="28"/>
+        </w:rPr>
+        <w:t xml:space="preserve">Избыточное извлечение. </w:t>
+      </w:r>
+      <w:r>
+        <w:rPr>
+          <w:sz w:val="28"/>
+        </w:rPr>
+        <w:t xml:space="preserve">Предсказывается заметно больше связей, чем в эталоне; </w:t>
+      </w:r>
+      <w:proofErr w:type="spellStart"/>
+      <w:r>
+        <w:rPr>
+          <w:sz w:val="28"/>
+        </w:rPr>
+        <w:t>macro</w:t>
+      </w:r>
+      <w:proofErr w:type="spellEnd"/>
+      <w:r>
+        <w:rPr>
+          <w:sz w:val="28"/>
+        </w:rPr>
+        <w:t xml:space="preserve"> </w:t>
+      </w:r>
+      <w:proofErr w:type="spellStart"/>
+      <w:r>
+        <w:rPr>
+          <w:sz w:val="28"/>
+        </w:rPr>
+        <w:t>precision</w:t>
+      </w:r>
+      <w:proofErr w:type="spellEnd"/>
+      <w:r>
+        <w:rPr>
+          <w:sz w:val="28"/>
+        </w:rPr>
+        <w:t xml:space="preserve"> почти не растёт, </w:t>
+      </w:r>
+      <w:proofErr w:type="spellStart"/>
+      <w:r>
+        <w:rPr>
+          <w:sz w:val="28"/>
+        </w:rPr>
+        <w:t>macro</w:t>
+      </w:r>
+      <w:proofErr w:type="spellEnd"/>
+      <w:r>
+        <w:rPr>
+          <w:sz w:val="28"/>
+        </w:rPr>
+        <w:t xml:space="preserve"> </w:t>
+      </w:r>
+      <w:proofErr w:type="spellStart"/>
+      <w:r>
+        <w:rPr>
+          <w:sz w:val="28"/>
+        </w:rPr>
+        <w:t>recall</w:t>
+      </w:r>
+      <w:proofErr w:type="spellEnd"/>
+      <w:r>
+        <w:rPr>
+          <w:sz w:val="28"/>
+        </w:rPr>
+        <w:t xml:space="preserve"> существенно увеличивается (</w:t>
+      </w:r>
+      <w:proofErr w:type="spellStart"/>
+      <w:r>
+        <w:rPr>
+          <w:sz w:val="28"/>
+        </w:rPr>
+        <w:t>Task_isSolvedIn_Science</w:t>
+      </w:r>
+      <w:proofErr w:type="spellEnd"/>
+      <w:r>
+        <w:rPr>
+          <w:sz w:val="28"/>
+        </w:rPr>
+        <w:t xml:space="preserve">: </w:t>
+      </w:r>
+      <w:proofErr w:type="spellStart"/>
+      <w:r>
+        <w:rPr>
+          <w:sz w:val="28"/>
+        </w:rPr>
+        <w:t>precision</w:t>
+      </w:r>
+      <w:proofErr w:type="spellEnd"/>
+      <w:r>
+        <w:rPr>
+          <w:sz w:val="28"/>
+        </w:rPr>
+        <w:t xml:space="preserve"> 0,50 при </w:t>
+      </w:r>
+      <w:proofErr w:type="spellStart"/>
+      <w:r>
+        <w:rPr>
+          <w:sz w:val="28"/>
+        </w:rPr>
+        <w:t>recall</w:t>
+      </w:r>
+      <w:proofErr w:type="spellEnd"/>
+      <w:r>
+        <w:rPr>
+          <w:sz w:val="28"/>
+        </w:rPr>
+        <w:t xml:space="preserve"> 1,00).</w:t>
+      </w:r>
+    </w:p>
+    <w:p>
+      <w:pPr>
+        <w:ind w:firstLine="709"/>
+        <w:rPr>
+          <w:lang w:val="en-US"/>
+        </w:rPr>
+      </w:pPr>
+      <w:r>
+        <w:rPr>
+          <w:b/>
+          <w:sz w:val="28"/>
+        </w:rPr>
+        <w:t>Путаница</w:t>
+      </w:r>
+      <w:r>
+        <w:rPr>
+          <w:b/>
+          <w:sz w:val="28"/>
+          <w:lang w:val="en-US"/>
+        </w:rPr>
+        <w:t xml:space="preserve"> </w:t>
+      </w:r>
+      <w:r>
+        <w:rPr>
+          <w:b/>
+          <w:sz w:val="28"/>
+        </w:rPr>
+        <w:t>синонимии</w:t>
+      </w:r>
+      <w:r>
+        <w:rPr>
+          <w:b/>
+          <w:sz w:val="28"/>
+          <w:lang w:val="en-US"/>
+        </w:rPr>
+        <w:t xml:space="preserve">. </w:t>
+      </w:r>
+      <w:proofErr w:type="spellStart"/>
+      <w:r>
+        <w:rPr>
+          <w:sz w:val="28"/>
+          <w:lang w:val="en-US"/>
+        </w:rPr>
+        <w:t>Application_isAlternativeNameFor_Application</w:t>
+      </w:r>
+      <w:proofErr w:type="spellEnd"/>
+      <w:r>
+        <w:rPr>
+          <w:sz w:val="28"/>
+          <w:lang w:val="en-US"/>
+        </w:rPr>
+        <w:t xml:space="preserve">: macro F1 </w:t>
+      </w:r>
+      <w:r>
+        <w:rPr>
+          <w:sz w:val="28"/>
+        </w:rPr>
+        <w:t>снизился</w:t>
+      </w:r>
+      <w:r>
+        <w:rPr>
+          <w:sz w:val="28"/>
+          <w:lang w:val="en-US"/>
+        </w:rPr>
+        <w:t xml:space="preserve"> </w:t>
+      </w:r>
+      <w:r>
+        <w:rPr>
+          <w:sz w:val="28"/>
+        </w:rPr>
+        <w:t>с</w:t>
+      </w:r>
+      <w:r>
+        <w:rPr>
+          <w:sz w:val="28"/>
+          <w:lang w:val="en-US"/>
+        </w:rPr>
+        <w:t xml:space="preserve"> 0,44 </w:t>
+      </w:r>
+      <w:r>
+        <w:rPr>
+          <w:sz w:val="28"/>
+        </w:rPr>
+        <w:t>до</w:t>
+      </w:r>
+      <w:r>
+        <w:rPr>
+          <w:sz w:val="28"/>
+          <w:lang w:val="en-US"/>
+        </w:rPr>
+        <w:t xml:space="preserve"> 0,31.</w:t>
+      </w:r>
+    </w:p>
+    <w:p>
+      <w:pPr>
+        <w:ind w:firstLine="709"/>
+        <w:rPr>
+          <w:lang w:val="en-US"/>
+        </w:rPr>
+      </w:pPr>
+      <w:r>
+        <w:rPr>
+          <w:b/>
+          <w:sz w:val="28"/>
+        </w:rPr>
+        <w:t>Ошибки</w:t>
+      </w:r>
+      <w:r>
+        <w:rPr>
+          <w:b/>
+          <w:sz w:val="28"/>
+          <w:lang w:val="en-US"/>
+        </w:rPr>
+        <w:t xml:space="preserve"> </w:t>
+      </w:r>
+      <w:r>
+        <w:rPr>
+          <w:b/>
+          <w:sz w:val="28"/>
+        </w:rPr>
+        <w:t>авторства</w:t>
+      </w:r>
+      <w:r>
+        <w:rPr>
+          <w:b/>
+          <w:sz w:val="28"/>
+          <w:lang w:val="en-US"/>
+        </w:rPr>
+        <w:t xml:space="preserve">. </w:t>
+      </w:r>
+      <w:proofErr w:type="spellStart"/>
+      <w:r>
+        <w:rPr>
+          <w:sz w:val="28"/>
+          <w:lang w:val="en-US"/>
+        </w:rPr>
+        <w:t>Method_hasAuthor_Organization</w:t>
+      </w:r>
+      <w:proofErr w:type="spellEnd"/>
+      <w:r>
+        <w:rPr>
+          <w:sz w:val="28"/>
+          <w:lang w:val="en-US"/>
+        </w:rPr>
+        <w:t xml:space="preserve"> — precision 0,40; </w:t>
+      </w:r>
+      <w:proofErr w:type="spellStart"/>
+      <w:r>
+        <w:rPr>
+          <w:sz w:val="28"/>
+          <w:lang w:val="en-US"/>
+        </w:rPr>
+        <w:t>Model_hasAuthor_Organization</w:t>
+      </w:r>
+      <w:proofErr w:type="spellEnd"/>
+      <w:r>
+        <w:rPr>
+          <w:sz w:val="28"/>
+          <w:lang w:val="en-US"/>
+        </w:rPr>
+        <w:t xml:space="preserve"> — precision 0,33 </w:t>
+      </w:r>
+      <w:r>
+        <w:rPr>
+          <w:sz w:val="28"/>
+        </w:rPr>
+        <w:t>при</w:t>
+      </w:r>
+      <w:r>
+        <w:rPr>
+          <w:sz w:val="28"/>
+          <w:lang w:val="en-US"/>
+        </w:rPr>
+        <w:t xml:space="preserve"> recall 1,00.</w:t>
+      </w:r>
+    </w:p>
+    <w:p>
+      <w:pPr>
+        <w:ind w:firstLine="709"/>
+      </w:pPr>
+      <w:r>
+        <w:rPr>
+          <w:b/>
+          <w:sz w:val="28"/>
+        </w:rPr>
+        <w:t xml:space="preserve">Метрики и задачи. </w:t>
+      </w:r>
+      <w:proofErr w:type="spellStart"/>
+      <w:r>
+        <w:rPr>
+          <w:sz w:val="28"/>
+        </w:rPr>
+        <w:t>Metric_isUsedIn_Task</w:t>
+      </w:r>
+      <w:proofErr w:type="spellEnd"/>
+      <w:r>
+        <w:rPr>
+          <w:sz w:val="28"/>
+        </w:rPr>
+        <w:t xml:space="preserve">: </w:t>
+      </w:r>
+      <w:proofErr w:type="spellStart"/>
+      <w:r>
+        <w:rPr>
+          <w:sz w:val="28"/>
+        </w:rPr>
+        <w:t>precision</w:t>
+      </w:r>
+      <w:proofErr w:type="spellEnd"/>
+      <w:r>
+        <w:rPr>
+          <w:sz w:val="28"/>
+        </w:rPr>
+        <w:t xml:space="preserve"> снизилась с 1,00 до 0,60 при полном </w:t>
+      </w:r>
+      <w:proofErr w:type="spellStart"/>
+      <w:r>
+        <w:rPr>
+          <w:sz w:val="28"/>
+        </w:rPr>
+        <w:t>recall</w:t>
+      </w:r>
+      <w:proofErr w:type="spellEnd"/>
+      <w:r>
+        <w:rPr>
+          <w:sz w:val="28"/>
+        </w:rPr>
+        <w:t>.</w:t>
+      </w:r>
+    </w:p>
+    <w:p>
+      <w:r>
+        <w:br w:type="page"/>
+      </w:r>
+    </w:p>
+    <w:p>
+      <w:pPr>
+        <w:ind w:firstLine="709"/>
+      </w:pPr>
+    </w:p>
+    <w:p>
+      <w:pPr>
+        <w:pStyle w:val="1"/>
+      </w:pPr>
+      <w:bookmarkStart w:id="7" w:name="_Toc231570526"/>
+      <w:r>
+        <w:rPr>
+          <w:sz w:val="32"/>
+        </w:rPr>
         <w:t>Заключение</w:t>
       </w:r>
       <w:bookmarkEnd w:id="7"/>
     </w:p>
     <w:p>
       <w:pPr>
+        <w:rPr>
+          <w:sz w:val="28"/>
+          <w:szCs w:val="28"/>
+          <w:lang w:val="ru-RU"/>
+        </w:rPr>
+      </w:pPr>
+      <w:r>
+        <w:rPr>
+          <w:sz w:val="28"/>
+        </w:rPr>
+        <w:t xml:space="preserve">В ходе практики реализован и оценён </w:t>
+      </w:r>
+      <w:proofErr w:type="spellStart"/>
+      <w:r>
+        <w:rPr>
+          <w:sz w:val="28"/>
+        </w:rPr>
+        <w:t>мультиагентный</w:t>
+      </w:r>
+      <w:proofErr w:type="spellEnd"/>
+      <w:r>
+        <w:rPr>
+          <w:sz w:val="28"/>
+        </w:rPr>
+        <w:t xml:space="preserve"> режим извлечения семантических отношений. На </w:t>
+      </w:r>
+      <w:proofErr w:type="spellStart"/>
+      <w:r>
+        <w:rPr>
+          <w:sz w:val="28"/>
+        </w:rPr>
+        <w:t>подвыборке</w:t>
+      </w:r>
+      <w:proofErr w:type="spellEnd"/>
+      <w:r>
+        <w:rPr>
+          <w:sz w:val="28"/>
+        </w:rPr>
+        <w:t xml:space="preserve"> 200 предложений (~3920 слов) достигнут </w:t>
+      </w:r>
+      <w:proofErr w:type="spellStart"/>
+      <w:r>
+        <w:rPr>
+          <w:sz w:val="28"/>
+        </w:rPr>
+        <w:t>macro</w:t>
+      </w:r>
+      <w:proofErr w:type="spellEnd"/>
+      <w:r>
+        <w:rPr>
+          <w:sz w:val="28"/>
+        </w:rPr>
+        <w:t xml:space="preserve"> F1 0,794 при эталоне </w:t>
+      </w:r>
+      <w:proofErr w:type="spellStart"/>
+      <w:r>
+        <w:rPr>
+          <w:sz w:val="28"/>
+        </w:rPr>
+        <w:t>baseline</w:t>
+      </w:r>
+      <w:proofErr w:type="spellEnd"/>
+      <w:r>
+        <w:rPr>
+          <w:sz w:val="28"/>
+        </w:rPr>
+        <w:t xml:space="preserve"> 0,743 (+0,051), с существенным ростом </w:t>
+      </w:r>
+      <w:proofErr w:type="spellStart"/>
+      <w:r>
+        <w:rPr>
+          <w:sz w:val="28"/>
+        </w:rPr>
+        <w:t>macro</w:t>
+      </w:r>
+      <w:proofErr w:type="spellEnd"/>
+      <w:r>
+        <w:rPr>
+          <w:sz w:val="28"/>
+        </w:rPr>
+        <w:t xml:space="preserve"> </w:t>
+      </w:r>
+      <w:proofErr w:type="spellStart"/>
+      <w:r>
+        <w:rPr>
+          <w:sz w:val="28"/>
+        </w:rPr>
+        <w:t>recall</w:t>
+      </w:r>
+      <w:proofErr w:type="spellEnd"/>
+      <w:r>
+        <w:rPr>
+          <w:sz w:val="28"/>
+        </w:rPr>
+        <w:t>. Анализ ошибок показал риски избыточного извлечения, путаницы синонимичных предикатов и ошибок авторства</w:t>
+      </w:r>
+      <w:r>
+        <w:rPr>
+          <w:sz w:val="28"/>
+          <w:szCs w:val="28"/>
+        </w:rPr>
+        <w:t xml:space="preserve">. </w:t>
+      </w:r>
+      <w:r>
+        <w:rPr>
+          <w:sz w:val="28"/>
+          <w:szCs w:val="28"/>
+          <w:lang w:val="ru-RU"/>
+        </w:rPr>
+        <w:t>Даль</w:t>
+      </w:r>
+      <w:r>
+        <w:rPr>
+          <w:sz w:val="28"/>
+          <w:szCs w:val="28"/>
+          <w:lang w:val="ru-RU"/>
+        </w:rPr>
+        <w:t>н</w:t>
+      </w:r>
+      <w:r>
+        <w:rPr>
+          <w:sz w:val="28"/>
+          <w:szCs w:val="28"/>
+          <w:lang w:val="ru-RU"/>
+        </w:rPr>
+        <w:t>ейшая работа планируется в направлении улучшения качества графа знаний</w:t>
+      </w:r>
+      <w:r>
+        <w:rPr>
+          <w:sz w:val="28"/>
+          <w:szCs w:val="28"/>
+          <w:lang w:val="ru-RU"/>
+        </w:rPr>
+        <w:t>:</w:t>
+      </w:r>
+      <w:r>
+        <w:rPr>
+          <w:sz w:val="28"/>
+          <w:szCs w:val="28"/>
+          <w:lang w:val="ru-RU"/>
+        </w:rPr>
+        <w:br/>
+      </w:r>
+      <w:r>
+        <w:rPr>
+          <w:sz w:val="28"/>
+          <w:szCs w:val="28"/>
+          <w:lang w:val="ru-RU"/>
+        </w:rPr>
+        <w:t>снижение числа ложных троек</w:t>
+      </w:r>
+      <w:r>
+        <w:rPr>
+          <w:sz w:val="28"/>
+          <w:szCs w:val="28"/>
+          <w:lang w:val="ru-RU"/>
+        </w:rPr>
+        <w:t xml:space="preserve">, </w:t>
+      </w:r>
+      <w:r>
+        <w:rPr>
+          <w:sz w:val="28"/>
+          <w:szCs w:val="28"/>
+          <w:lang w:val="ru-RU"/>
+        </w:rPr>
+        <w:t>уточнение учёта связей альтернативных наименований (</w:t>
+      </w:r>
+      <w:proofErr w:type="spellStart"/>
+      <w:r>
+        <w:rPr>
+          <w:sz w:val="28"/>
+          <w:szCs w:val="28"/>
+          <w:lang w:val="ru-RU"/>
+        </w:rPr>
+        <w:t>isAlternativeNameFor</w:t>
+      </w:r>
+      <w:proofErr w:type="spellEnd"/>
+      <w:r>
+        <w:rPr>
+          <w:sz w:val="28"/>
+          <w:szCs w:val="28"/>
+          <w:lang w:val="ru-RU"/>
+        </w:rPr>
+        <w:t>) при оценке графа.</w:t>
+      </w:r>
+      <w:r>
+        <w:rPr>
+          <w:sz w:val="28"/>
+          <w:szCs w:val="28"/>
+          <w:lang w:val="ru-RU"/>
+        </w:rPr>
+        <w:t xml:space="preserve"> </w:t>
+      </w:r>
+      <w:r>
+        <w:rPr>
+          <w:sz w:val="28"/>
+          <w:szCs w:val="28"/>
+          <w:lang w:val="ru-RU"/>
+        </w:rPr>
+        <w:t>Во время практики были посещены следующие научные семинары ИСИ СО РАН:</w:t>
+      </w:r>
+      <w:r>
+        <w:rPr>
+          <w:sz w:val="28"/>
+          <w:szCs w:val="28"/>
+          <w:lang w:val="ru-RU"/>
+        </w:rPr>
+        <w:br/>
+        <w:t>1.    Исследование возможностей моделей глубокого обучения различных архитектур для анализа эпистатических взаимодействий замен в белках (магистерская диссертация)</w:t>
+      </w:r>
+      <w:r>
+        <w:rPr>
+          <w:sz w:val="28"/>
+          <w:szCs w:val="28"/>
+          <w:lang w:val="ru-RU"/>
+        </w:rPr>
+        <w:br/>
+        <w:t>2.    Методологические основы создания доверенных интеллектуальных систем прогнозирования временных рядов в задачах электроэнергетики (докторская диссертация)</w:t>
+      </w:r>
+      <w:r>
+        <w:rPr>
+          <w:sz w:val="28"/>
+          <w:szCs w:val="28"/>
+          <w:lang w:val="ru-RU"/>
+        </w:rPr>
+        <w:br/>
+        <w:t>3.    Методы разработки информационных систем поддержки научных исследований на основе онтологий с использованием инструментов анализа текстовых корпусов и мультимодальных ресурсов</w:t>
+      </w:r>
+      <w:r>
+        <w:rPr>
+          <w:sz w:val="28"/>
+          <w:szCs w:val="28"/>
+          <w:lang w:val="ru-RU"/>
+        </w:rPr>
+        <w:br/>
+        <w:t xml:space="preserve">4.    Серия соревнований по формальной верификации программ </w:t>
+      </w:r>
+      <w:proofErr w:type="spellStart"/>
+      <w:r>
+        <w:rPr>
+          <w:sz w:val="28"/>
+          <w:szCs w:val="28"/>
+          <w:lang w:val="ru-RU"/>
+        </w:rPr>
+        <w:t>VeHa</w:t>
+      </w:r>
+      <w:proofErr w:type="spellEnd"/>
+      <w:r>
+        <w:rPr>
+          <w:sz w:val="28"/>
+          <w:szCs w:val="28"/>
+          <w:lang w:val="ru-RU"/>
+        </w:rPr>
+        <w:t>: три года большого пути</w:t>
+      </w:r>
+      <w:r>
+        <w:rPr>
+          <w:sz w:val="28"/>
+          <w:szCs w:val="28"/>
+          <w:lang w:val="ru-RU"/>
+        </w:rPr>
+        <w:br/>
+        <w:t xml:space="preserve">5.    Разработка корпуса текстов, размеченных </w:t>
+      </w:r>
+      <w:proofErr w:type="spellStart"/>
+      <w:r>
+        <w:rPr>
+          <w:sz w:val="28"/>
+          <w:szCs w:val="28"/>
+          <w:lang w:val="ru-RU"/>
+        </w:rPr>
+        <w:t>кореференцией</w:t>
+      </w:r>
+      <w:proofErr w:type="spellEnd"/>
+      <w:r>
+        <w:rPr>
+          <w:sz w:val="28"/>
+          <w:szCs w:val="28"/>
+          <w:lang w:val="ru-RU"/>
+        </w:rPr>
+        <w:t xml:space="preserve">. Экспериментальное исследование </w:t>
+      </w:r>
+      <w:proofErr w:type="spellStart"/>
+      <w:r>
+        <w:rPr>
+          <w:sz w:val="28"/>
+          <w:szCs w:val="28"/>
+          <w:lang w:val="ru-RU"/>
+        </w:rPr>
+        <w:t>нейросетевых</w:t>
+      </w:r>
+      <w:proofErr w:type="spellEnd"/>
+      <w:r>
+        <w:rPr>
+          <w:sz w:val="28"/>
+          <w:szCs w:val="28"/>
+          <w:lang w:val="ru-RU"/>
+        </w:rPr>
+        <w:t xml:space="preserve"> подходов к разрешению </w:t>
+      </w:r>
+      <w:proofErr w:type="spellStart"/>
+      <w:r>
+        <w:rPr>
+          <w:sz w:val="28"/>
+          <w:szCs w:val="28"/>
+          <w:lang w:val="ru-RU"/>
+        </w:rPr>
+        <w:t>кореференции</w:t>
+      </w:r>
+      <w:proofErr w:type="spellEnd"/>
+      <w:r>
+        <w:rPr>
+          <w:sz w:val="28"/>
+          <w:szCs w:val="28"/>
+          <w:lang w:val="ru-RU"/>
+        </w:rPr>
+        <w:br/>
+        <w:t>6.    Эволюция знания в языках программирования</w:t>
+      </w:r>
+      <w:r>
+        <w:rPr>
+          <w:sz w:val="28"/>
+          <w:szCs w:val="28"/>
+          <w:lang w:val="ru-RU"/>
+        </w:rPr>
+        <w:br/>
+        <w:t>7.    Что должен знать по математической логике выпускник технического ВУЗа по направлению "Математические основы искусственного интеллекта"</w:t>
+      </w:r>
+      <w:r>
+        <w:rPr>
+          <w:sz w:val="28"/>
+          <w:szCs w:val="28"/>
+          <w:lang w:val="ru-RU"/>
+        </w:rPr>
+        <w:br/>
+        <w:t>8.    На пути к созданию операционной системы для исследователей всех возрастов</w:t>
+      </w:r>
+      <w:r>
+        <w:rPr>
+          <w:sz w:val="28"/>
+          <w:szCs w:val="28"/>
+          <w:lang w:val="ru-RU"/>
+        </w:rPr>
+        <w:br/>
+        <w:t>9.    Язык и технология предикатного и автоматного программирования</w:t>
+      </w:r>
+    </w:p>
+    <w:p>
+      <w:pPr>
         <w:ind w:firstLine="709"/>
-      </w:pPr>
-      <w:r>
-        <w:rPr>
-          <w:sz w:val="28"/>
-        </w:rPr>
-        <w:t xml:space="preserve">В ходе практики реализован и оценён </w:t>
-      </w:r>
-      <w:proofErr w:type="spellStart"/>
-      <w:r>
-        <w:rPr>
-          <w:sz w:val="28"/>
-        </w:rPr>
-        <w:t>мультиагентный</w:t>
-      </w:r>
-      <w:proofErr w:type="spellEnd"/>
-      <w:r>
-        <w:rPr>
-          <w:sz w:val="28"/>
-        </w:rPr>
-        <w:t xml:space="preserve"> режим извлечения семантических отношений. На </w:t>
-      </w:r>
-      <w:proofErr w:type="spellStart"/>
-      <w:r>
-        <w:rPr>
-          <w:sz w:val="28"/>
-        </w:rPr>
-        <w:t>подвыборке</w:t>
-      </w:r>
-      <w:proofErr w:type="spellEnd"/>
-      <w:r>
-        <w:rPr>
-          <w:sz w:val="28"/>
-        </w:rPr>
-        <w:t xml:space="preserve"> 200 предложений (~3920 слов) достигнут </w:t>
-      </w:r>
-      <w:proofErr w:type="spellStart"/>
-      <w:r>
-        <w:rPr>
-          <w:sz w:val="28"/>
-        </w:rPr>
-        <w:t>macro</w:t>
-      </w:r>
-      <w:proofErr w:type="spellEnd"/>
-      <w:r>
-        <w:rPr>
-          <w:sz w:val="28"/>
-        </w:rPr>
-        <w:t xml:space="preserve"> F1 0,794 при эталоне </w:t>
-      </w:r>
-      <w:proofErr w:type="spellStart"/>
-      <w:r>
-        <w:rPr>
-          <w:sz w:val="28"/>
-        </w:rPr>
-        <w:t>baseline</w:t>
-      </w:r>
-      <w:proofErr w:type="spellEnd"/>
-      <w:r>
-        <w:rPr>
-          <w:sz w:val="28"/>
-        </w:rPr>
-        <w:t xml:space="preserve"> 0,743 (+0,051), с существенным ростом </w:t>
-      </w:r>
-      <w:proofErr w:type="spellStart"/>
-      <w:r>
-        <w:rPr>
-          <w:sz w:val="28"/>
-        </w:rPr>
-        <w:t>macro</w:t>
-      </w:r>
-      <w:proofErr w:type="spellEnd"/>
-      <w:r>
-        <w:rPr>
-          <w:sz w:val="28"/>
+        <w:rPr>
+          <w:sz w:val="28"/>
+          <w:szCs w:val="28"/>
+        </w:rPr>
+      </w:pPr>
+    </w:p>
+    <w:p>
+      <w:pPr>
+        <w:rPr>
+          <w:sz w:val="28"/>
+        </w:rPr>
+      </w:pPr>
+      <w:r>
+        <w:rPr>
+          <w:sz w:val="28"/>
+        </w:rPr>
+        <w:br w:type="page"/>
+      </w:r>
+    </w:p>
+    <w:p>
+      <w:pPr>
+        <w:ind w:firstLine="709"/>
+      </w:pPr>
+    </w:p>
+    <w:p>
+      <w:pPr>
+        <w:pStyle w:val="1"/>
+      </w:pPr>
+      <w:bookmarkStart w:id="8" w:name="_Toc231570527"/>
+      <w:r>
+        <w:rPr>
+          <w:sz w:val="32"/>
+        </w:rPr>
+        <w:t>Список литературы</w:t>
+      </w:r>
+      <w:bookmarkEnd w:id="8"/>
+    </w:p>
+    <w:p>
+      <w:pPr>
+        <w:pStyle w:val="a9"/>
+        <w:numPr>
+          <w:ilvl w:val="0"/>
+          <w:numId w:val="4"/>
+        </w:numPr>
+        <w:ind w:left="0" w:firstLine="0"/>
+        <w:rPr>
+          <w:lang w:val="en-US"/>
+        </w:rPr>
+      </w:pPr>
+      <w:proofErr w:type="spellStart"/>
+      <w:r>
+        <w:rPr>
+          <w:sz w:val="28"/>
+          <w:lang w:val="en-US"/>
+        </w:rPr>
+        <w:t>Qwen</w:t>
+      </w:r>
+      <w:proofErr w:type="spellEnd"/>
+      <w:r>
+        <w:rPr>
+          <w:sz w:val="28"/>
+          <w:lang w:val="en-US"/>
         </w:rPr>
         <w:t xml:space="preserve"> </w:t>
       </w:r>
-      <w:proofErr w:type="spellStart"/>
-      <w:r>
-        <w:rPr>
-          <w:sz w:val="28"/>
-        </w:rPr>
-        <w:t>recall</w:t>
-      </w:r>
-      <w:proofErr w:type="spellEnd"/>
-      <w:r>
-        <w:rPr>
-          <w:sz w:val="28"/>
-        </w:rPr>
-        <w:t>. Анализ ошибок показал риски избыточного извлечения, путаницы синонимичных предикатов и ошибок авторства. В период практики посещались научные семинары ИСИ СО РАН.</w:t>
-      </w:r>
-    </w:p>
-    <w:p>
-      <w:pPr>
-        <w:pStyle w:val="1"/>
-      </w:pPr>
-      <w:bookmarkStart w:id="8" w:name="_Toc231515024"/>
-      <w:r>
-        <w:rPr>
-          <w:sz w:val="32"/>
-        </w:rPr>
-        <w:t>Список литературы</w:t>
-      </w:r>
-      <w:bookmarkEnd w:id="8"/>
-    </w:p>
-    <w:p>
-      <w:pPr>
-        <w:ind w:firstLine="709"/>
-        <w:rPr>
+      <w:r>
+        <w:rPr>
+          <w:sz w:val="28"/>
           <w:lang w:val="en-US"/>
         </w:rPr>
-      </w:pPr>
+        <w:t>Team</w:t>
+      </w:r>
       <w:r>
         <w:rPr>
           <w:sz w:val="28"/>
           <w:lang w:val="en-US"/>
         </w:rPr>
-        <w:t>1. A Survey of Generative Information Extraction [</w:t>
+        <w:t xml:space="preserve">. </w:t>
+      </w:r>
+      <w:r>
+        <w:rPr>
+          <w:sz w:val="28"/>
+          <w:lang w:val="en-US"/>
+        </w:rPr>
+        <w:t>Qwen2.5 Technical Report [</w:t>
       </w:r>
       <w:r>
         <w:rPr>
@@ -5137,75 +5588,239 @@
           <w:sz w:val="28"/>
           <w:lang w:val="en-US"/>
         </w:rPr>
-        <w:t>] // ACL Anthology. – 2025. – URL: https://aclanthology.org/2025.coling-main.324.pdf (</w:t>
-      </w:r>
-      <w:r>
-        <w:rPr>
-          <w:sz w:val="28"/>
-        </w:rPr>
-        <w:t>дата</w:t>
-      </w:r>
-      <w:r>
-        <w:rPr>
-          <w:sz w:val="28"/>
+        <w:t>] // arXiv.org. – 2024. – URL: https://arxiv.org/abs/2412.</w:t>
+      </w:r>
+    </w:p>
+    <w:p>
+      <w:pPr>
+        <w:pStyle w:val="a9"/>
+        <w:numPr>
+          <w:ilvl w:val="0"/>
+          <w:numId w:val="4"/>
+        </w:numPr>
+        <w:ind w:left="0" w:firstLine="0"/>
+        <w:rPr>
           <w:lang w:val="en-US"/>
         </w:rPr>
-        <w:t xml:space="preserve"> </w:t>
-      </w:r>
-      <w:r>
-        <w:rPr>
-          <w:sz w:val="28"/>
-        </w:rPr>
-        <w:t>обращения</w:t>
-      </w:r>
+      </w:pPr>
       <w:r>
         <w:rPr>
           <w:sz w:val="28"/>
           <w:lang w:val="en-US"/>
         </w:rPr>
-        <w:t xml:space="preserve">: </w:t>
-      </w:r>
+        <w:t xml:space="preserve">Wolf T., Debut L., </w:t>
+      </w:r>
+      <w:proofErr w:type="spellStart"/>
       <w:r>
         <w:rPr>
           <w:sz w:val="28"/>
           <w:lang w:val="en-US"/>
         </w:rPr>
-        <w:t>16</w:t>
-      </w:r>
+        <w:t>Sanh</w:t>
+      </w:r>
+      <w:proofErr w:type="spellEnd"/>
       <w:r>
         <w:rPr>
           <w:sz w:val="28"/>
           <w:lang w:val="en-US"/>
         </w:rPr>
-        <w:t>.</w:t>
-      </w:r>
+        <w:t xml:space="preserve"> V., </w:t>
+      </w:r>
+      <w:proofErr w:type="spellStart"/>
       <w:r>
         <w:rPr>
           <w:sz w:val="28"/>
           <w:lang w:val="en-US"/>
         </w:rPr>
-        <w:t>02</w:t>
-      </w:r>
+        <w:t>Chaumond</w:t>
+      </w:r>
+      <w:proofErr w:type="spellEnd"/>
       <w:r>
         <w:rPr>
           <w:sz w:val="28"/>
           <w:lang w:val="en-US"/>
         </w:rPr>
-        <w:t>.202</w:t>
-      </w:r>
+        <w:t xml:space="preserve"> J., </w:t>
+      </w:r>
+      <w:proofErr w:type="spellStart"/>
       <w:r>
         <w:rPr>
           <w:sz w:val="28"/>
           <w:lang w:val="en-US"/>
         </w:rPr>
-        <w:t>6</w:t>
-      </w:r>
+        <w:t>Delangue</w:t>
+      </w:r>
+      <w:proofErr w:type="spellEnd"/>
       <w:r>
         <w:rPr>
           <w:sz w:val="28"/>
           <w:lang w:val="en-US"/>
         </w:rPr>
-        <w:t>).</w:t>
+        <w:t xml:space="preserve"> C., Moi A., </w:t>
+      </w:r>
+      <w:proofErr w:type="spellStart"/>
+      <w:r>
+        <w:rPr>
+          <w:sz w:val="28"/>
+          <w:lang w:val="en-US"/>
+        </w:rPr>
+        <w:t>Cistac</w:t>
+      </w:r>
+      <w:proofErr w:type="spellEnd"/>
+      <w:r>
+        <w:rPr>
+          <w:sz w:val="28"/>
+          <w:lang w:val="en-US"/>
+        </w:rPr>
+        <w:t xml:space="preserve"> P., </w:t>
+      </w:r>
+      <w:proofErr w:type="spellStart"/>
+      <w:r>
+        <w:rPr>
+          <w:sz w:val="28"/>
+          <w:lang w:val="en-US"/>
+        </w:rPr>
+        <w:t>Rault</w:t>
+      </w:r>
+      <w:proofErr w:type="spellEnd"/>
+      <w:r>
+        <w:rPr>
+          <w:sz w:val="28"/>
+          <w:lang w:val="en-US"/>
+        </w:rPr>
+        <w:t xml:space="preserve"> T., </w:t>
+      </w:r>
+      <w:proofErr w:type="spellStart"/>
+      <w:r>
+        <w:rPr>
+          <w:sz w:val="28"/>
+          <w:lang w:val="en-US"/>
+        </w:rPr>
+        <w:t>Louf</w:t>
+      </w:r>
+      <w:proofErr w:type="spellEnd"/>
+      <w:r>
+        <w:rPr>
+          <w:sz w:val="28"/>
+          <w:lang w:val="en-US"/>
+        </w:rPr>
+        <w:t xml:space="preserve"> R., </w:t>
+      </w:r>
+      <w:proofErr w:type="spellStart"/>
+      <w:r>
+        <w:rPr>
+          <w:sz w:val="28"/>
+          <w:lang w:val="en-US"/>
+        </w:rPr>
+        <w:t>Funtowicz</w:t>
+      </w:r>
+      <w:proofErr w:type="spellEnd"/>
+      <w:r>
+        <w:rPr>
+          <w:sz w:val="28"/>
+          <w:lang w:val="en-US"/>
+        </w:rPr>
+        <w:t xml:space="preserve"> M., Davison J., Shleifer S., von Platen P., Ma C., </w:t>
+      </w:r>
+      <w:proofErr w:type="spellStart"/>
+      <w:r>
+        <w:rPr>
+          <w:sz w:val="28"/>
+          <w:lang w:val="en-US"/>
+        </w:rPr>
+        <w:t>Jernite</w:t>
+      </w:r>
+      <w:proofErr w:type="spellEnd"/>
+      <w:r>
+        <w:rPr>
+          <w:sz w:val="28"/>
+          <w:lang w:val="en-US"/>
+        </w:rPr>
+        <w:t xml:space="preserve"> Y., </w:t>
+      </w:r>
+      <w:proofErr w:type="spellStart"/>
+      <w:r>
+        <w:rPr>
+          <w:sz w:val="28"/>
+          <w:lang w:val="en-US"/>
+        </w:rPr>
+        <w:t>Plu</w:t>
+      </w:r>
+      <w:proofErr w:type="spellEnd"/>
+      <w:r>
+        <w:rPr>
+          <w:sz w:val="28"/>
+          <w:lang w:val="en-US"/>
+        </w:rPr>
+        <w:t xml:space="preserve"> J., Xu C., Le </w:t>
+      </w:r>
+      <w:proofErr w:type="spellStart"/>
+      <w:r>
+        <w:rPr>
+          <w:sz w:val="28"/>
+          <w:lang w:val="en-US"/>
+        </w:rPr>
+        <w:t>Scao</w:t>
+      </w:r>
+      <w:proofErr w:type="spellEnd"/>
+      <w:r>
+        <w:rPr>
+          <w:sz w:val="28"/>
+          <w:lang w:val="en-US"/>
+        </w:rPr>
+        <w:t xml:space="preserve"> T., </w:t>
+      </w:r>
+      <w:proofErr w:type="spellStart"/>
+      <w:r>
+        <w:rPr>
+          <w:sz w:val="28"/>
+          <w:lang w:val="en-US"/>
+        </w:rPr>
+        <w:t>Gugger</w:t>
+      </w:r>
+      <w:proofErr w:type="spellEnd"/>
+      <w:r>
+        <w:rPr>
+          <w:sz w:val="28"/>
+          <w:lang w:val="en-US"/>
+        </w:rPr>
+        <w:t xml:space="preserve"> S., et al. Transformers: State-of-the-Art Natural Language Processing // Proceedings of the 2020 Conference on Empirical Methods in Natural Language Processing: System Demonstrations. – 2020. – P. 38–45.</w:t>
+      </w:r>
+    </w:p>
+    <w:p>
+      <w:pPr>
+        <w:pStyle w:val="a9"/>
+        <w:numPr>
+          <w:ilvl w:val="0"/>
+          <w:numId w:val="4"/>
+        </w:numPr>
+        <w:ind w:left="0" w:firstLine="0"/>
+        <w:rPr>
+          <w:lang w:val="en-US"/>
+        </w:rPr>
+      </w:pPr>
+      <w:r>
+        <w:rPr>
+          <w:sz w:val="28"/>
+          <w:lang w:val="en-US"/>
+        </w:rPr>
+        <w:t xml:space="preserve">Bird S., Klein E., </w:t>
+      </w:r>
+      <w:proofErr w:type="spellStart"/>
+      <w:r>
+        <w:rPr>
+          <w:sz w:val="28"/>
+          <w:lang w:val="en-US"/>
+        </w:rPr>
+        <w:t>Loper</w:t>
+      </w:r>
+      <w:proofErr w:type="spellEnd"/>
+      <w:r>
+        <w:rPr>
+          <w:sz w:val="28"/>
+          <w:lang w:val="en-US"/>
+        </w:rPr>
+        <w:t xml:space="preserve"> E. Natural Language Processing with Python: Analyzing Text with the Natural Language Toolkit. – Sebastopol: O'Reilly Media, 2009. – 504 p.</w:t>
       </w:r>
     </w:p>
     <w:sectPr>
@@ -5221,10 +5836,96 @@
 <file path=word/numbering.xml><?xml version="1.0" encoding="utf-8"?>
 <w:numbering xmlns:wpc="http://schemas.microsoft.com/office/word/2010/wordprocessingCanvas" xmlns:cx="http://schemas.microsoft.com/office/drawing/2014/chartex" xmlns:cx1="http://schemas.microsoft.com/office/drawing/2015/9/8/chartex" xmlns:cx2="http://schemas.microsoft.com/office/drawing/2015/10/21/chartex" xmlns:cx3="http://schemas.microsoft.com/office/drawing/2016/5/9/chartex" xmlns:cx4="http://schemas.microsoft.com/office/drawing/2016/5/10/chartex" xmlns:cx5="http://schemas.microsoft.com/office/drawing/2016/5/11/chartex" xmlns:cx6="http://schemas.microsoft.com/office/drawing/2016/5/12/chartex" xmlns:cx7="http://schemas.microsoft.com/office/drawing/2016/5/13/chartex" xmlns:cx8="http://schemas.microsoft.com/office/drawing/2016/5/14/chartex" xmlns:mc="http://schemas.openxmlformats.org/markup-compatibility/2006" xmlns:aink="http://schemas.microsoft.com/office/drawing/2016/ink" xmlns:am3d="http://schemas.microsoft.com/office/drawing/2017/model3d" xmlns:o="urn:schemas-microsoft-com:office:office" xmlns:r="http://schemas.openxmlformats.org/officeDocument/2006/relationships" xmlns:m="http://schemas.openxmlformats.org/officeDocument/2006/math" xmlns:v="urn:schemas-microsoft-com:vml" xmlns:wp14="http://schemas.microsoft.com/office/word/2010/wordprocessingDrawing" xmlns:wp="http://schemas.openxmlformats.org/drawingml/2006/wordprocessingDrawing" xmlns:w10="urn:schemas-microsoft-com:office:word" xmlns:w="http://schemas.openxmlformats.org/wordprocessingml/2006/main" xmlns:w14="http://schemas.microsoft.com/office/word/2010/wordml" xmlns:w15="http://schemas.microsoft.com/office/word/2012/wordml" xmlns:w16cex="http://schemas.microsoft.com/office/word/2018/wordml/cex" xmlns:w16cid="http://schemas.microsoft.com/office/word/2016/wordml/cid" xmlns:w16="http://schemas.microsoft.com/office/word/2018/wordml" xmlns:w16sdtdh="http://schemas.microsoft.com/office/word/2020/wordml/sdtdatahash" xmlns:w16se="http://schemas.microsoft.com/office/word/2015/wordml/symex" xmlns:wpg="http://schemas.microsoft.com/office/word/2010/wordprocessingGroup" xmlns:wpi="http://schemas.microsoft.com/office/word/2010/wordprocessingInk" xmlns:wne="http://schemas.microsoft.com/office/word/2006/wordml" xmlns:wps="http://schemas.microsoft.com/office/word/2010/wordprocessingShape" mc:Ignorable="w14 w15 w16se w16cid w16 w16cex w16sdtdh wp14">
   <w:abstractNum w:abstractNumId="0" w15:restartNumberingAfterBreak="0">
-    <w:nsid w:val="19D656DB"/>
+    <w:nsid w:val="0F986C53"/>
+    <w:multiLevelType w:val="multilevel"/>
+    <w:tmpl w:val="EBDA8820"/>
+    <w:lvl w:ilvl="0">
+      <w:start w:val="1"/>
+      <w:numFmt w:val="decimal"/>
+      <w:lvlText w:val="%1."/>
+      <w:lvlJc w:val="left"/>
+      <w:pPr>
+        <w:ind w:left="720" w:hanging="360"/>
+      </w:pPr>
+    </w:lvl>
+    <w:lvl w:ilvl="1">
+      <w:start w:val="1"/>
+      <w:numFmt w:val="lowerLetter"/>
+      <w:lvlText w:val="%2."/>
+      <w:lvlJc w:val="left"/>
+      <w:pPr>
+        <w:ind w:left="1440" w:hanging="360"/>
+      </w:pPr>
+    </w:lvl>
+    <w:lvl w:ilvl="2">
+      <w:start w:val="1"/>
+      <w:numFmt w:val="lowerRoman"/>
+      <w:lvlText w:val="%3."/>
+      <w:lvlJc w:val="right"/>
+      <w:pPr>
+        <w:ind w:left="2160" w:hanging="180"/>
+      </w:pPr>
+    </w:lvl>
+    <w:lvl w:ilvl="3">
+      <w:start w:val="1"/>
+      <w:numFmt w:val="decimal"/>
+      <w:lvlText w:val="%4."/>
+      <w:lvlJc w:val="left"/>
+      <w:pPr>
+        <w:ind w:left="2880" w:hanging="360"/>
+      </w:pPr>
+    </w:lvl>
+    <w:lvl w:ilvl="4">
+      <w:start w:val="1"/>
+      <w:numFmt w:val="lowerLetter"/>
+      <w:lvlText w:val="%5."/>
+      <w:lvlJc w:val="left"/>
+      <w:pPr>
+        <w:ind w:left="3600" w:hanging="360"/>
+      </w:pPr>
+    </w:lvl>
+    <w:lvl w:ilvl="5">
+      <w:start w:val="1"/>
+      <w:numFmt w:val="lowerRoman"/>
+      <w:lvlText w:val="%6."/>
+      <w:lvlJc w:val="right"/>
+      <w:pPr>
+        <w:ind w:left="4320" w:hanging="180"/>
+      </w:pPr>
+    </w:lvl>
+    <w:lvl w:ilvl="6">
+      <w:start w:val="1"/>
+      <w:numFmt w:val="decimal"/>
+      <w:lvlText w:val="%7."/>
+      <w:lvlJc w:val="left"/>
+      <w:pPr>
+        <w:ind w:left="5040" w:hanging="360"/>
+      </w:pPr>
+    </w:lvl>
+    <w:lvl w:ilvl="7">
+      <w:start w:val="1"/>
+      <w:numFmt w:val="lowerLetter"/>
+      <w:lvlText w:val="%8."/>
+      <w:lvlJc w:val="left"/>
+      <w:pPr>
+        <w:ind w:left="5760" w:hanging="360"/>
+      </w:pPr>
+    </w:lvl>
+    <w:lvl w:ilvl="8">
+      <w:start w:val="1"/>
+      <w:numFmt w:val="lowerRoman"/>
+      <w:lvlText w:val="%9."/>
+      <w:lvlJc w:val="right"/>
+      <w:pPr>
+        <w:ind w:left="6480" w:hanging="180"/>
+      </w:pPr>
+    </w:lvl>
+  </w:abstractNum>
+  <w:abstractNum w:abstractNumId="1" w15:restartNumberingAfterBreak="0">
+    <w:nsid w:val="2BA340F7"/>
     <w:multiLevelType w:val="hybridMultilevel"/>
-    <w:tmpl w:val="192864FE"/>
-    <w:lvl w:ilvl="0" w:tplc="44500EAC">
+    <w:tmpl w:val="4BDC9AB8"/>
+    <w:lvl w:ilvl="0" w:tplc="7368F338">
       <w:start w:val="1"/>
       <w:numFmt w:val="decimal"/>
       <w:lvlText w:val="%1."/>
@@ -5309,10 +6010,10 @@
       </w:pPr>
     </w:lvl>
   </w:abstractNum>
-  <w:abstractNum w:abstractNumId="1" w15:restartNumberingAfterBreak="0">
-    <w:nsid w:val="42AD22E0"/>
+  <w:abstractNum w:abstractNumId="2" w15:restartNumberingAfterBreak="0">
+    <w:nsid w:val="5726029E"/>
     <w:multiLevelType w:val="multilevel"/>
-    <w:tmpl w:val="25CAFBC6"/>
+    <w:tmpl w:val="4A588BB4"/>
     <w:lvl w:ilvl="0">
       <w:start w:val="1"/>
       <w:numFmt w:val="decimal"/>
@@ -5395,11 +6096,11 @@
       </w:pPr>
     </w:lvl>
   </w:abstractNum>
-  <w:abstractNum w:abstractNumId="2" w15:restartNumberingAfterBreak="0">
-    <w:nsid w:val="42B26703"/>
-    <w:multiLevelType w:val="multilevel"/>
-    <w:tmpl w:val="58BCA77A"/>
-    <w:lvl w:ilvl="0">
+  <w:abstractNum w:abstractNumId="3" w15:restartNumberingAfterBreak="0">
+    <w:nsid w:val="7BE859A3"/>
+    <w:multiLevelType w:val="hybridMultilevel"/>
+    <w:tmpl w:val="411C6332"/>
+    <w:lvl w:ilvl="0" w:tplc="CDF6D2C8">
       <w:start w:val="1"/>
       <w:numFmt w:val="decimal"/>
       <w:lvlText w:val="%1."/>
@@ -5407,8 +6108,12 @@
       <w:pPr>
         <w:ind w:left="720" w:hanging="360"/>
       </w:pPr>
+      <w:rPr>
+        <w:sz w:val="28"/>
+        <w:szCs w:val="28"/>
+      </w:rPr>
     </w:lvl>
-    <w:lvl w:ilvl="1">
+    <w:lvl w:ilvl="1" w:tplc="04190019" w:tentative="1">
       <w:start w:val="1"/>
       <w:numFmt w:val="lowerLetter"/>
       <w:lvlText w:val="%2."/>
@@ -5417,7 +6122,7 @@
         <w:ind w:left="1440" w:hanging="360"/>
       </w:pPr>
     </w:lvl>
-    <w:lvl w:ilvl="2">
+    <w:lvl w:ilvl="2" w:tplc="0419001B" w:tentative="1">
       <w:start w:val="1"/>
       <w:numFmt w:val="lowerRoman"/>
       <w:lvlText w:val="%3."/>
@@ -5426,7 +6131,7 @@
         <w:ind w:left="2160" w:hanging="180"/>
       </w:pPr>
     </w:lvl>
-    <w:lvl w:ilvl="3">
+    <w:lvl w:ilvl="3" w:tplc="0419000F" w:tentative="1">
       <w:start w:val="1"/>
       <w:numFmt w:val="decimal"/>
       <w:lvlText w:val="%4."/>
@@ -5435,7 +6140,7 @@
         <w:ind w:left="2880" w:hanging="360"/>
       </w:pPr>
     </w:lvl>
-    <w:lvl w:ilvl="4">
+    <w:lvl w:ilvl="4" w:tplc="04190019" w:tentative="1">
       <w:start w:val="1"/>
       <w:numFmt w:val="lowerLetter"/>
       <w:lvlText w:val="%5."/>
@@ -5444,7 +6149,7 @@
         <w:ind w:left="3600" w:hanging="360"/>
       </w:pPr>
     </w:lvl>
-    <w:lvl w:ilvl="5">
+    <w:lvl w:ilvl="5" w:tplc="0419001B" w:tentative="1">
       <w:start w:val="1"/>
       <w:numFmt w:val="lowerRoman"/>
       <w:lvlText w:val="%6."/>
@@ -5453,7 +6158,7 @@
         <w:ind w:left="4320" w:hanging="180"/>
       </w:pPr>
     </w:lvl>
-    <w:lvl w:ilvl="6">
+    <w:lvl w:ilvl="6" w:tplc="0419000F" w:tentative="1">
       <w:start w:val="1"/>
       <w:numFmt w:val="decimal"/>
       <w:lvlText w:val="%7."/>
@@ -5462,7 +6167,7 @@
         <w:ind w:left="5040" w:hanging="360"/>
       </w:pPr>
     </w:lvl>
-    <w:lvl w:ilvl="7">
+    <w:lvl w:ilvl="7" w:tplc="04190019" w:tentative="1">
       <w:start w:val="1"/>
       <w:numFmt w:val="lowerLetter"/>
       <w:lvlText w:val="%8."/>
@@ -5471,7 +6176,7 @@
         <w:ind w:left="5760" w:hanging="360"/>
       </w:pPr>
     </w:lvl>
-    <w:lvl w:ilvl="8">
+    <w:lvl w:ilvl="8" w:tplc="0419001B" w:tentative="1">
       <w:start w:val="1"/>
       <w:numFmt w:val="lowerRoman"/>
       <w:lvlText w:val="%9."/>
@@ -5482,13 +6187,16 @@
     </w:lvl>
   </w:abstractNum>
   <w:num w:numId="1">
+    <w:abstractNumId w:val="2"/>
+  </w:num>
+  <w:num w:numId="2">
+    <w:abstractNumId w:val="0"/>
+  </w:num>
+  <w:num w:numId="3">
     <w:abstractNumId w:val="1"/>
   </w:num>
-  <w:num w:numId="2">
-    <w:abstractNumId w:val="2"/>
-  </w:num>
-  <w:num w:numId="3">
-    <w:abstractNumId w:val="0"/>
+  <w:num w:numId="4">
+    <w:abstractNumId w:val="3"/>
   </w:num>
 </w:numbering>
 </file>
@@ -5919,6 +6627,7 @@
     <w:basedOn w:val="a"/>
     <w:next w:val="a"/>
     <w:uiPriority w:val="9"/>
+    <w:semiHidden/>
     <w:unhideWhenUsed/>
     <w:qFormat/>
     <w:pPr>
@@ -6223,22 +6932,13 @@
     <w:autoRedefine/>
     <w:uiPriority w:val="39"/>
     <w:unhideWhenUsed/>
-    <w:rsid w:val="00286610"/>
+    <w:rsid w:val="00766765"/>
     <w:pPr>
+      <w:tabs>
+        <w:tab w:val="right" w:leader="dot" w:pos="9344"/>
+      </w:tabs>
       <w:spacing w:after="100"/>
-    </w:pPr>
-  </w:style>
-  <w:style w:type="paragraph" w:styleId="21">
-    <w:name w:val="toc 2"/>
-    <w:basedOn w:val="a"/>
-    <w:next w:val="a"/>
-    <w:autoRedefine/>
-    <w:uiPriority w:val="39"/>
-    <w:unhideWhenUsed/>
-    <w:rsid w:val="00286610"/>
-    <w:pPr>
-      <w:spacing w:after="100"/>
-      <w:ind w:left="240"/>
+      <w:ind w:firstLine="0"/>
     </w:pPr>
   </w:style>
 </w:styles>
